--- a/fuentes/Actividad_didactica_CF1_validada.docx
+++ b/fuentes/Actividad_didactica_CF1_validada.docx
@@ -1,6 +1,6 @@
 
 <file path=word/document.xml><?xml version="1.0" encoding="utf-8"?>
-<w:document xmlns:wpc="http://schemas.microsoft.com/office/word/2010/wordprocessingCanvas" xmlns:cx="http://schemas.microsoft.com/office/drawing/2014/chartex" xmlns:cx1="http://schemas.microsoft.com/office/drawing/2015/9/8/chartex" xmlns:cx2="http://schemas.microsoft.com/office/drawing/2015/10/21/chartex" xmlns:cx3="http://schemas.microsoft.com/office/drawing/2016/5/9/chartex" xmlns:cx4="http://schemas.microsoft.com/office/drawing/2016/5/10/chartex" xmlns:cx5="http://schemas.microsoft.com/office/drawing/2016/5/11/chartex" xmlns:cx6="http://schemas.microsoft.com/office/drawing/2016/5/12/chartex" xmlns:cx7="http://schemas.microsoft.com/office/drawing/2016/5/13/chartex" xmlns:cx8="http://schemas.microsoft.com/office/drawing/2016/5/14/chartex" xmlns:mc="http://schemas.openxmlformats.org/markup-compatibility/2006" xmlns:aink="http://schemas.microsoft.com/office/drawing/2016/ink" xmlns:am3d="http://schemas.microsoft.com/office/drawing/2017/model3d" xmlns:o="urn:schemas-microsoft-com:office:office" xmlns:oel="http://schemas.microsoft.com/office/2019/extlst" xmlns:r="http://schemas.openxmlformats.org/officeDocument/2006/relationships" xmlns:m="http://schemas.openxmlformats.org/officeDocument/2006/math" xmlns:v="urn:schemas-microsoft-com:vml" xmlns:wp14="http://schemas.microsoft.com/office/word/2010/wordprocessingDrawing" xmlns:wp="http://schemas.openxmlformats.org/drawingml/2006/wordprocessingDrawing" xmlns:w10="urn:schemas-microsoft-com:office:word" xmlns:w="http://schemas.openxmlformats.org/wordprocessingml/2006/main" xmlns:w14="http://schemas.microsoft.com/office/word/2010/wordml" xmlns:w15="http://schemas.microsoft.com/office/word/2012/wordml" xmlns:w16cex="http://schemas.microsoft.com/office/word/2018/wordml/cex" xmlns:w16cid="http://schemas.microsoft.com/office/word/2016/wordml/cid" xmlns:w16="http://schemas.microsoft.com/office/word/2018/wordml" xmlns:w16du="http://schemas.microsoft.com/office/word/2023/wordml/word16du" xmlns:w16sdtdh="http://schemas.microsoft.com/office/word/2020/wordml/sdtdatahash" xmlns:w16se="http://schemas.microsoft.com/office/word/2015/wordml/symex" xmlns:wpg="http://schemas.microsoft.com/office/word/2010/wordprocessingGroup" xmlns:wpi="http://schemas.microsoft.com/office/word/2010/wordprocessingInk" xmlns:wne="http://schemas.microsoft.com/office/word/2006/wordml" xmlns:wps="http://schemas.microsoft.com/office/word/2010/wordprocessingShape" mc:Ignorable="w14 w15 w16se w16cid w16 w16cex w16sdtdh w16du wp14">
+<w:document xmlns:wpc="http://schemas.microsoft.com/office/word/2010/wordprocessingCanvas" xmlns:cx="http://schemas.microsoft.com/office/drawing/2014/chartex" xmlns:cx1="http://schemas.microsoft.com/office/drawing/2015/9/8/chartex" xmlns:cx2="http://schemas.microsoft.com/office/drawing/2015/10/21/chartex" xmlns:cx3="http://schemas.microsoft.com/office/drawing/2016/5/9/chartex" xmlns:cx4="http://schemas.microsoft.com/office/drawing/2016/5/10/chartex" xmlns:cx5="http://schemas.microsoft.com/office/drawing/2016/5/11/chartex" xmlns:cx6="http://schemas.microsoft.com/office/drawing/2016/5/12/chartex" xmlns:cx7="http://schemas.microsoft.com/office/drawing/2016/5/13/chartex" xmlns:cx8="http://schemas.microsoft.com/office/drawing/2016/5/14/chartex" xmlns:mc="http://schemas.openxmlformats.org/markup-compatibility/2006" xmlns:aink="http://schemas.microsoft.com/office/drawing/2016/ink" xmlns:am3d="http://schemas.microsoft.com/office/drawing/2017/model3d" xmlns:o="urn:schemas-microsoft-com:office:office" xmlns:oel="http://schemas.microsoft.com/office/2019/extlst" xmlns:r="http://schemas.openxmlformats.org/officeDocument/2006/relationships" xmlns:m="http://schemas.openxmlformats.org/officeDocument/2006/math" xmlns:v="urn:schemas-microsoft-com:vml" xmlns:wp14="http://schemas.microsoft.com/office/word/2010/wordprocessingDrawing" xmlns:wp="http://schemas.openxmlformats.org/drawingml/2006/wordprocessingDrawing" xmlns:w10="urn:schemas-microsoft-com:office:word" xmlns:w="http://schemas.openxmlformats.org/wordprocessingml/2006/main" xmlns:w14="http://schemas.microsoft.com/office/word/2010/wordml" xmlns:w15="http://schemas.microsoft.com/office/word/2012/wordml" xmlns:w16cex="http://schemas.microsoft.com/office/word/2018/wordml/cex" xmlns:w16cid="http://schemas.microsoft.com/office/word/2016/wordml/cid" xmlns:w16="http://schemas.microsoft.com/office/word/2018/wordml" xmlns:w16du="http://schemas.microsoft.com/office/word/2023/wordml/word16du" xmlns:w16sdtdh="http://schemas.microsoft.com/office/word/2020/wordml/sdtdatahash" xmlns:w16se="http://schemas.microsoft.com/office/word/2015/wordml/symex" xmlns:wpg="http://schemas.microsoft.com/office/word/2010/wordprocessingGroup" xmlns:wpi="http://schemas.microsoft.com/office/word/2010/wordprocessingInk" xmlns:wne="http://schemas.microsoft.com/office/word/2006/wordml" xmlns:wps="http://schemas.microsoft.com/office/word/2010/wordprocessingShape" xmlns:a="http://schemas.openxmlformats.org/drawingml/2006/main" xmlns:pic="http://schemas.openxmlformats.org/drawingml/2006/picture" mc:Ignorable="w14 w15 w16se w16cid w16 w16cex w16sdtdh w16du wp14">
   <w:body>
     <w:p>
       <w:pPr>
@@ -18,12 +18,12 @@
         <w:tblW w:w="10154" w:type="dxa"/>
         <w:tblInd w:w="-680" w:type="dxa"/>
         <w:tblBorders>
-          <w:top w:val="single" w:sz="4" w:space="0" w:color="F4B083"/>
-          <w:left w:val="single" w:sz="4" w:space="0" w:color="F4B083"/>
-          <w:bottom w:val="single" w:sz="4" w:space="0" w:color="F4B083"/>
-          <w:right w:val="single" w:sz="4" w:space="0" w:color="F4B083"/>
-          <w:insideH w:val="single" w:sz="4" w:space="0" w:color="F4B083"/>
-          <w:insideV w:val="single" w:sz="4" w:space="0" w:color="F4B083"/>
+          <w:top w:val="single" w:color="F4B083" w:sz="4" w:space="0"/>
+          <w:left w:val="single" w:color="F4B083" w:sz="4" w:space="0"/>
+          <w:bottom w:val="single" w:color="F4B083" w:sz="4" w:space="0"/>
+          <w:right w:val="single" w:color="F4B083" w:sz="4" w:space="0"/>
+          <w:insideH w:val="single" w:color="F4B083" w:sz="4" w:space="0"/>
+          <w:insideV w:val="single" w:color="F4B083" w:sz="4" w:space="0"/>
         </w:tblBorders>
         <w:tblLayout w:type="fixed"/>
         <w:tblLook w:val="04A0" w:firstRow="1" w:lastRow="0" w:firstColumn="1" w:lastColumn="0" w:noHBand="0" w:noVBand="1"/>
@@ -40,9 +40,9 @@
         </w:trPr>
         <w:tc>
           <w:tcPr>
-            <w:cnfStyle w:val="001000000000" w:firstRow="0" w:lastRow="0" w:firstColumn="1" w:lastColumn="0" w:oddVBand="0" w:evenVBand="0" w:oddHBand="0" w:evenHBand="0" w:firstRowFirstColumn="0" w:firstRowLastColumn="0" w:lastRowFirstColumn="0" w:lastRowLastColumn="0"/>
             <w:tcW w:w="10154" w:type="dxa"/>
             <w:gridSpan w:val="4"/>
+            <w:tcMar/>
           </w:tcPr>
           <w:p>
             <w:pPr>
@@ -162,9 +162,9 @@
         </w:trPr>
         <w:tc>
           <w:tcPr>
-            <w:cnfStyle w:val="001000000000" w:firstRow="0" w:lastRow="0" w:firstColumn="1" w:lastColumn="0" w:oddVBand="0" w:evenVBand="0" w:oddHBand="0" w:evenHBand="0" w:firstRowFirstColumn="0" w:firstRowLastColumn="0" w:lastRowFirstColumn="0" w:lastRowLastColumn="0"/>
             <w:tcW w:w="10154" w:type="dxa"/>
             <w:gridSpan w:val="4"/>
+            <w:tcMar/>
           </w:tcPr>
           <w:p>
             <w:pPr>
@@ -408,9 +408,9 @@
       <w:tr>
         <w:tc>
           <w:tcPr>
-            <w:cnfStyle w:val="001000000000" w:firstRow="0" w:lastRow="0" w:firstColumn="1" w:lastColumn="0" w:oddVBand="0" w:evenVBand="0" w:oddHBand="0" w:evenHBand="0" w:firstRowFirstColumn="0" w:firstRowLastColumn="0" w:lastRowFirstColumn="0" w:lastRowLastColumn="0"/>
             <w:tcW w:w="2534" w:type="dxa"/>
             <w:gridSpan w:val="2"/>
+            <w:tcMar/>
           </w:tcPr>
           <w:p>
             <w:pPr>
@@ -459,6 +459,7 @@
           <w:tcPr>
             <w:tcW w:w="7620" w:type="dxa"/>
             <w:gridSpan w:val="2"/>
+            <w:tcMar/>
           </w:tcPr>
           <w:p>
             <w:pPr>
@@ -566,9 +567,9 @@
         </w:trPr>
         <w:tc>
           <w:tcPr>
-            <w:cnfStyle w:val="001000000000" w:firstRow="0" w:lastRow="0" w:firstColumn="1" w:lastColumn="0" w:oddVBand="0" w:evenVBand="0" w:oddHBand="0" w:evenHBand="0" w:firstRowFirstColumn="0" w:firstRowLastColumn="0" w:lastRowFirstColumn="0" w:lastRowLastColumn="0"/>
             <w:tcW w:w="2534" w:type="dxa"/>
             <w:gridSpan w:val="2"/>
+            <w:tcMar/>
           </w:tcPr>
           <w:p>
             <w:pPr>
@@ -595,6 +596,7 @@
           <w:tcPr>
             <w:tcW w:w="7620" w:type="dxa"/>
             <w:gridSpan w:val="2"/>
+            <w:tcMar/>
           </w:tcPr>
           <w:p>
             <w:pPr>
@@ -622,10 +624,10 @@
       <w:tr>
         <w:tc>
           <w:tcPr>
-            <w:cnfStyle w:val="001000000000" w:firstRow="0" w:lastRow="0" w:firstColumn="1" w:lastColumn="0" w:oddVBand="0" w:evenVBand="0" w:oddHBand="0" w:evenHBand="0" w:firstRowFirstColumn="0" w:firstRowLastColumn="0" w:lastRowFirstColumn="0" w:lastRowLastColumn="0"/>
             <w:tcW w:w="2534" w:type="dxa"/>
             <w:gridSpan w:val="2"/>
             <w:shd w:val="clear" w:color="auto" w:fill="FBE5D5"/>
+            <w:tcMar/>
           </w:tcPr>
           <w:p>
             <w:pPr>
@@ -652,6 +654,7 @@
           <w:tcPr>
             <w:tcW w:w="7620" w:type="dxa"/>
             <w:gridSpan w:val="2"/>
+            <w:tcMar/>
           </w:tcPr>
           <w:p>
             <w:pPr>
@@ -683,9 +686,9 @@
         </w:trPr>
         <w:tc>
           <w:tcPr>
-            <w:cnfStyle w:val="001000000000" w:firstRow="0" w:lastRow="0" w:firstColumn="1" w:lastColumn="0" w:oddVBand="0" w:evenVBand="0" w:oddHBand="0" w:evenHBand="0" w:firstRowFirstColumn="0" w:firstRowLastColumn="0" w:lastRowFirstColumn="0" w:lastRowLastColumn="0"/>
             <w:tcW w:w="2534" w:type="dxa"/>
             <w:gridSpan w:val="2"/>
+            <w:tcMar/>
           </w:tcPr>
           <w:p>
             <w:pPr>
@@ -712,6 +715,7 @@
           <w:tcPr>
             <w:tcW w:w="7620" w:type="dxa"/>
             <w:gridSpan w:val="2"/>
+            <w:tcMar/>
           </w:tcPr>
           <w:p>
             <w:pPr>
@@ -743,10 +747,10 @@
         </w:trPr>
         <w:tc>
           <w:tcPr>
-            <w:cnfStyle w:val="001000000000" w:firstRow="0" w:lastRow="0" w:firstColumn="1" w:lastColumn="0" w:oddVBand="0" w:evenVBand="0" w:oddHBand="0" w:evenHBand="0" w:firstRowFirstColumn="0" w:firstRowLastColumn="0" w:lastRowFirstColumn="0" w:lastRowLastColumn="0"/>
             <w:tcW w:w="10154" w:type="dxa"/>
             <w:gridSpan w:val="4"/>
             <w:shd w:val="clear" w:color="auto" w:fill="FFE599"/>
+            <w:tcMar/>
           </w:tcPr>
           <w:p>
             <w:pPr>
@@ -777,9 +781,9 @@
         </w:trPr>
         <w:tc>
           <w:tcPr>
-            <w:cnfStyle w:val="001000000000" w:firstRow="0" w:lastRow="0" w:firstColumn="1" w:lastColumn="0" w:oddVBand="0" w:evenVBand="0" w:oddHBand="0" w:evenHBand="0" w:firstRowFirstColumn="0" w:firstRowLastColumn="0" w:lastRowFirstColumn="0" w:lastRowLastColumn="0"/>
             <w:tcW w:w="2534" w:type="dxa"/>
             <w:gridSpan w:val="2"/>
+            <w:tcMar/>
           </w:tcPr>
           <w:p>
             <w:pPr>
@@ -806,6 +810,7 @@
           <w:tcPr>
             <w:tcW w:w="7620" w:type="dxa"/>
             <w:gridSpan w:val="2"/>
+            <w:tcMar/>
           </w:tcPr>
           <w:p>
             <w:pPr>
@@ -841,8 +846,8 @@
         </w:trPr>
         <w:tc>
           <w:tcPr>
-            <w:cnfStyle w:val="001000000000" w:firstRow="0" w:lastRow="0" w:firstColumn="1" w:lastColumn="0" w:oddVBand="0" w:evenVBand="0" w:oddHBand="0" w:evenHBand="0" w:firstRowFirstColumn="0" w:firstRowLastColumn="0" w:lastRowFirstColumn="0" w:lastRowLastColumn="0"/>
             <w:tcW w:w="1267" w:type="dxa"/>
+            <w:tcMar/>
           </w:tcPr>
           <w:p>
             <w:pPr>
@@ -869,7 +874,8 @@
           <w:tcPr>
             <w:tcW w:w="6727" w:type="dxa"/>
             <w:gridSpan w:val="2"/>
-            <w:shd w:val="clear" w:color="auto" w:fill="FFFFFF"/>
+            <w:shd w:val="clear" w:color="auto" w:fill="FFFFFF" w:themeFill="background1"/>
+            <w:tcMar/>
           </w:tcPr>
           <w:p>
             <w:pPr>
@@ -895,7 +901,8 @@
         <w:tc>
           <w:tcPr>
             <w:tcW w:w="2160" w:type="dxa"/>
-            <w:shd w:val="clear" w:color="auto" w:fill="FFFFFF"/>
+            <w:shd w:val="clear" w:color="auto" w:fill="FFFFFF" w:themeFill="background1"/>
+            <w:tcMar/>
           </w:tcPr>
           <w:p>
             <w:pPr>
@@ -919,8 +926,8 @@
         </w:trPr>
         <w:tc>
           <w:tcPr>
-            <w:cnfStyle w:val="001000000000" w:firstRow="0" w:lastRow="0" w:firstColumn="1" w:lastColumn="0" w:oddVBand="0" w:evenVBand="0" w:oddHBand="0" w:evenHBand="0" w:firstRowFirstColumn="0" w:firstRowLastColumn="0" w:lastRowFirstColumn="0" w:lastRowLastColumn="0"/>
             <w:tcW w:w="1267" w:type="dxa"/>
+            <w:tcMar/>
           </w:tcPr>
           <w:p>
             <w:pPr>
@@ -947,7 +954,8 @@
           <w:tcPr>
             <w:tcW w:w="6727" w:type="dxa"/>
             <w:gridSpan w:val="2"/>
-            <w:shd w:val="clear" w:color="auto" w:fill="FFFFFF"/>
+            <w:shd w:val="clear" w:color="auto" w:fill="FFFFFF" w:themeFill="background1"/>
+            <w:tcMar/>
           </w:tcPr>
           <w:p>
             <w:pPr>
@@ -973,7 +981,8 @@
         <w:tc>
           <w:tcPr>
             <w:tcW w:w="2160" w:type="dxa"/>
-            <w:shd w:val="clear" w:color="auto" w:fill="FFFFFF"/>
+            <w:shd w:val="clear" w:color="auto" w:fill="FFFFFF" w:themeFill="background1"/>
+            <w:tcMar/>
           </w:tcPr>
           <w:p>
             <w:pPr>
@@ -1005,8 +1014,8 @@
         </w:trPr>
         <w:tc>
           <w:tcPr>
-            <w:cnfStyle w:val="001000000000" w:firstRow="0" w:lastRow="0" w:firstColumn="1" w:lastColumn="0" w:oddVBand="0" w:evenVBand="0" w:oddHBand="0" w:evenHBand="0" w:firstRowFirstColumn="0" w:firstRowLastColumn="0" w:lastRowFirstColumn="0" w:lastRowLastColumn="0"/>
             <w:tcW w:w="1267" w:type="dxa"/>
+            <w:tcMar/>
           </w:tcPr>
           <w:p>
             <w:pPr>
@@ -1033,7 +1042,8 @@
           <w:tcPr>
             <w:tcW w:w="6727" w:type="dxa"/>
             <w:gridSpan w:val="2"/>
-            <w:shd w:val="clear" w:color="auto" w:fill="FFFFFF"/>
+            <w:shd w:val="clear" w:color="auto" w:fill="FFFFFF" w:themeFill="background1"/>
+            <w:tcMar/>
           </w:tcPr>
           <w:p>
             <w:pPr>
@@ -1059,7 +1069,8 @@
         <w:tc>
           <w:tcPr>
             <w:tcW w:w="2160" w:type="dxa"/>
-            <w:shd w:val="clear" w:color="auto" w:fill="FFFFFF"/>
+            <w:shd w:val="clear" w:color="auto" w:fill="FFFFFF" w:themeFill="background1"/>
+            <w:tcMar/>
           </w:tcPr>
           <w:p>
             <w:pPr>
@@ -1083,8 +1094,8 @@
         </w:trPr>
         <w:tc>
           <w:tcPr>
-            <w:cnfStyle w:val="001000000000" w:firstRow="0" w:lastRow="0" w:firstColumn="1" w:lastColumn="0" w:oddVBand="0" w:evenVBand="0" w:oddHBand="0" w:evenHBand="0" w:firstRowFirstColumn="0" w:firstRowLastColumn="0" w:lastRowFirstColumn="0" w:lastRowLastColumn="0"/>
             <w:tcW w:w="1267" w:type="dxa"/>
+            <w:tcMar/>
           </w:tcPr>
           <w:p>
             <w:pPr>
@@ -1111,7 +1122,8 @@
           <w:tcPr>
             <w:tcW w:w="6727" w:type="dxa"/>
             <w:gridSpan w:val="2"/>
-            <w:shd w:val="clear" w:color="auto" w:fill="FFFFFF"/>
+            <w:shd w:val="clear" w:color="auto" w:fill="FFFFFF" w:themeFill="background1"/>
+            <w:tcMar/>
           </w:tcPr>
           <w:p>
             <w:pPr>
@@ -1137,7 +1149,8 @@
         <w:tc>
           <w:tcPr>
             <w:tcW w:w="2160" w:type="dxa"/>
-            <w:shd w:val="clear" w:color="auto" w:fill="FFFFFF"/>
+            <w:shd w:val="clear" w:color="auto" w:fill="FFFFFF" w:themeFill="background1"/>
+            <w:tcMar/>
           </w:tcPr>
           <w:p>
             <w:pPr>
@@ -1160,10 +1173,10 @@
         </w:trPr>
         <w:tc>
           <w:tcPr>
-            <w:cnfStyle w:val="001000000000" w:firstRow="0" w:lastRow="0" w:firstColumn="1" w:lastColumn="0" w:oddVBand="0" w:evenVBand="0" w:oddHBand="0" w:evenHBand="0" w:firstRowFirstColumn="0" w:firstRowLastColumn="0" w:lastRowFirstColumn="0" w:lastRowLastColumn="0"/>
             <w:tcW w:w="2534" w:type="dxa"/>
             <w:gridSpan w:val="2"/>
             <w:shd w:val="clear" w:color="auto" w:fill="FBE5D5"/>
+            <w:tcMar/>
           </w:tcPr>
           <w:p>
             <w:pPr>
@@ -1190,7 +1203,8 @@
           <w:tcPr>
             <w:tcW w:w="7620" w:type="dxa"/>
             <w:gridSpan w:val="2"/>
-            <w:shd w:val="clear" w:color="auto" w:fill="FFFFFF"/>
+            <w:shd w:val="clear" w:color="auto" w:fill="FFFFFF" w:themeFill="background1"/>
+            <w:tcMar/>
           </w:tcPr>
           <w:p>
             <w:pPr>
@@ -1224,9 +1238,9 @@
         </w:trPr>
         <w:tc>
           <w:tcPr>
-            <w:cnfStyle w:val="001000000000" w:firstRow="0" w:lastRow="0" w:firstColumn="1" w:lastColumn="0" w:oddVBand="0" w:evenVBand="0" w:oddHBand="0" w:evenHBand="0" w:firstRowFirstColumn="0" w:firstRowLastColumn="0" w:lastRowFirstColumn="0" w:lastRowLastColumn="0"/>
             <w:tcW w:w="2534" w:type="dxa"/>
             <w:gridSpan w:val="2"/>
+            <w:tcMar/>
           </w:tcPr>
           <w:p>
             <w:pPr>
@@ -1253,7 +1267,8 @@
           <w:tcPr>
             <w:tcW w:w="7620" w:type="dxa"/>
             <w:gridSpan w:val="2"/>
-            <w:shd w:val="clear" w:color="auto" w:fill="FFFFFF"/>
+            <w:shd w:val="clear" w:color="auto" w:fill="FFFFFF" w:themeFill="background1"/>
+            <w:tcMar/>
           </w:tcPr>
           <w:p>
             <w:pPr>
@@ -1285,10 +1300,10 @@
         </w:trPr>
         <w:tc>
           <w:tcPr>
-            <w:cnfStyle w:val="001000000000" w:firstRow="0" w:lastRow="0" w:firstColumn="1" w:lastColumn="0" w:oddVBand="0" w:evenVBand="0" w:oddHBand="0" w:evenHBand="0" w:firstRowFirstColumn="0" w:firstRowLastColumn="0" w:lastRowFirstColumn="0" w:lastRowLastColumn="0"/>
             <w:tcW w:w="2534" w:type="dxa"/>
             <w:gridSpan w:val="2"/>
             <w:shd w:val="clear" w:color="auto" w:fill="FBE5D5"/>
+            <w:tcMar/>
           </w:tcPr>
           <w:p>
             <w:pPr>
@@ -1316,6 +1331,7 @@
             <w:tcW w:w="7620" w:type="dxa"/>
             <w:gridSpan w:val="2"/>
             <w:shd w:val="clear" w:color="auto" w:fill="FBE5D5"/>
+            <w:tcMar/>
           </w:tcPr>
           <w:p>
             <w:pPr>
@@ -1354,8 +1370,8 @@
         </w:trPr>
         <w:tc>
           <w:tcPr>
-            <w:cnfStyle w:val="001000000000" w:firstRow="0" w:lastRow="0" w:firstColumn="1" w:lastColumn="0" w:oddVBand="0" w:evenVBand="0" w:oddHBand="0" w:evenHBand="0" w:firstRowFirstColumn="0" w:firstRowLastColumn="0" w:lastRowFirstColumn="0" w:lastRowLastColumn="0"/>
             <w:tcW w:w="1267" w:type="dxa"/>
+            <w:tcMar/>
           </w:tcPr>
           <w:p>
             <w:pPr>
@@ -1383,6 +1399,7 @@
           <w:tcPr>
             <w:tcW w:w="6727" w:type="dxa"/>
             <w:gridSpan w:val="2"/>
+            <w:tcMar/>
           </w:tcPr>
           <w:p>
             <w:pPr>
@@ -1408,6 +1425,7 @@
         <w:tc>
           <w:tcPr>
             <w:tcW w:w="2160" w:type="dxa"/>
+            <w:tcMar/>
           </w:tcPr>
           <w:p>
             <w:pPr>
@@ -1430,8 +1448,8 @@
         </w:trPr>
         <w:tc>
           <w:tcPr>
-            <w:cnfStyle w:val="001000000000" w:firstRow="0" w:lastRow="0" w:firstColumn="1" w:lastColumn="0" w:oddVBand="0" w:evenVBand="0" w:oddHBand="0" w:evenHBand="0" w:firstRowFirstColumn="0" w:firstRowLastColumn="0" w:lastRowFirstColumn="0" w:lastRowLastColumn="0"/>
             <w:tcW w:w="1267" w:type="dxa"/>
+            <w:tcMar/>
           </w:tcPr>
           <w:p>
             <w:pPr>
@@ -1458,6 +1476,7 @@
           <w:tcPr>
             <w:tcW w:w="6727" w:type="dxa"/>
             <w:gridSpan w:val="2"/>
+            <w:tcMar/>
           </w:tcPr>
           <w:p>
             <w:pPr>
@@ -1483,6 +1502,7 @@
         <w:tc>
           <w:tcPr>
             <w:tcW w:w="2160" w:type="dxa"/>
+            <w:tcMar/>
           </w:tcPr>
           <w:p>
             <w:pPr>
@@ -1506,8 +1526,8 @@
         </w:trPr>
         <w:tc>
           <w:tcPr>
-            <w:cnfStyle w:val="001000000000" w:firstRow="0" w:lastRow="0" w:firstColumn="1" w:lastColumn="0" w:oddVBand="0" w:evenVBand="0" w:oddHBand="0" w:evenHBand="0" w:firstRowFirstColumn="0" w:firstRowLastColumn="0" w:lastRowFirstColumn="0" w:lastRowLastColumn="0"/>
             <w:tcW w:w="1267" w:type="dxa"/>
+            <w:tcMar/>
           </w:tcPr>
           <w:p>
             <w:pPr>
@@ -1534,6 +1554,7 @@
           <w:tcPr>
             <w:tcW w:w="6727" w:type="dxa"/>
             <w:gridSpan w:val="2"/>
+            <w:tcMar/>
           </w:tcPr>
           <w:p>
             <w:pPr>
@@ -1559,6 +1580,7 @@
         <w:tc>
           <w:tcPr>
             <w:tcW w:w="2160" w:type="dxa"/>
+            <w:tcMar/>
           </w:tcPr>
           <w:p>
             <w:pPr>
@@ -1590,8 +1612,8 @@
         </w:trPr>
         <w:tc>
           <w:tcPr>
-            <w:cnfStyle w:val="001000000000" w:firstRow="0" w:lastRow="0" w:firstColumn="1" w:lastColumn="0" w:oddVBand="0" w:evenVBand="0" w:oddHBand="0" w:evenHBand="0" w:firstRowFirstColumn="0" w:firstRowLastColumn="0" w:lastRowFirstColumn="0" w:lastRowLastColumn="0"/>
             <w:tcW w:w="1267" w:type="dxa"/>
+            <w:tcMar/>
           </w:tcPr>
           <w:p>
             <w:pPr>
@@ -1618,6 +1640,7 @@
           <w:tcPr>
             <w:tcW w:w="6727" w:type="dxa"/>
             <w:gridSpan w:val="2"/>
+            <w:tcMar/>
           </w:tcPr>
           <w:p>
             <w:pPr>
@@ -1643,6 +1666,7 @@
         <w:tc>
           <w:tcPr>
             <w:tcW w:w="2160" w:type="dxa"/>
+            <w:tcMar/>
           </w:tcPr>
           <w:p>
             <w:pPr>
@@ -1666,9 +1690,9 @@
         </w:trPr>
         <w:tc>
           <w:tcPr>
-            <w:cnfStyle w:val="001000000000" w:firstRow="0" w:lastRow="0" w:firstColumn="1" w:lastColumn="0" w:oddVBand="0" w:evenVBand="0" w:oddHBand="0" w:evenHBand="0" w:firstRowFirstColumn="0" w:firstRowLastColumn="0" w:lastRowFirstColumn="0" w:lastRowLastColumn="0"/>
             <w:tcW w:w="2534" w:type="dxa"/>
             <w:gridSpan w:val="2"/>
+            <w:tcMar/>
           </w:tcPr>
           <w:p>
             <w:pPr>
@@ -1695,7 +1719,8 @@
           <w:tcPr>
             <w:tcW w:w="7620" w:type="dxa"/>
             <w:gridSpan w:val="2"/>
-            <w:shd w:val="clear" w:color="auto" w:fill="FFFFFF"/>
+            <w:shd w:val="clear" w:color="auto" w:fill="FFFFFF" w:themeFill="background1"/>
+            <w:tcMar/>
           </w:tcPr>
           <w:p>
             <w:pPr>
@@ -1728,10 +1753,10 @@
         </w:trPr>
         <w:tc>
           <w:tcPr>
-            <w:cnfStyle w:val="001000000000" w:firstRow="0" w:lastRow="0" w:firstColumn="1" w:lastColumn="0" w:oddVBand="0" w:evenVBand="0" w:oddHBand="0" w:evenHBand="0" w:firstRowFirstColumn="0" w:firstRowLastColumn="0" w:lastRowFirstColumn="0" w:lastRowLastColumn="0"/>
             <w:tcW w:w="2534" w:type="dxa"/>
             <w:gridSpan w:val="2"/>
             <w:shd w:val="clear" w:color="auto" w:fill="FBE5D5"/>
+            <w:tcMar/>
           </w:tcPr>
           <w:p>
             <w:pPr>
@@ -1758,7 +1783,8 @@
           <w:tcPr>
             <w:tcW w:w="7620" w:type="dxa"/>
             <w:gridSpan w:val="2"/>
-            <w:shd w:val="clear" w:color="auto" w:fill="FFFFFF"/>
+            <w:shd w:val="clear" w:color="auto" w:fill="FFFFFF" w:themeFill="background1"/>
+            <w:tcMar/>
           </w:tcPr>
           <w:p>
             <w:pPr>
@@ -1791,9 +1817,9 @@
         </w:trPr>
         <w:tc>
           <w:tcPr>
-            <w:cnfStyle w:val="001000000000" w:firstRow="0" w:lastRow="0" w:firstColumn="1" w:lastColumn="0" w:oddVBand="0" w:evenVBand="0" w:oddHBand="0" w:evenHBand="0" w:firstRowFirstColumn="0" w:firstRowLastColumn="0" w:lastRowFirstColumn="0" w:lastRowLastColumn="0"/>
             <w:tcW w:w="2534" w:type="dxa"/>
             <w:gridSpan w:val="2"/>
+            <w:tcMar/>
           </w:tcPr>
           <w:p>
             <w:pPr>
@@ -1820,6 +1846,7 @@
           <w:tcPr>
             <w:tcW w:w="7620" w:type="dxa"/>
             <w:gridSpan w:val="2"/>
+            <w:tcMar/>
           </w:tcPr>
           <w:p>
             <w:pPr>
@@ -1854,8 +1881,8 @@
         </w:trPr>
         <w:tc>
           <w:tcPr>
-            <w:cnfStyle w:val="001000000000" w:firstRow="0" w:lastRow="0" w:firstColumn="1" w:lastColumn="0" w:oddVBand="0" w:evenVBand="0" w:oddHBand="0" w:evenHBand="0" w:firstRowFirstColumn="0" w:firstRowLastColumn="0" w:lastRowFirstColumn="0" w:lastRowLastColumn="0"/>
             <w:tcW w:w="1267" w:type="dxa"/>
+            <w:tcMar/>
           </w:tcPr>
           <w:p>
             <w:pPr>
@@ -1882,6 +1909,7 @@
           <w:tcPr>
             <w:tcW w:w="6727" w:type="dxa"/>
             <w:gridSpan w:val="2"/>
+            <w:tcMar/>
           </w:tcPr>
           <w:p>
             <w:pPr>
@@ -1907,6 +1935,7 @@
         <w:tc>
           <w:tcPr>
             <w:tcW w:w="2160" w:type="dxa"/>
+            <w:tcMar/>
           </w:tcPr>
           <w:p>
             <w:pPr>
@@ -1930,8 +1959,8 @@
         </w:trPr>
         <w:tc>
           <w:tcPr>
-            <w:cnfStyle w:val="001000000000" w:firstRow="0" w:lastRow="0" w:firstColumn="1" w:lastColumn="0" w:oddVBand="0" w:evenVBand="0" w:oddHBand="0" w:evenHBand="0" w:firstRowFirstColumn="0" w:firstRowLastColumn="0" w:lastRowFirstColumn="0" w:lastRowLastColumn="0"/>
             <w:tcW w:w="1267" w:type="dxa"/>
+            <w:tcMar/>
           </w:tcPr>
           <w:p>
             <w:pPr>
@@ -1958,6 +1987,7 @@
           <w:tcPr>
             <w:tcW w:w="6727" w:type="dxa"/>
             <w:gridSpan w:val="2"/>
+            <w:tcMar/>
           </w:tcPr>
           <w:p>
             <w:pPr>
@@ -1983,6 +2013,7 @@
         <w:tc>
           <w:tcPr>
             <w:tcW w:w="2160" w:type="dxa"/>
+            <w:tcMar/>
           </w:tcPr>
           <w:p>
             <w:pPr>
@@ -2014,8 +2045,8 @@
         </w:trPr>
         <w:tc>
           <w:tcPr>
-            <w:cnfStyle w:val="001000000000" w:firstRow="0" w:lastRow="0" w:firstColumn="1" w:lastColumn="0" w:oddVBand="0" w:evenVBand="0" w:oddHBand="0" w:evenHBand="0" w:firstRowFirstColumn="0" w:firstRowLastColumn="0" w:lastRowFirstColumn="0" w:lastRowLastColumn="0"/>
             <w:tcW w:w="1267" w:type="dxa"/>
+            <w:tcMar/>
           </w:tcPr>
           <w:p>
             <w:pPr>
@@ -2042,6 +2073,7 @@
           <w:tcPr>
             <w:tcW w:w="6727" w:type="dxa"/>
             <w:gridSpan w:val="2"/>
+            <w:tcMar/>
           </w:tcPr>
           <w:p>
             <w:pPr>
@@ -2067,6 +2099,7 @@
         <w:tc>
           <w:tcPr>
             <w:tcW w:w="2160" w:type="dxa"/>
+            <w:tcMar/>
           </w:tcPr>
           <w:p>
             <w:pPr>
@@ -2090,8 +2123,8 @@
         </w:trPr>
         <w:tc>
           <w:tcPr>
-            <w:cnfStyle w:val="001000000000" w:firstRow="0" w:lastRow="0" w:firstColumn="1" w:lastColumn="0" w:oddVBand="0" w:evenVBand="0" w:oddHBand="0" w:evenHBand="0" w:firstRowFirstColumn="0" w:firstRowLastColumn="0" w:lastRowFirstColumn="0" w:lastRowLastColumn="0"/>
             <w:tcW w:w="1267" w:type="dxa"/>
+            <w:tcMar/>
           </w:tcPr>
           <w:p>
             <w:pPr>
@@ -2118,6 +2151,7 @@
           <w:tcPr>
             <w:tcW w:w="6727" w:type="dxa"/>
             <w:gridSpan w:val="2"/>
+            <w:tcMar/>
           </w:tcPr>
           <w:p>
             <w:pPr>
@@ -2143,6 +2177,7 @@
         <w:tc>
           <w:tcPr>
             <w:tcW w:w="2160" w:type="dxa"/>
+            <w:tcMar/>
           </w:tcPr>
           <w:p>
             <w:pPr>
@@ -2165,10 +2200,10 @@
         </w:trPr>
         <w:tc>
           <w:tcPr>
-            <w:cnfStyle w:val="001000000000" w:firstRow="0" w:lastRow="0" w:firstColumn="1" w:lastColumn="0" w:oddVBand="0" w:evenVBand="0" w:oddHBand="0" w:evenHBand="0" w:firstRowFirstColumn="0" w:firstRowLastColumn="0" w:lastRowFirstColumn="0" w:lastRowLastColumn="0"/>
             <w:tcW w:w="2534" w:type="dxa"/>
             <w:gridSpan w:val="2"/>
             <w:shd w:val="clear" w:color="auto" w:fill="FBE5D5"/>
+            <w:tcMar/>
           </w:tcPr>
           <w:p>
             <w:pPr>
@@ -2195,7 +2230,8 @@
           <w:tcPr>
             <w:tcW w:w="7620" w:type="dxa"/>
             <w:gridSpan w:val="2"/>
-            <w:shd w:val="clear" w:color="auto" w:fill="FFFFFF"/>
+            <w:shd w:val="clear" w:color="auto" w:fill="FFFFFF" w:themeFill="background1"/>
+            <w:tcMar/>
           </w:tcPr>
           <w:p>
             <w:pPr>
@@ -2229,9 +2265,9 @@
         </w:trPr>
         <w:tc>
           <w:tcPr>
-            <w:cnfStyle w:val="001000000000" w:firstRow="0" w:lastRow="0" w:firstColumn="1" w:lastColumn="0" w:oddVBand="0" w:evenVBand="0" w:oddHBand="0" w:evenHBand="0" w:firstRowFirstColumn="0" w:firstRowLastColumn="0" w:lastRowFirstColumn="0" w:lastRowLastColumn="0"/>
             <w:tcW w:w="2534" w:type="dxa"/>
             <w:gridSpan w:val="2"/>
+            <w:tcMar/>
           </w:tcPr>
           <w:p>
             <w:pPr>
@@ -2258,7 +2294,8 @@
           <w:tcPr>
             <w:tcW w:w="7620" w:type="dxa"/>
             <w:gridSpan w:val="2"/>
-            <w:shd w:val="clear" w:color="auto" w:fill="FFFFFF"/>
+            <w:shd w:val="clear" w:color="auto" w:fill="FFFFFF" w:themeFill="background1"/>
+            <w:tcMar/>
           </w:tcPr>
           <w:p>
             <w:pPr>
@@ -2290,10 +2327,10 @@
         </w:trPr>
         <w:tc>
           <w:tcPr>
-            <w:cnfStyle w:val="001000000000" w:firstRow="0" w:lastRow="0" w:firstColumn="1" w:lastColumn="0" w:oddVBand="0" w:evenVBand="0" w:oddHBand="0" w:evenHBand="0" w:firstRowFirstColumn="0" w:firstRowLastColumn="0" w:lastRowFirstColumn="0" w:lastRowLastColumn="0"/>
             <w:tcW w:w="2534" w:type="dxa"/>
             <w:gridSpan w:val="2"/>
             <w:shd w:val="clear" w:color="auto" w:fill="FBE5D5"/>
+            <w:tcMar/>
           </w:tcPr>
           <w:p>
             <w:pPr>
@@ -2321,6 +2358,7 @@
             <w:tcW w:w="7620" w:type="dxa"/>
             <w:gridSpan w:val="2"/>
             <w:shd w:val="clear" w:color="auto" w:fill="FBE5D5"/>
+            <w:tcMar/>
           </w:tcPr>
           <w:p>
             <w:pPr>
@@ -2356,8 +2394,8 @@
         </w:trPr>
         <w:tc>
           <w:tcPr>
-            <w:cnfStyle w:val="001000000000" w:firstRow="0" w:lastRow="0" w:firstColumn="1" w:lastColumn="0" w:oddVBand="0" w:evenVBand="0" w:oddHBand="0" w:evenHBand="0" w:firstRowFirstColumn="0" w:firstRowLastColumn="0" w:lastRowFirstColumn="0" w:lastRowLastColumn="0"/>
             <w:tcW w:w="1267" w:type="dxa"/>
+            <w:tcMar/>
           </w:tcPr>
           <w:p>
             <w:pPr>
@@ -2384,7 +2422,8 @@
           <w:tcPr>
             <w:tcW w:w="6727" w:type="dxa"/>
             <w:gridSpan w:val="2"/>
-            <w:shd w:val="clear" w:color="auto" w:fill="FFFFFF"/>
+            <w:shd w:val="clear" w:color="auto" w:fill="FFFFFF" w:themeFill="background1"/>
+            <w:tcMar/>
           </w:tcPr>
           <w:p>
             <w:pPr>
@@ -2410,7 +2449,8 @@
         <w:tc>
           <w:tcPr>
             <w:tcW w:w="2160" w:type="dxa"/>
-            <w:shd w:val="clear" w:color="auto" w:fill="FFFFFF"/>
+            <w:shd w:val="clear" w:color="auto" w:fill="FFFFFF" w:themeFill="background1"/>
+            <w:tcMar/>
           </w:tcPr>
           <w:p>
             <w:pPr>
@@ -2433,8 +2473,8 @@
         </w:trPr>
         <w:tc>
           <w:tcPr>
-            <w:cnfStyle w:val="001000000000" w:firstRow="0" w:lastRow="0" w:firstColumn="1" w:lastColumn="0" w:oddVBand="0" w:evenVBand="0" w:oddHBand="0" w:evenHBand="0" w:firstRowFirstColumn="0" w:firstRowLastColumn="0" w:lastRowFirstColumn="0" w:lastRowLastColumn="0"/>
             <w:tcW w:w="1267" w:type="dxa"/>
+            <w:tcMar/>
           </w:tcPr>
           <w:p>
             <w:pPr>
@@ -2461,7 +2501,8 @@
           <w:tcPr>
             <w:tcW w:w="6727" w:type="dxa"/>
             <w:gridSpan w:val="2"/>
-            <w:shd w:val="clear" w:color="auto" w:fill="FFFFFF"/>
+            <w:shd w:val="clear" w:color="auto" w:fill="FFFFFF" w:themeFill="background1"/>
+            <w:tcMar/>
           </w:tcPr>
           <w:p>
             <w:pPr>
@@ -2487,7 +2528,8 @@
         <w:tc>
           <w:tcPr>
             <w:tcW w:w="2160" w:type="dxa"/>
-            <w:shd w:val="clear" w:color="auto" w:fill="FFFFFF"/>
+            <w:shd w:val="clear" w:color="auto" w:fill="FFFFFF" w:themeFill="background1"/>
+            <w:tcMar/>
           </w:tcPr>
           <w:p>
             <w:pPr>
@@ -2511,8 +2553,8 @@
         </w:trPr>
         <w:tc>
           <w:tcPr>
-            <w:cnfStyle w:val="001000000000" w:firstRow="0" w:lastRow="0" w:firstColumn="1" w:lastColumn="0" w:oddVBand="0" w:evenVBand="0" w:oddHBand="0" w:evenHBand="0" w:firstRowFirstColumn="0" w:firstRowLastColumn="0" w:lastRowFirstColumn="0" w:lastRowLastColumn="0"/>
             <w:tcW w:w="1267" w:type="dxa"/>
+            <w:tcMar/>
           </w:tcPr>
           <w:p>
             <w:pPr>
@@ -2539,7 +2581,8 @@
           <w:tcPr>
             <w:tcW w:w="6727" w:type="dxa"/>
             <w:gridSpan w:val="2"/>
-            <w:shd w:val="clear" w:color="auto" w:fill="FFFFFF"/>
+            <w:shd w:val="clear" w:color="auto" w:fill="FFFFFF" w:themeFill="background1"/>
+            <w:tcMar/>
           </w:tcPr>
           <w:p>
             <w:pPr>
@@ -2565,7 +2608,8 @@
         <w:tc>
           <w:tcPr>
             <w:tcW w:w="2160" w:type="dxa"/>
-            <w:shd w:val="clear" w:color="auto" w:fill="FFFFFF"/>
+            <w:shd w:val="clear" w:color="auto" w:fill="FFFFFF" w:themeFill="background1"/>
+            <w:tcMar/>
           </w:tcPr>
           <w:p>
             <w:pPr>
@@ -2597,8 +2641,8 @@
         </w:trPr>
         <w:tc>
           <w:tcPr>
-            <w:cnfStyle w:val="001000000000" w:firstRow="0" w:lastRow="0" w:firstColumn="1" w:lastColumn="0" w:oddVBand="0" w:evenVBand="0" w:oddHBand="0" w:evenHBand="0" w:firstRowFirstColumn="0" w:firstRowLastColumn="0" w:lastRowFirstColumn="0" w:lastRowLastColumn="0"/>
             <w:tcW w:w="1267" w:type="dxa"/>
+            <w:tcMar/>
           </w:tcPr>
           <w:p>
             <w:pPr>
@@ -2625,7 +2669,8 @@
           <w:tcPr>
             <w:tcW w:w="6727" w:type="dxa"/>
             <w:gridSpan w:val="2"/>
-            <w:shd w:val="clear" w:color="auto" w:fill="FFFFFF"/>
+            <w:shd w:val="clear" w:color="auto" w:fill="FFFFFF" w:themeFill="background1"/>
+            <w:tcMar/>
           </w:tcPr>
           <w:p>
             <w:pPr>
@@ -2651,7 +2696,8 @@
         <w:tc>
           <w:tcPr>
             <w:tcW w:w="2160" w:type="dxa"/>
-            <w:shd w:val="clear" w:color="auto" w:fill="FFFFFF"/>
+            <w:shd w:val="clear" w:color="auto" w:fill="FFFFFF" w:themeFill="background1"/>
+            <w:tcMar/>
           </w:tcPr>
           <w:p>
             <w:pPr>
@@ -2675,9 +2721,9 @@
         </w:trPr>
         <w:tc>
           <w:tcPr>
-            <w:cnfStyle w:val="001000000000" w:firstRow="0" w:lastRow="0" w:firstColumn="1" w:lastColumn="0" w:oddVBand="0" w:evenVBand="0" w:oddHBand="0" w:evenHBand="0" w:firstRowFirstColumn="0" w:firstRowLastColumn="0" w:lastRowFirstColumn="0" w:lastRowLastColumn="0"/>
             <w:tcW w:w="2534" w:type="dxa"/>
             <w:gridSpan w:val="2"/>
+            <w:tcMar/>
           </w:tcPr>
           <w:p>
             <w:pPr>
@@ -2704,7 +2750,8 @@
           <w:tcPr>
             <w:tcW w:w="7620" w:type="dxa"/>
             <w:gridSpan w:val="2"/>
-            <w:shd w:val="clear" w:color="auto" w:fill="FFFFFF"/>
+            <w:shd w:val="clear" w:color="auto" w:fill="FFFFFF" w:themeFill="background1"/>
+            <w:tcMar/>
           </w:tcPr>
           <w:p>
             <w:pPr>
@@ -2737,10 +2784,10 @@
         </w:trPr>
         <w:tc>
           <w:tcPr>
-            <w:cnfStyle w:val="001000000000" w:firstRow="0" w:lastRow="0" w:firstColumn="1" w:lastColumn="0" w:oddVBand="0" w:evenVBand="0" w:oddHBand="0" w:evenHBand="0" w:firstRowFirstColumn="0" w:firstRowLastColumn="0" w:lastRowFirstColumn="0" w:lastRowLastColumn="0"/>
             <w:tcW w:w="2534" w:type="dxa"/>
             <w:gridSpan w:val="2"/>
             <w:shd w:val="clear" w:color="auto" w:fill="FBE5D5"/>
+            <w:tcMar/>
           </w:tcPr>
           <w:p>
             <w:pPr>
@@ -2767,7 +2814,8 @@
           <w:tcPr>
             <w:tcW w:w="7620" w:type="dxa"/>
             <w:gridSpan w:val="2"/>
-            <w:shd w:val="clear" w:color="auto" w:fill="FFFFFF"/>
+            <w:shd w:val="clear" w:color="auto" w:fill="FFFFFF" w:themeFill="background1"/>
+            <w:tcMar/>
           </w:tcPr>
           <w:p>
             <w:pPr>
@@ -2800,9 +2848,9 @@
         </w:trPr>
         <w:tc>
           <w:tcPr>
-            <w:cnfStyle w:val="001000000000" w:firstRow="0" w:lastRow="0" w:firstColumn="1" w:lastColumn="0" w:oddVBand="0" w:evenVBand="0" w:oddHBand="0" w:evenHBand="0" w:firstRowFirstColumn="0" w:firstRowLastColumn="0" w:lastRowFirstColumn="0" w:lastRowLastColumn="0"/>
             <w:tcW w:w="2534" w:type="dxa"/>
             <w:gridSpan w:val="2"/>
+            <w:tcMar/>
           </w:tcPr>
           <w:p>
             <w:pPr>
@@ -2829,6 +2877,7 @@
           <w:tcPr>
             <w:tcW w:w="7620" w:type="dxa"/>
             <w:gridSpan w:val="2"/>
+            <w:tcMar/>
           </w:tcPr>
           <w:p>
             <w:pPr>
@@ -2863,8 +2912,8 @@
         </w:trPr>
         <w:tc>
           <w:tcPr>
-            <w:cnfStyle w:val="001000000000" w:firstRow="0" w:lastRow="0" w:firstColumn="1" w:lastColumn="0" w:oddVBand="0" w:evenVBand="0" w:oddHBand="0" w:evenHBand="0" w:firstRowFirstColumn="0" w:firstRowLastColumn="0" w:lastRowFirstColumn="0" w:lastRowLastColumn="0"/>
             <w:tcW w:w="1267" w:type="dxa"/>
+            <w:tcMar/>
           </w:tcPr>
           <w:p>
             <w:pPr>
@@ -2891,7 +2940,8 @@
           <w:tcPr>
             <w:tcW w:w="6727" w:type="dxa"/>
             <w:gridSpan w:val="2"/>
-            <w:shd w:val="clear" w:color="auto" w:fill="FFFFFF"/>
+            <w:shd w:val="clear" w:color="auto" w:fill="FFFFFF" w:themeFill="background1"/>
+            <w:tcMar/>
           </w:tcPr>
           <w:p>
             <w:pPr>
@@ -2917,7 +2967,8 @@
         <w:tc>
           <w:tcPr>
             <w:tcW w:w="2160" w:type="dxa"/>
-            <w:shd w:val="clear" w:color="auto" w:fill="FFFFFF"/>
+            <w:shd w:val="clear" w:color="auto" w:fill="FFFFFF" w:themeFill="background1"/>
+            <w:tcMar/>
           </w:tcPr>
           <w:p>
             <w:pPr>
@@ -2950,8 +3001,8 @@
         </w:trPr>
         <w:tc>
           <w:tcPr>
-            <w:cnfStyle w:val="001000000000" w:firstRow="0" w:lastRow="0" w:firstColumn="1" w:lastColumn="0" w:oddVBand="0" w:evenVBand="0" w:oddHBand="0" w:evenHBand="0" w:firstRowFirstColumn="0" w:firstRowLastColumn="0" w:lastRowFirstColumn="0" w:lastRowLastColumn="0"/>
             <w:tcW w:w="1267" w:type="dxa"/>
+            <w:tcMar/>
           </w:tcPr>
           <w:p>
             <w:pPr>
@@ -2978,7 +3029,8 @@
           <w:tcPr>
             <w:tcW w:w="6727" w:type="dxa"/>
             <w:gridSpan w:val="2"/>
-            <w:shd w:val="clear" w:color="auto" w:fill="FFFFFF"/>
+            <w:shd w:val="clear" w:color="auto" w:fill="FFFFFF" w:themeFill="background1"/>
+            <w:tcMar/>
           </w:tcPr>
           <w:p>
             <w:pPr>
@@ -3004,7 +3056,8 @@
         <w:tc>
           <w:tcPr>
             <w:tcW w:w="2160" w:type="dxa"/>
-            <w:shd w:val="clear" w:color="auto" w:fill="FFFFFF"/>
+            <w:shd w:val="clear" w:color="auto" w:fill="FFFFFF" w:themeFill="background1"/>
+            <w:tcMar/>
           </w:tcPr>
           <w:p>
             <w:pPr>
@@ -3027,8 +3080,8 @@
         </w:trPr>
         <w:tc>
           <w:tcPr>
-            <w:cnfStyle w:val="001000000000" w:firstRow="0" w:lastRow="0" w:firstColumn="1" w:lastColumn="0" w:oddVBand="0" w:evenVBand="0" w:oddHBand="0" w:evenHBand="0" w:firstRowFirstColumn="0" w:firstRowLastColumn="0" w:lastRowFirstColumn="0" w:lastRowLastColumn="0"/>
             <w:tcW w:w="1267" w:type="dxa"/>
+            <w:tcMar/>
           </w:tcPr>
           <w:p>
             <w:pPr>
@@ -3055,7 +3108,8 @@
           <w:tcPr>
             <w:tcW w:w="6727" w:type="dxa"/>
             <w:gridSpan w:val="2"/>
-            <w:shd w:val="clear" w:color="auto" w:fill="FFFFFF"/>
+            <w:shd w:val="clear" w:color="auto" w:fill="FFFFFF" w:themeFill="background1"/>
+            <w:tcMar/>
           </w:tcPr>
           <w:p>
             <w:pPr>
@@ -3081,7 +3135,8 @@
         <w:tc>
           <w:tcPr>
             <w:tcW w:w="2160" w:type="dxa"/>
-            <w:shd w:val="clear" w:color="auto" w:fill="FFFFFF"/>
+            <w:shd w:val="clear" w:color="auto" w:fill="FFFFFF" w:themeFill="background1"/>
+            <w:tcMar/>
           </w:tcPr>
           <w:p>
             <w:pPr>
@@ -3105,8 +3160,8 @@
         </w:trPr>
         <w:tc>
           <w:tcPr>
-            <w:cnfStyle w:val="001000000000" w:firstRow="0" w:lastRow="0" w:firstColumn="1" w:lastColumn="0" w:oddVBand="0" w:evenVBand="0" w:oddHBand="0" w:evenHBand="0" w:firstRowFirstColumn="0" w:firstRowLastColumn="0" w:lastRowFirstColumn="0" w:lastRowLastColumn="0"/>
             <w:tcW w:w="1267" w:type="dxa"/>
+            <w:tcMar/>
           </w:tcPr>
           <w:p>
             <w:pPr>
@@ -3133,7 +3188,8 @@
           <w:tcPr>
             <w:tcW w:w="6727" w:type="dxa"/>
             <w:gridSpan w:val="2"/>
-            <w:shd w:val="clear" w:color="auto" w:fill="FFFFFF"/>
+            <w:shd w:val="clear" w:color="auto" w:fill="FFFFFF" w:themeFill="background1"/>
+            <w:tcMar/>
           </w:tcPr>
           <w:p>
             <w:pPr>
@@ -3159,7 +3215,8 @@
         <w:tc>
           <w:tcPr>
             <w:tcW w:w="2160" w:type="dxa"/>
-            <w:shd w:val="clear" w:color="auto" w:fill="FFFFFF"/>
+            <w:shd w:val="clear" w:color="auto" w:fill="FFFFFF" w:themeFill="background1"/>
+            <w:tcMar/>
           </w:tcPr>
           <w:p>
             <w:pPr>
@@ -3182,10 +3239,10 @@
         </w:trPr>
         <w:tc>
           <w:tcPr>
-            <w:cnfStyle w:val="001000000000" w:firstRow="0" w:lastRow="0" w:firstColumn="1" w:lastColumn="0" w:oddVBand="0" w:evenVBand="0" w:oddHBand="0" w:evenHBand="0" w:firstRowFirstColumn="0" w:firstRowLastColumn="0" w:lastRowFirstColumn="0" w:lastRowLastColumn="0"/>
             <w:tcW w:w="2534" w:type="dxa"/>
             <w:gridSpan w:val="2"/>
             <w:shd w:val="clear" w:color="auto" w:fill="FBE5D5"/>
+            <w:tcMar/>
           </w:tcPr>
           <w:p>
             <w:pPr>
@@ -3212,7 +3269,8 @@
           <w:tcPr>
             <w:tcW w:w="7620" w:type="dxa"/>
             <w:gridSpan w:val="2"/>
-            <w:shd w:val="clear" w:color="auto" w:fill="FFFFFF"/>
+            <w:shd w:val="clear" w:color="auto" w:fill="FFFFFF" w:themeFill="background1"/>
+            <w:tcMar/>
           </w:tcPr>
           <w:p>
             <w:pPr>
@@ -3246,9 +3304,9 @@
         </w:trPr>
         <w:tc>
           <w:tcPr>
-            <w:cnfStyle w:val="001000000000" w:firstRow="0" w:lastRow="0" w:firstColumn="1" w:lastColumn="0" w:oddVBand="0" w:evenVBand="0" w:oddHBand="0" w:evenHBand="0" w:firstRowFirstColumn="0" w:firstRowLastColumn="0" w:lastRowFirstColumn="0" w:lastRowLastColumn="0"/>
             <w:tcW w:w="2534" w:type="dxa"/>
             <w:gridSpan w:val="2"/>
+            <w:tcMar/>
           </w:tcPr>
           <w:p>
             <w:pPr>
@@ -3275,7 +3333,8 @@
           <w:tcPr>
             <w:tcW w:w="7620" w:type="dxa"/>
             <w:gridSpan w:val="2"/>
-            <w:shd w:val="clear" w:color="auto" w:fill="FFFFFF"/>
+            <w:shd w:val="clear" w:color="auto" w:fill="FFFFFF" w:themeFill="background1"/>
+            <w:tcMar/>
           </w:tcPr>
           <w:p>
             <w:pPr>
@@ -3307,10 +3366,10 @@
         </w:trPr>
         <w:tc>
           <w:tcPr>
-            <w:cnfStyle w:val="001000000000" w:firstRow="0" w:lastRow="0" w:firstColumn="1" w:lastColumn="0" w:oddVBand="0" w:evenVBand="0" w:oddHBand="0" w:evenHBand="0" w:firstRowFirstColumn="0" w:firstRowLastColumn="0" w:lastRowFirstColumn="0" w:lastRowLastColumn="0"/>
             <w:tcW w:w="2534" w:type="dxa"/>
             <w:gridSpan w:val="2"/>
             <w:shd w:val="clear" w:color="auto" w:fill="FBE5D5"/>
+            <w:tcMar/>
           </w:tcPr>
           <w:p>
             <w:pPr>
@@ -3338,6 +3397,7 @@
             <w:tcW w:w="7620" w:type="dxa"/>
             <w:gridSpan w:val="2"/>
             <w:shd w:val="clear" w:color="auto" w:fill="FBE5D5"/>
+            <w:tcMar/>
           </w:tcPr>
           <w:p>
             <w:pPr>
@@ -3373,8 +3433,8 @@
         </w:trPr>
         <w:tc>
           <w:tcPr>
-            <w:cnfStyle w:val="001000000000" w:firstRow="0" w:lastRow="0" w:firstColumn="1" w:lastColumn="0" w:oddVBand="0" w:evenVBand="0" w:oddHBand="0" w:evenHBand="0" w:firstRowFirstColumn="0" w:firstRowLastColumn="0" w:lastRowFirstColumn="0" w:lastRowLastColumn="0"/>
             <w:tcW w:w="1267" w:type="dxa"/>
+            <w:tcMar/>
           </w:tcPr>
           <w:p>
             <w:pPr>
@@ -3401,7 +3461,8 @@
           <w:tcPr>
             <w:tcW w:w="6727" w:type="dxa"/>
             <w:gridSpan w:val="2"/>
-            <w:shd w:val="clear" w:color="auto" w:fill="FFFFFF"/>
+            <w:shd w:val="clear" w:color="auto" w:fill="FFFFFF" w:themeFill="background1"/>
+            <w:tcMar/>
           </w:tcPr>
           <w:p>
             <w:pPr>
@@ -3427,7 +3488,8 @@
         <w:tc>
           <w:tcPr>
             <w:tcW w:w="2160" w:type="dxa"/>
-            <w:shd w:val="clear" w:color="auto" w:fill="FFFFFF"/>
+            <w:shd w:val="clear" w:color="auto" w:fill="FFFFFF" w:themeFill="background1"/>
+            <w:tcMar/>
           </w:tcPr>
           <w:p>
             <w:pPr>
@@ -3450,8 +3512,8 @@
         </w:trPr>
         <w:tc>
           <w:tcPr>
-            <w:cnfStyle w:val="001000000000" w:firstRow="0" w:lastRow="0" w:firstColumn="1" w:lastColumn="0" w:oddVBand="0" w:evenVBand="0" w:oddHBand="0" w:evenHBand="0" w:firstRowFirstColumn="0" w:firstRowLastColumn="0" w:lastRowFirstColumn="0" w:lastRowLastColumn="0"/>
             <w:tcW w:w="1267" w:type="dxa"/>
+            <w:tcMar/>
           </w:tcPr>
           <w:p>
             <w:pPr>
@@ -3478,7 +3540,8 @@
           <w:tcPr>
             <w:tcW w:w="6727" w:type="dxa"/>
             <w:gridSpan w:val="2"/>
-            <w:shd w:val="clear" w:color="auto" w:fill="FFFFFF"/>
+            <w:shd w:val="clear" w:color="auto" w:fill="FFFFFF" w:themeFill="background1"/>
+            <w:tcMar/>
           </w:tcPr>
           <w:p>
             <w:pPr>
@@ -3504,7 +3567,8 @@
         <w:tc>
           <w:tcPr>
             <w:tcW w:w="2160" w:type="dxa"/>
-            <w:shd w:val="clear" w:color="auto" w:fill="FFFFFF"/>
+            <w:shd w:val="clear" w:color="auto" w:fill="FFFFFF" w:themeFill="background1"/>
+            <w:tcMar/>
           </w:tcPr>
           <w:p>
             <w:pPr>
@@ -3537,8 +3601,8 @@
         </w:trPr>
         <w:tc>
           <w:tcPr>
-            <w:cnfStyle w:val="001000000000" w:firstRow="0" w:lastRow="0" w:firstColumn="1" w:lastColumn="0" w:oddVBand="0" w:evenVBand="0" w:oddHBand="0" w:evenHBand="0" w:firstRowFirstColumn="0" w:firstRowLastColumn="0" w:lastRowFirstColumn="0" w:lastRowLastColumn="0"/>
             <w:tcW w:w="1267" w:type="dxa"/>
+            <w:tcMar/>
           </w:tcPr>
           <w:p>
             <w:pPr>
@@ -3565,7 +3629,8 @@
           <w:tcPr>
             <w:tcW w:w="6727" w:type="dxa"/>
             <w:gridSpan w:val="2"/>
-            <w:shd w:val="clear" w:color="auto" w:fill="FFFFFF"/>
+            <w:shd w:val="clear" w:color="auto" w:fill="FFFFFF" w:themeFill="background1"/>
+            <w:tcMar/>
           </w:tcPr>
           <w:p>
             <w:pPr>
@@ -3591,7 +3656,8 @@
         <w:tc>
           <w:tcPr>
             <w:tcW w:w="2160" w:type="dxa"/>
-            <w:shd w:val="clear" w:color="auto" w:fill="FFFFFF"/>
+            <w:shd w:val="clear" w:color="auto" w:fill="FFFFFF" w:themeFill="background1"/>
+            <w:tcMar/>
           </w:tcPr>
           <w:p>
             <w:pPr>
@@ -3614,8 +3680,8 @@
         </w:trPr>
         <w:tc>
           <w:tcPr>
-            <w:cnfStyle w:val="001000000000" w:firstRow="0" w:lastRow="0" w:firstColumn="1" w:lastColumn="0" w:oddVBand="0" w:evenVBand="0" w:oddHBand="0" w:evenHBand="0" w:firstRowFirstColumn="0" w:firstRowLastColumn="0" w:lastRowFirstColumn="0" w:lastRowLastColumn="0"/>
             <w:tcW w:w="1267" w:type="dxa"/>
+            <w:tcMar/>
           </w:tcPr>
           <w:p>
             <w:pPr>
@@ -3642,7 +3708,8 @@
           <w:tcPr>
             <w:tcW w:w="6727" w:type="dxa"/>
             <w:gridSpan w:val="2"/>
-            <w:shd w:val="clear" w:color="auto" w:fill="FFFFFF"/>
+            <w:shd w:val="clear" w:color="auto" w:fill="FFFFFF" w:themeFill="background1"/>
+            <w:tcMar/>
           </w:tcPr>
           <w:p>
             <w:pPr>
@@ -3668,7 +3735,8 @@
         <w:tc>
           <w:tcPr>
             <w:tcW w:w="2160" w:type="dxa"/>
-            <w:shd w:val="clear" w:color="auto" w:fill="FFFFFF"/>
+            <w:shd w:val="clear" w:color="auto" w:fill="FFFFFF" w:themeFill="background1"/>
+            <w:tcMar/>
           </w:tcPr>
           <w:p>
             <w:pPr>
@@ -3692,9 +3760,9 @@
         </w:trPr>
         <w:tc>
           <w:tcPr>
-            <w:cnfStyle w:val="001000000000" w:firstRow="0" w:lastRow="0" w:firstColumn="1" w:lastColumn="0" w:oddVBand="0" w:evenVBand="0" w:oddHBand="0" w:evenHBand="0" w:firstRowFirstColumn="0" w:firstRowLastColumn="0" w:lastRowFirstColumn="0" w:lastRowLastColumn="0"/>
             <w:tcW w:w="2534" w:type="dxa"/>
             <w:gridSpan w:val="2"/>
+            <w:tcMar/>
           </w:tcPr>
           <w:p>
             <w:pPr>
@@ -3721,7 +3789,8 @@
           <w:tcPr>
             <w:tcW w:w="7620" w:type="dxa"/>
             <w:gridSpan w:val="2"/>
-            <w:shd w:val="clear" w:color="auto" w:fill="FFFFFF"/>
+            <w:shd w:val="clear" w:color="auto" w:fill="FFFFFF" w:themeFill="background1"/>
+            <w:tcMar/>
           </w:tcPr>
           <w:p>
             <w:pPr>
@@ -3754,10 +3823,10 @@
         </w:trPr>
         <w:tc>
           <w:tcPr>
-            <w:cnfStyle w:val="001000000000" w:firstRow="0" w:lastRow="0" w:firstColumn="1" w:lastColumn="0" w:oddVBand="0" w:evenVBand="0" w:oddHBand="0" w:evenHBand="0" w:firstRowFirstColumn="0" w:firstRowLastColumn="0" w:lastRowFirstColumn="0" w:lastRowLastColumn="0"/>
             <w:tcW w:w="2534" w:type="dxa"/>
             <w:gridSpan w:val="2"/>
             <w:shd w:val="clear" w:color="auto" w:fill="FBE5D5"/>
+            <w:tcMar/>
           </w:tcPr>
           <w:p>
             <w:pPr>
@@ -3784,7 +3853,8 @@
           <w:tcPr>
             <w:tcW w:w="7620" w:type="dxa"/>
             <w:gridSpan w:val="2"/>
-            <w:shd w:val="clear" w:color="auto" w:fill="FFFFFF"/>
+            <w:shd w:val="clear" w:color="auto" w:fill="FFFFFF" w:themeFill="background1"/>
+            <w:tcMar/>
           </w:tcPr>
           <w:p>
             <w:pPr>
@@ -3817,9 +3887,9 @@
         </w:trPr>
         <w:tc>
           <w:tcPr>
-            <w:cnfStyle w:val="001000000000" w:firstRow="0" w:lastRow="0" w:firstColumn="1" w:lastColumn="0" w:oddVBand="0" w:evenVBand="0" w:oddHBand="0" w:evenHBand="0" w:firstRowFirstColumn="0" w:firstRowLastColumn="0" w:lastRowFirstColumn="0" w:lastRowLastColumn="0"/>
             <w:tcW w:w="2534" w:type="dxa"/>
             <w:gridSpan w:val="2"/>
+            <w:tcMar/>
           </w:tcPr>
           <w:p>
             <w:pPr>
@@ -3847,6 +3917,7 @@
           <w:tcPr>
             <w:tcW w:w="7620" w:type="dxa"/>
             <w:gridSpan w:val="2"/>
+            <w:tcMar/>
           </w:tcPr>
           <w:p>
             <w:pPr>
@@ -3881,8 +3952,8 @@
         </w:trPr>
         <w:tc>
           <w:tcPr>
-            <w:cnfStyle w:val="001000000000" w:firstRow="0" w:lastRow="0" w:firstColumn="1" w:lastColumn="0" w:oddVBand="0" w:evenVBand="0" w:oddHBand="0" w:evenHBand="0" w:firstRowFirstColumn="0" w:firstRowLastColumn="0" w:lastRowFirstColumn="0" w:lastRowLastColumn="0"/>
             <w:tcW w:w="1267" w:type="dxa"/>
+            <w:tcMar/>
           </w:tcPr>
           <w:p>
             <w:pPr>
@@ -3909,7 +3980,8 @@
           <w:tcPr>
             <w:tcW w:w="6727" w:type="dxa"/>
             <w:gridSpan w:val="2"/>
-            <w:shd w:val="clear" w:color="auto" w:fill="FFFFFF"/>
+            <w:shd w:val="clear" w:color="auto" w:fill="FFFFFF" w:themeFill="background1"/>
+            <w:tcMar/>
           </w:tcPr>
           <w:p>
             <w:pPr>
@@ -3935,7 +4007,8 @@
         <w:tc>
           <w:tcPr>
             <w:tcW w:w="2160" w:type="dxa"/>
-            <w:shd w:val="clear" w:color="auto" w:fill="FFFFFF"/>
+            <w:shd w:val="clear" w:color="auto" w:fill="FFFFFF" w:themeFill="background1"/>
+            <w:tcMar/>
           </w:tcPr>
           <w:p>
             <w:pPr>
@@ -3959,8 +4032,8 @@
         </w:trPr>
         <w:tc>
           <w:tcPr>
-            <w:cnfStyle w:val="001000000000" w:firstRow="0" w:lastRow="0" w:firstColumn="1" w:lastColumn="0" w:oddVBand="0" w:evenVBand="0" w:oddHBand="0" w:evenHBand="0" w:firstRowFirstColumn="0" w:firstRowLastColumn="0" w:lastRowFirstColumn="0" w:lastRowLastColumn="0"/>
             <w:tcW w:w="1267" w:type="dxa"/>
+            <w:tcMar/>
           </w:tcPr>
           <w:p>
             <w:pPr>
@@ -3987,7 +4060,8 @@
           <w:tcPr>
             <w:tcW w:w="6727" w:type="dxa"/>
             <w:gridSpan w:val="2"/>
-            <w:shd w:val="clear" w:color="auto" w:fill="FFFFFF"/>
+            <w:shd w:val="clear" w:color="auto" w:fill="FFFFFF" w:themeFill="background1"/>
+            <w:tcMar/>
           </w:tcPr>
           <w:p>
             <w:pPr>
@@ -4013,7 +4087,8 @@
         <w:tc>
           <w:tcPr>
             <w:tcW w:w="2160" w:type="dxa"/>
-            <w:shd w:val="clear" w:color="auto" w:fill="FFFFFF"/>
+            <w:shd w:val="clear" w:color="auto" w:fill="FFFFFF" w:themeFill="background1"/>
+            <w:tcMar/>
           </w:tcPr>
           <w:p>
             <w:pPr>
@@ -4036,8 +4111,8 @@
         </w:trPr>
         <w:tc>
           <w:tcPr>
-            <w:cnfStyle w:val="001000000000" w:firstRow="0" w:lastRow="0" w:firstColumn="1" w:lastColumn="0" w:oddVBand="0" w:evenVBand="0" w:oddHBand="0" w:evenHBand="0" w:firstRowFirstColumn="0" w:firstRowLastColumn="0" w:lastRowFirstColumn="0" w:lastRowLastColumn="0"/>
             <w:tcW w:w="1267" w:type="dxa"/>
+            <w:tcMar/>
           </w:tcPr>
           <w:p>
             <w:pPr>
@@ -4064,7 +4139,8 @@
           <w:tcPr>
             <w:tcW w:w="6727" w:type="dxa"/>
             <w:gridSpan w:val="2"/>
-            <w:shd w:val="clear" w:color="auto" w:fill="FFFFFF"/>
+            <w:shd w:val="clear" w:color="auto" w:fill="FFFFFF" w:themeFill="background1"/>
+            <w:tcMar/>
           </w:tcPr>
           <w:p>
             <w:pPr>
@@ -4090,7 +4166,8 @@
         <w:tc>
           <w:tcPr>
             <w:tcW w:w="2160" w:type="dxa"/>
-            <w:shd w:val="clear" w:color="auto" w:fill="FFFFFF"/>
+            <w:shd w:val="clear" w:color="auto" w:fill="FFFFFF" w:themeFill="background1"/>
+            <w:tcMar/>
           </w:tcPr>
           <w:p>
             <w:pPr>
@@ -4123,8 +4200,8 @@
         </w:trPr>
         <w:tc>
           <w:tcPr>
-            <w:cnfStyle w:val="001000000000" w:firstRow="0" w:lastRow="0" w:firstColumn="1" w:lastColumn="0" w:oddVBand="0" w:evenVBand="0" w:oddHBand="0" w:evenHBand="0" w:firstRowFirstColumn="0" w:firstRowLastColumn="0" w:lastRowFirstColumn="0" w:lastRowLastColumn="0"/>
             <w:tcW w:w="1267" w:type="dxa"/>
+            <w:tcMar/>
           </w:tcPr>
           <w:p>
             <w:pPr>
@@ -4151,7 +4228,8 @@
           <w:tcPr>
             <w:tcW w:w="6727" w:type="dxa"/>
             <w:gridSpan w:val="2"/>
-            <w:shd w:val="clear" w:color="auto" w:fill="FFFFFF"/>
+            <w:shd w:val="clear" w:color="auto" w:fill="FFFFFF" w:themeFill="background1"/>
+            <w:tcMar/>
           </w:tcPr>
           <w:p>
             <w:pPr>
@@ -4177,7 +4255,8 @@
         <w:tc>
           <w:tcPr>
             <w:tcW w:w="2160" w:type="dxa"/>
-            <w:shd w:val="clear" w:color="auto" w:fill="FFFFFF"/>
+            <w:shd w:val="clear" w:color="auto" w:fill="FFFFFF" w:themeFill="background1"/>
+            <w:tcMar/>
           </w:tcPr>
           <w:p>
             <w:pPr>
@@ -4200,9 +4279,9 @@
         </w:trPr>
         <w:tc>
           <w:tcPr>
-            <w:cnfStyle w:val="001000000000" w:firstRow="0" w:lastRow="0" w:firstColumn="1" w:lastColumn="0" w:oddVBand="0" w:evenVBand="0" w:oddHBand="0" w:evenHBand="0" w:firstRowFirstColumn="0" w:firstRowLastColumn="0" w:lastRowFirstColumn="0" w:lastRowLastColumn="0"/>
             <w:tcW w:w="2534" w:type="dxa"/>
             <w:gridSpan w:val="2"/>
+            <w:tcMar/>
           </w:tcPr>
           <w:p>
             <w:pPr>
@@ -4229,7 +4308,8 @@
           <w:tcPr>
             <w:tcW w:w="7620" w:type="dxa"/>
             <w:gridSpan w:val="2"/>
-            <w:shd w:val="clear" w:color="auto" w:fill="FFFFFF"/>
+            <w:shd w:val="clear" w:color="auto" w:fill="FFFFFF" w:themeFill="background1"/>
+            <w:tcMar/>
           </w:tcPr>
           <w:p>
             <w:pPr>
@@ -4263,9 +4343,9 @@
         </w:trPr>
         <w:tc>
           <w:tcPr>
-            <w:cnfStyle w:val="001000000000" w:firstRow="0" w:lastRow="0" w:firstColumn="1" w:lastColumn="0" w:oddVBand="0" w:evenVBand="0" w:oddHBand="0" w:evenHBand="0" w:firstRowFirstColumn="0" w:firstRowLastColumn="0" w:lastRowFirstColumn="0" w:lastRowLastColumn="0"/>
             <w:tcW w:w="2534" w:type="dxa"/>
             <w:gridSpan w:val="2"/>
+            <w:tcMar/>
           </w:tcPr>
           <w:p>
             <w:pPr>
@@ -4292,7 +4372,8 @@
           <w:tcPr>
             <w:tcW w:w="7620" w:type="dxa"/>
             <w:gridSpan w:val="2"/>
-            <w:shd w:val="clear" w:color="auto" w:fill="FFFFFF"/>
+            <w:shd w:val="clear" w:color="auto" w:fill="FFFFFF" w:themeFill="background1"/>
+            <w:tcMar/>
           </w:tcPr>
           <w:p>
             <w:pPr>
@@ -4324,10 +4405,10 @@
         </w:trPr>
         <w:tc>
           <w:tcPr>
-            <w:cnfStyle w:val="001000000000" w:firstRow="0" w:lastRow="0" w:firstColumn="1" w:lastColumn="0" w:oddVBand="0" w:evenVBand="0" w:oddHBand="0" w:evenHBand="0" w:firstRowFirstColumn="0" w:firstRowLastColumn="0" w:lastRowFirstColumn="0" w:lastRowLastColumn="0"/>
             <w:tcW w:w="2534" w:type="dxa"/>
             <w:gridSpan w:val="2"/>
             <w:shd w:val="clear" w:color="auto" w:fill="FBE5D5"/>
+            <w:tcMar/>
           </w:tcPr>
           <w:p>
             <w:pPr>
@@ -4355,6 +4436,7 @@
             <w:tcW w:w="7620" w:type="dxa"/>
             <w:gridSpan w:val="2"/>
             <w:shd w:val="clear" w:color="auto" w:fill="FBE5D5"/>
+            <w:tcMar/>
           </w:tcPr>
           <w:p>
             <w:pPr>
@@ -4390,8 +4472,8 @@
         </w:trPr>
         <w:tc>
           <w:tcPr>
-            <w:cnfStyle w:val="001000000000" w:firstRow="0" w:lastRow="0" w:firstColumn="1" w:lastColumn="0" w:oddVBand="0" w:evenVBand="0" w:oddHBand="0" w:evenHBand="0" w:firstRowFirstColumn="0" w:firstRowLastColumn="0" w:lastRowFirstColumn="0" w:lastRowLastColumn="0"/>
             <w:tcW w:w="1267" w:type="dxa"/>
+            <w:tcMar/>
           </w:tcPr>
           <w:p>
             <w:pPr>
@@ -4418,7 +4500,8 @@
           <w:tcPr>
             <w:tcW w:w="6727" w:type="dxa"/>
             <w:gridSpan w:val="2"/>
-            <w:shd w:val="clear" w:color="auto" w:fill="FFFFFF"/>
+            <w:shd w:val="clear" w:color="auto" w:fill="FFFFFF" w:themeFill="background1"/>
+            <w:tcMar/>
           </w:tcPr>
           <w:p>
             <w:pPr>
@@ -4444,7 +4527,8 @@
         <w:tc>
           <w:tcPr>
             <w:tcW w:w="2160" w:type="dxa"/>
-            <w:shd w:val="clear" w:color="auto" w:fill="FFFFFF"/>
+            <w:shd w:val="clear" w:color="auto" w:fill="FFFFFF" w:themeFill="background1"/>
+            <w:tcMar/>
           </w:tcPr>
           <w:p>
             <w:pPr>
@@ -4467,8 +4551,8 @@
         </w:trPr>
         <w:tc>
           <w:tcPr>
-            <w:cnfStyle w:val="001000000000" w:firstRow="0" w:lastRow="0" w:firstColumn="1" w:lastColumn="0" w:oddVBand="0" w:evenVBand="0" w:oddHBand="0" w:evenHBand="0" w:firstRowFirstColumn="0" w:firstRowLastColumn="0" w:lastRowFirstColumn="0" w:lastRowLastColumn="0"/>
             <w:tcW w:w="1267" w:type="dxa"/>
+            <w:tcMar/>
           </w:tcPr>
           <w:p>
             <w:pPr>
@@ -4495,7 +4579,8 @@
           <w:tcPr>
             <w:tcW w:w="6727" w:type="dxa"/>
             <w:gridSpan w:val="2"/>
-            <w:shd w:val="clear" w:color="auto" w:fill="FFFFFF"/>
+            <w:shd w:val="clear" w:color="auto" w:fill="FFFFFF" w:themeFill="background1"/>
+            <w:tcMar/>
           </w:tcPr>
           <w:p>
             <w:pPr>
@@ -4521,7 +4606,8 @@
         <w:tc>
           <w:tcPr>
             <w:tcW w:w="2160" w:type="dxa"/>
-            <w:shd w:val="clear" w:color="auto" w:fill="FFFFFF"/>
+            <w:shd w:val="clear" w:color="auto" w:fill="FFFFFF" w:themeFill="background1"/>
+            <w:tcMar/>
           </w:tcPr>
           <w:p>
             <w:pPr>
@@ -4545,8 +4631,8 @@
         </w:trPr>
         <w:tc>
           <w:tcPr>
-            <w:cnfStyle w:val="001000000000" w:firstRow="0" w:lastRow="0" w:firstColumn="1" w:lastColumn="0" w:oddVBand="0" w:evenVBand="0" w:oddHBand="0" w:evenHBand="0" w:firstRowFirstColumn="0" w:firstRowLastColumn="0" w:lastRowFirstColumn="0" w:lastRowLastColumn="0"/>
             <w:tcW w:w="1267" w:type="dxa"/>
+            <w:tcMar/>
           </w:tcPr>
           <w:p>
             <w:pPr>
@@ -4573,7 +4659,8 @@
           <w:tcPr>
             <w:tcW w:w="6727" w:type="dxa"/>
             <w:gridSpan w:val="2"/>
-            <w:shd w:val="clear" w:color="auto" w:fill="FFFFFF"/>
+            <w:shd w:val="clear" w:color="auto" w:fill="FFFFFF" w:themeFill="background1"/>
+            <w:tcMar/>
           </w:tcPr>
           <w:p>
             <w:pPr>
@@ -4599,7 +4686,8 @@
         <w:tc>
           <w:tcPr>
             <w:tcW w:w="2160" w:type="dxa"/>
-            <w:shd w:val="clear" w:color="auto" w:fill="FFFFFF"/>
+            <w:shd w:val="clear" w:color="auto" w:fill="FFFFFF" w:themeFill="background1"/>
+            <w:tcMar/>
           </w:tcPr>
           <w:p>
             <w:pPr>
@@ -4622,8 +4710,8 @@
         </w:trPr>
         <w:tc>
           <w:tcPr>
-            <w:cnfStyle w:val="001000000000" w:firstRow="0" w:lastRow="0" w:firstColumn="1" w:lastColumn="0" w:oddVBand="0" w:evenVBand="0" w:oddHBand="0" w:evenHBand="0" w:firstRowFirstColumn="0" w:firstRowLastColumn="0" w:lastRowFirstColumn="0" w:lastRowLastColumn="0"/>
             <w:tcW w:w="1267" w:type="dxa"/>
+            <w:tcMar/>
           </w:tcPr>
           <w:p>
             <w:pPr>
@@ -4650,7 +4738,8 @@
           <w:tcPr>
             <w:tcW w:w="6727" w:type="dxa"/>
             <w:gridSpan w:val="2"/>
-            <w:shd w:val="clear" w:color="auto" w:fill="FFFFFF"/>
+            <w:shd w:val="clear" w:color="auto" w:fill="FFFFFF" w:themeFill="background1"/>
+            <w:tcMar/>
           </w:tcPr>
           <w:p>
             <w:pPr>
@@ -4676,7 +4765,8 @@
         <w:tc>
           <w:tcPr>
             <w:tcW w:w="2160" w:type="dxa"/>
-            <w:shd w:val="clear" w:color="auto" w:fill="FFFFFF"/>
+            <w:shd w:val="clear" w:color="auto" w:fill="FFFFFF" w:themeFill="background1"/>
+            <w:tcMar/>
           </w:tcPr>
           <w:p>
             <w:pPr>
@@ -4709,9 +4799,9 @@
         </w:trPr>
         <w:tc>
           <w:tcPr>
-            <w:cnfStyle w:val="001000000000" w:firstRow="0" w:lastRow="0" w:firstColumn="1" w:lastColumn="0" w:oddVBand="0" w:evenVBand="0" w:oddHBand="0" w:evenHBand="0" w:firstRowFirstColumn="0" w:firstRowLastColumn="0" w:lastRowFirstColumn="0" w:lastRowLastColumn="0"/>
             <w:tcW w:w="2534" w:type="dxa"/>
             <w:gridSpan w:val="2"/>
+            <w:tcMar/>
           </w:tcPr>
           <w:p>
             <w:pPr>
@@ -4738,7 +4828,8 @@
           <w:tcPr>
             <w:tcW w:w="7620" w:type="dxa"/>
             <w:gridSpan w:val="2"/>
-            <w:shd w:val="clear" w:color="auto" w:fill="FFFFFF"/>
+            <w:shd w:val="clear" w:color="auto" w:fill="FFFFFF" w:themeFill="background1"/>
+            <w:tcMar/>
           </w:tcPr>
           <w:p>
             <w:pPr>
@@ -4771,10 +4862,10 @@
         </w:trPr>
         <w:tc>
           <w:tcPr>
-            <w:cnfStyle w:val="001000000000" w:firstRow="0" w:lastRow="0" w:firstColumn="1" w:lastColumn="0" w:oddVBand="0" w:evenVBand="0" w:oddHBand="0" w:evenHBand="0" w:firstRowFirstColumn="0" w:firstRowLastColumn="0" w:lastRowFirstColumn="0" w:lastRowLastColumn="0"/>
             <w:tcW w:w="2534" w:type="dxa"/>
             <w:gridSpan w:val="2"/>
             <w:shd w:val="clear" w:color="auto" w:fill="FBE5D5"/>
+            <w:tcMar/>
           </w:tcPr>
           <w:p>
             <w:pPr>
@@ -4801,7 +4892,8 @@
           <w:tcPr>
             <w:tcW w:w="7620" w:type="dxa"/>
             <w:gridSpan w:val="2"/>
-            <w:shd w:val="clear" w:color="auto" w:fill="FFFFFF"/>
+            <w:shd w:val="clear" w:color="auto" w:fill="FFFFFF" w:themeFill="background1"/>
+            <w:tcMar/>
           </w:tcPr>
           <w:p>
             <w:pPr>
@@ -4835,9 +4927,9 @@
         </w:trPr>
         <w:tc>
           <w:tcPr>
-            <w:cnfStyle w:val="001000000000" w:firstRow="0" w:lastRow="0" w:firstColumn="1" w:lastColumn="0" w:oddVBand="0" w:evenVBand="0" w:oddHBand="0" w:evenHBand="0" w:firstRowFirstColumn="0" w:firstRowLastColumn="0" w:lastRowFirstColumn="0" w:lastRowLastColumn="0"/>
             <w:tcW w:w="2534" w:type="dxa"/>
             <w:gridSpan w:val="2"/>
+            <w:tcMar/>
           </w:tcPr>
           <w:p>
             <w:pPr>
@@ -4862,8 +4954,10 @@
         </w:tc>
         <w:tc>
           <w:tcPr>
+            <w:cnfStyle w:val="000000000000" w:firstRow="0" w:lastRow="0" w:firstColumn="0" w:lastColumn="0" w:oddVBand="0" w:evenVBand="0" w:oddHBand="0" w:evenHBand="0" w:firstRowFirstColumn="0" w:firstRowLastColumn="0" w:lastRowFirstColumn="0" w:lastRowLastColumn="0"/>
             <w:tcW w:w="7620" w:type="dxa"/>
             <w:gridSpan w:val="2"/>
+            <w:tcMar/>
           </w:tcPr>
           <w:p>
             <w:pPr>
@@ -4871,7 +4965,424 @@
               <w:cnfStyle w:val="000000100000" w:firstRow="0" w:lastRow="0" w:firstColumn="0" w:lastColumn="0" w:oddVBand="0" w:evenVBand="0" w:oddHBand="1" w:evenHBand="0" w:firstRowFirstColumn="0" w:firstRowLastColumn="0" w:lastRowFirstColumn="0" w:lastRowLastColumn="0"/>
               <w:rPr>
                 <w:rFonts w:eastAsia="Calibri"/>
-                <w:b/>
+                <w:b w:val="1"/>
+                <w:bCs w:val="1"/>
+                <w:color w:val="auto"/>
+                <w:sz w:val="20"/>
+                <w:szCs w:val="20"/>
+              </w:rPr>
+            </w:pPr>
+            <w:r>
+              <w:rPr>
+                <w:rFonts w:eastAsia="Calibri"/>
+                <w:b w:val="1"/>
+                <w:bCs w:val="1"/>
+                <w:color w:val="auto"/>
+                <w:sz w:val="20"/>
+                <w:szCs w:val="20"/>
+              </w:rPr>
+              <w:t xml:space="preserve">¿Qué caracteriza al síndrome de desgaste profesional o </w:t>
+            </w:r>
+            <w:r>
+              <w:rPr>
+                <w:rFonts w:eastAsia="Calibri"/>
+                <w:b w:val="1"/>
+                <w:bCs w:val="1"/>
+                <w:i w:val="1"/>
+                <w:iCs w:val="1"/>
+                <w:color w:val="auto"/>
+                <w:sz w:val="20"/>
+                <w:szCs w:val="20"/>
+                <w:highlight w:val="yellow"/>
+              </w:rPr>
+              <w:t>burnout</w:t>
+            </w:r>
+            <w:r>
+              <w:rPr>
+                <w:rFonts w:eastAsia="Calibri"/>
+                <w:b w:val="1"/>
+                <w:bCs w:val="1"/>
+                <w:color w:val="auto"/>
+                <w:sz w:val="20"/>
+                <w:szCs w:val="20"/>
+              </w:rPr>
+              <w:t>?</w:t>
+            </w:r>
+          </w:p>
+        </w:tc>
+      </w:tr>
+      <w:tr>
+        <w:trPr>
+          <w:trHeight w:val="220"/>
+        </w:trPr>
+        <w:tc>
+          <w:tcPr>
+            <w:tcW w:w="1267" w:type="dxa"/>
+            <w:tcMar/>
+          </w:tcPr>
+          <w:p>
+            <w:pPr>
+              <w:spacing w:line="276" w:lineRule="auto"/>
+              <w:rPr>
+                <w:rFonts w:eastAsia="Calibri"/>
+                <w:color w:val="auto"/>
+                <w:sz w:val="20"/>
+                <w:szCs w:val="20"/>
+              </w:rPr>
+            </w:pPr>
+            <w:r>
+              <w:rPr>
+                <w:rFonts w:eastAsia="Calibri"/>
+                <w:color w:val="auto"/>
+                <w:sz w:val="20"/>
+                <w:szCs w:val="20"/>
+              </w:rPr>
+              <w:t>Opción a)</w:t>
+            </w:r>
+          </w:p>
+        </w:tc>
+        <w:tc>
+          <w:tcPr>
+            <w:tcW w:w="6727" w:type="dxa"/>
+            <w:gridSpan w:val="2"/>
+            <w:shd w:val="clear" w:color="auto" w:fill="FFFFFF" w:themeFill="background1"/>
+            <w:tcMar/>
+          </w:tcPr>
+          <w:p>
+            <w:pPr>
+              <w:spacing w:line="276" w:lineRule="auto"/>
+              <w:cnfStyle w:val="000000000000" w:firstRow="0" w:lastRow="0" w:firstColumn="0" w:lastColumn="0" w:oddVBand="0" w:evenVBand="0" w:oddHBand="0" w:evenHBand="0" w:firstRowFirstColumn="0" w:firstRowLastColumn="0" w:lastRowFirstColumn="0" w:lastRowLastColumn="0"/>
+              <w:rPr>
+                <w:rFonts w:eastAsia="Calibri"/>
+                <w:color w:val="auto"/>
+                <w:sz w:val="20"/>
+                <w:szCs w:val="20"/>
+              </w:rPr>
+            </w:pPr>
+            <w:r>
+              <w:rPr>
+                <w:color w:val="auto"/>
+                <w:sz w:val="20"/>
+                <w:szCs w:val="20"/>
+              </w:rPr>
+              <w:t>Conflictos ocasionales.</w:t>
+            </w:r>
+          </w:p>
+        </w:tc>
+        <w:tc>
+          <w:tcPr>
+            <w:tcW w:w="2160" w:type="dxa"/>
+            <w:shd w:val="clear" w:color="auto" w:fill="FFFFFF" w:themeFill="background1"/>
+            <w:tcMar/>
+          </w:tcPr>
+          <w:p>
+            <w:pPr>
+              <w:widowControl w:val="0"/>
+              <w:spacing w:line="276" w:lineRule="auto"/>
+              <w:cnfStyle w:val="000000000000" w:firstRow="0" w:lastRow="0" w:firstColumn="0" w:lastColumn="0" w:oddVBand="0" w:evenVBand="0" w:oddHBand="0" w:evenHBand="0" w:firstRowFirstColumn="0" w:firstRowLastColumn="0" w:lastRowFirstColumn="0" w:lastRowLastColumn="0"/>
+              <w:rPr>
+                <w:rFonts w:eastAsia="Calibri"/>
+                <w:color w:val="auto"/>
+                <w:sz w:val="20"/>
+                <w:szCs w:val="20"/>
+              </w:rPr>
+            </w:pPr>
+          </w:p>
+        </w:tc>
+      </w:tr>
+      <w:tr>
+        <w:trPr>
+          <w:cnfStyle w:val="000000100000" w:firstRow="0" w:lastRow="0" w:firstColumn="0" w:lastColumn="0" w:oddVBand="0" w:evenVBand="0" w:oddHBand="1" w:evenHBand="0" w:firstRowFirstColumn="0" w:firstRowLastColumn="0" w:lastRowFirstColumn="0" w:lastRowLastColumn="0"/>
+          <w:trHeight w:val="220"/>
+        </w:trPr>
+        <w:tc>
+          <w:tcPr>
+            <w:tcW w:w="1267" w:type="dxa"/>
+            <w:tcMar/>
+          </w:tcPr>
+          <w:p>
+            <w:pPr>
+              <w:spacing w:line="276" w:lineRule="auto"/>
+              <w:rPr>
+                <w:rFonts w:eastAsia="Calibri"/>
+                <w:color w:val="auto"/>
+                <w:sz w:val="20"/>
+                <w:szCs w:val="20"/>
+              </w:rPr>
+            </w:pPr>
+            <w:r>
+              <w:rPr>
+                <w:rFonts w:eastAsia="Calibri"/>
+                <w:color w:val="auto"/>
+                <w:sz w:val="20"/>
+                <w:szCs w:val="20"/>
+              </w:rPr>
+              <w:t>Opción b)</w:t>
+            </w:r>
+          </w:p>
+        </w:tc>
+        <w:tc>
+          <w:tcPr>
+            <w:tcW w:w="6727" w:type="dxa"/>
+            <w:gridSpan w:val="2"/>
+            <w:shd w:val="clear" w:color="auto" w:fill="FFFFFF" w:themeFill="background1"/>
+            <w:tcMar/>
+          </w:tcPr>
+          <w:p>
+            <w:pPr>
+              <w:spacing w:line="276" w:lineRule="auto"/>
+              <w:cnfStyle w:val="000000100000" w:firstRow="0" w:lastRow="0" w:firstColumn="0" w:lastColumn="0" w:oddVBand="0" w:evenVBand="0" w:oddHBand="1" w:evenHBand="0" w:firstRowFirstColumn="0" w:firstRowLastColumn="0" w:lastRowFirstColumn="0" w:lastRowLastColumn="0"/>
+              <w:rPr>
+                <w:rFonts w:eastAsia="Calibri"/>
+                <w:color w:val="auto"/>
+                <w:sz w:val="20"/>
+                <w:szCs w:val="20"/>
+              </w:rPr>
+            </w:pPr>
+            <w:r>
+              <w:rPr>
+                <w:color w:val="auto"/>
+                <w:sz w:val="20"/>
+                <w:szCs w:val="20"/>
+              </w:rPr>
+              <w:t xml:space="preserve">Agotamiento físico y mental sostenido. </w:t>
+            </w:r>
+          </w:p>
+        </w:tc>
+        <w:tc>
+          <w:tcPr>
+            <w:tcW w:w="2160" w:type="dxa"/>
+            <w:shd w:val="clear" w:color="auto" w:fill="FFFFFF" w:themeFill="background1"/>
+            <w:tcMar/>
+          </w:tcPr>
+          <w:p>
+            <w:pPr>
+              <w:widowControl w:val="0"/>
+              <w:spacing w:line="276" w:lineRule="auto"/>
+              <w:cnfStyle w:val="000000100000" w:firstRow="0" w:lastRow="0" w:firstColumn="0" w:lastColumn="0" w:oddVBand="0" w:evenVBand="0" w:oddHBand="1" w:evenHBand="0" w:firstRowFirstColumn="0" w:firstRowLastColumn="0" w:lastRowFirstColumn="0" w:lastRowLastColumn="0"/>
+              <w:rPr>
+                <w:rFonts w:eastAsia="Calibri"/>
+                <w:color w:val="auto"/>
+                <w:sz w:val="20"/>
+                <w:szCs w:val="20"/>
+              </w:rPr>
+            </w:pPr>
+            <w:r>
+              <w:rPr>
+                <w:rFonts w:eastAsia="Calibri"/>
+                <w:color w:val="auto"/>
+                <w:sz w:val="20"/>
+                <w:szCs w:val="20"/>
+              </w:rPr>
+              <w:t>X</w:t>
+            </w:r>
+          </w:p>
+        </w:tc>
+      </w:tr>
+      <w:tr>
+        <w:trPr>
+          <w:trHeight w:val="220"/>
+        </w:trPr>
+        <w:tc>
+          <w:tcPr>
+            <w:tcW w:w="1267" w:type="dxa"/>
+            <w:tcMar/>
+          </w:tcPr>
+          <w:p>
+            <w:pPr>
+              <w:spacing w:line="276" w:lineRule="auto"/>
+              <w:rPr>
+                <w:rFonts w:eastAsia="Calibri"/>
+                <w:color w:val="auto"/>
+                <w:sz w:val="20"/>
+                <w:szCs w:val="20"/>
+              </w:rPr>
+            </w:pPr>
+            <w:r>
+              <w:rPr>
+                <w:rFonts w:eastAsia="Calibri"/>
+                <w:color w:val="auto"/>
+                <w:sz w:val="20"/>
+                <w:szCs w:val="20"/>
+              </w:rPr>
+              <w:t>Opción c)</w:t>
+            </w:r>
+          </w:p>
+        </w:tc>
+        <w:tc>
+          <w:tcPr>
+            <w:tcW w:w="6727" w:type="dxa"/>
+            <w:gridSpan w:val="2"/>
+            <w:shd w:val="clear" w:color="auto" w:fill="FFFFFF" w:themeFill="background1"/>
+            <w:tcMar/>
+          </w:tcPr>
+          <w:p>
+            <w:pPr>
+              <w:spacing w:line="276" w:lineRule="auto"/>
+              <w:cnfStyle w:val="000000000000" w:firstRow="0" w:lastRow="0" w:firstColumn="0" w:lastColumn="0" w:oddVBand="0" w:evenVBand="0" w:oddHBand="0" w:evenHBand="0" w:firstRowFirstColumn="0" w:firstRowLastColumn="0" w:lastRowFirstColumn="0" w:lastRowLastColumn="0"/>
+              <w:rPr>
+                <w:rFonts w:eastAsia="Calibri"/>
+                <w:color w:val="auto"/>
+                <w:sz w:val="20"/>
+                <w:szCs w:val="20"/>
+              </w:rPr>
+            </w:pPr>
+            <w:r>
+              <w:rPr>
+                <w:color w:val="auto"/>
+                <w:sz w:val="20"/>
+                <w:szCs w:val="20"/>
+              </w:rPr>
+              <w:t>Falta de habilidades técnicas.</w:t>
+            </w:r>
+          </w:p>
+        </w:tc>
+        <w:tc>
+          <w:tcPr>
+            <w:tcW w:w="2160" w:type="dxa"/>
+            <w:shd w:val="clear" w:color="auto" w:fill="FFFFFF" w:themeFill="background1"/>
+            <w:tcMar/>
+          </w:tcPr>
+          <w:p>
+            <w:pPr>
+              <w:widowControl w:val="0"/>
+              <w:spacing w:line="276" w:lineRule="auto"/>
+              <w:cnfStyle w:val="000000000000" w:firstRow="0" w:lastRow="0" w:firstColumn="0" w:lastColumn="0" w:oddVBand="0" w:evenVBand="0" w:oddHBand="0" w:evenHBand="0" w:firstRowFirstColumn="0" w:firstRowLastColumn="0" w:lastRowFirstColumn="0" w:lastRowLastColumn="0"/>
+              <w:rPr>
+                <w:rFonts w:eastAsia="Calibri"/>
+                <w:color w:val="auto"/>
+                <w:sz w:val="20"/>
+                <w:szCs w:val="20"/>
+              </w:rPr>
+            </w:pPr>
+          </w:p>
+        </w:tc>
+      </w:tr>
+      <w:tr>
+        <w:trPr>
+          <w:cnfStyle w:val="000000100000" w:firstRow="0" w:lastRow="0" w:firstColumn="0" w:lastColumn="0" w:oddVBand="0" w:evenVBand="0" w:oddHBand="1" w:evenHBand="0" w:firstRowFirstColumn="0" w:firstRowLastColumn="0" w:lastRowFirstColumn="0" w:lastRowLastColumn="0"/>
+          <w:trHeight w:val="220"/>
+        </w:trPr>
+        <w:tc>
+          <w:tcPr>
+            <w:tcW w:w="1267" w:type="dxa"/>
+            <w:tcMar/>
+          </w:tcPr>
+          <w:p>
+            <w:pPr>
+              <w:spacing w:line="276" w:lineRule="auto"/>
+              <w:rPr>
+                <w:rFonts w:eastAsia="Calibri"/>
+                <w:color w:val="auto"/>
+                <w:sz w:val="20"/>
+                <w:szCs w:val="20"/>
+              </w:rPr>
+            </w:pPr>
+            <w:r>
+              <w:rPr>
+                <w:rFonts w:eastAsia="Calibri"/>
+                <w:color w:val="auto"/>
+                <w:sz w:val="20"/>
+                <w:szCs w:val="20"/>
+              </w:rPr>
+              <w:t>Opción d)</w:t>
+            </w:r>
+          </w:p>
+        </w:tc>
+        <w:tc>
+          <w:tcPr>
+            <w:tcW w:w="6727" w:type="dxa"/>
+            <w:gridSpan w:val="2"/>
+            <w:shd w:val="clear" w:color="auto" w:fill="FFFFFF" w:themeFill="background1"/>
+            <w:tcMar/>
+          </w:tcPr>
+          <w:p>
+            <w:pPr>
+              <w:spacing w:line="276" w:lineRule="auto"/>
+              <w:cnfStyle w:val="000000100000" w:firstRow="0" w:lastRow="0" w:firstColumn="0" w:lastColumn="0" w:oddVBand="0" w:evenVBand="0" w:oddHBand="1" w:evenHBand="0" w:firstRowFirstColumn="0" w:firstRowLastColumn="0" w:lastRowFirstColumn="0" w:lastRowLastColumn="0"/>
+              <w:rPr>
+                <w:rFonts w:eastAsia="Calibri"/>
+                <w:color w:val="auto"/>
+                <w:sz w:val="20"/>
+                <w:szCs w:val="20"/>
+              </w:rPr>
+            </w:pPr>
+            <w:r>
+              <w:rPr>
+                <w:color w:val="auto"/>
+                <w:sz w:val="20"/>
+                <w:szCs w:val="20"/>
+              </w:rPr>
+              <w:t>Cambios temporales de humor.</w:t>
+            </w:r>
+          </w:p>
+        </w:tc>
+        <w:tc>
+          <w:tcPr>
+            <w:tcW w:w="2160" w:type="dxa"/>
+            <w:shd w:val="clear" w:color="auto" w:fill="FFFFFF" w:themeFill="background1"/>
+            <w:tcMar/>
+          </w:tcPr>
+          <w:p>
+            <w:pPr>
+              <w:widowControl w:val="0"/>
+              <w:spacing w:line="276" w:lineRule="auto"/>
+              <w:cnfStyle w:val="000000100000" w:firstRow="0" w:lastRow="0" w:firstColumn="0" w:lastColumn="0" w:oddVBand="0" w:evenVBand="0" w:oddHBand="1" w:evenHBand="0" w:firstRowFirstColumn="0" w:firstRowLastColumn="0" w:lastRowFirstColumn="0" w:lastRowLastColumn="0"/>
+              <w:rPr>
+                <w:rFonts w:eastAsia="Calibri"/>
+                <w:color w:val="auto"/>
+                <w:sz w:val="20"/>
+                <w:szCs w:val="20"/>
+              </w:rPr>
+            </w:pPr>
+          </w:p>
+        </w:tc>
+      </w:tr>
+      <w:tr>
+        <w:trPr>
+          <w:trHeight w:val="220"/>
+        </w:trPr>
+        <w:tc>
+          <w:tcPr>
+            <w:tcW w:w="2534" w:type="dxa"/>
+            <w:gridSpan w:val="2"/>
+            <w:shd w:val="clear" w:color="auto" w:fill="FBE5D5"/>
+            <w:tcMar/>
+          </w:tcPr>
+          <w:p>
+            <w:pPr>
+              <w:spacing w:line="276" w:lineRule="auto"/>
+              <w:rPr>
+                <w:rFonts w:eastAsia="Calibri"/>
+                <w:color w:val="auto"/>
+                <w:sz w:val="20"/>
+                <w:szCs w:val="20"/>
+              </w:rPr>
+            </w:pPr>
+            <w:r>
+              <w:rPr>
+                <w:rFonts w:eastAsia="Calibri"/>
+                <w:color w:val="auto"/>
+                <w:sz w:val="20"/>
+                <w:szCs w:val="20"/>
+              </w:rPr>
+              <w:t>Comentario respuesta correcta</w:t>
+            </w:r>
+          </w:p>
+        </w:tc>
+        <w:tc>
+          <w:tcPr>
+            <w:tcW w:w="7620" w:type="dxa"/>
+            <w:gridSpan w:val="2"/>
+            <w:shd w:val="clear" w:color="auto" w:fill="FFFFFF" w:themeFill="background1"/>
+            <w:tcMar/>
+          </w:tcPr>
+          <w:p>
+            <w:pPr>
+              <w:spacing w:line="276" w:lineRule="auto"/>
+              <w:cnfStyle w:val="000000000000" w:firstRow="0" w:lastRow="0" w:firstColumn="0" w:lastColumn="0" w:oddVBand="0" w:evenVBand="0" w:oddHBand="0" w:evenHBand="0" w:firstRowFirstColumn="0" w:firstRowLastColumn="0" w:lastRowFirstColumn="0" w:lastRowLastColumn="0"/>
+              <w:rPr>
+                <w:rFonts w:eastAsia="Calibri"/>
                 <w:bCs/>
                 <w:color w:val="auto"/>
                 <w:sz w:val="20"/>
@@ -4881,29 +5392,122 @@
             <w:r>
               <w:rPr>
                 <w:rFonts w:eastAsia="Calibri"/>
-                <w:b/>
                 <w:bCs/>
                 <w:color w:val="auto"/>
                 <w:sz w:val="20"/>
                 <w:szCs w:val="20"/>
               </w:rPr>
-              <w:t xml:space="preserve">¿Qué caracteriza al síndrome de desgaste profesional o </w:t>
-            </w:r>
-            <w:r>
-              <w:rPr>
-                <w:rFonts w:eastAsia="Calibri"/>
-                <w:b/>
+              <w:t>Se evidencia un adecuado dominio de los conceptos relacionados con el conflicto laboral y su comprensión como parte de la dinámica organizacional.</w:t>
+            </w:r>
+          </w:p>
+        </w:tc>
+      </w:tr>
+      <w:tr>
+        <w:trPr>
+          <w:cnfStyle w:val="000000100000" w:firstRow="0" w:lastRow="0" w:firstColumn="0" w:lastColumn="0" w:oddVBand="0" w:evenVBand="0" w:oddHBand="1" w:evenHBand="0" w:firstRowFirstColumn="0" w:firstRowLastColumn="0" w:lastRowFirstColumn="0" w:lastRowLastColumn="0"/>
+          <w:trHeight w:val="220"/>
+        </w:trPr>
+        <w:tc>
+          <w:tcPr>
+            <w:tcW w:w="2534" w:type="dxa"/>
+            <w:gridSpan w:val="2"/>
+            <w:tcMar/>
+          </w:tcPr>
+          <w:p>
+            <w:pPr>
+              <w:spacing w:line="276" w:lineRule="auto"/>
+              <w:rPr>
+                <w:rFonts w:eastAsia="Calibri"/>
+                <w:color w:val="auto"/>
+                <w:sz w:val="20"/>
+                <w:szCs w:val="20"/>
+              </w:rPr>
+            </w:pPr>
+            <w:r>
+              <w:rPr>
+                <w:rFonts w:eastAsia="Calibri"/>
+                <w:color w:val="auto"/>
+                <w:sz w:val="20"/>
+                <w:szCs w:val="20"/>
+              </w:rPr>
+              <w:t>Comentario respuesta incorrecta</w:t>
+            </w:r>
+          </w:p>
+        </w:tc>
+        <w:tc>
+          <w:tcPr>
+            <w:tcW w:w="7620" w:type="dxa"/>
+            <w:gridSpan w:val="2"/>
+            <w:shd w:val="clear" w:color="auto" w:fill="FFFFFF" w:themeFill="background1"/>
+            <w:tcMar/>
+          </w:tcPr>
+          <w:p>
+            <w:pPr>
+              <w:spacing w:line="276" w:lineRule="auto"/>
+              <w:cnfStyle w:val="000000100000" w:firstRow="0" w:lastRow="0" w:firstColumn="0" w:lastColumn="0" w:oddVBand="0" w:evenVBand="0" w:oddHBand="1" w:evenHBand="0" w:firstRowFirstColumn="0" w:firstRowLastColumn="0" w:lastRowFirstColumn="0" w:lastRowLastColumn="0"/>
+              <w:rPr>
+                <w:rFonts w:eastAsia="Calibri"/>
                 <w:bCs/>
-                <w:i/>
-                <w:iCs/>
-                <w:color w:val="00B050"/>
-                <w:sz w:val="20"/>
-                <w:szCs w:val="20"/>
-                <w:highlight w:val="yellow"/>
-              </w:rPr>
-              <w:t>burnout</w:t>
-            </w:r>
-            <w:r>
+                <w:color w:val="auto"/>
+                <w:sz w:val="20"/>
+                <w:szCs w:val="20"/>
+              </w:rPr>
+            </w:pPr>
+            <w:r>
+              <w:rPr>
+                <w:rFonts w:eastAsia="Calibri"/>
+                <w:color w:val="auto"/>
+                <w:sz w:val="20"/>
+                <w:szCs w:val="20"/>
+              </w:rPr>
+              <w:t>Se recomienda revisar nuevamente los contenidos del componente formativo relacionados con el conflicto laboral y su papel dentro de la organización.</w:t>
+            </w:r>
+          </w:p>
+        </w:tc>
+      </w:tr>
+      <w:tr>
+        <w:trPr>
+          <w:trHeight w:val="220"/>
+        </w:trPr>
+        <w:tc>
+          <w:tcPr>
+            <w:tcW w:w="2534" w:type="dxa"/>
+            <w:gridSpan w:val="2"/>
+            <w:shd w:val="clear" w:color="auto" w:fill="FBE5D5"/>
+            <w:tcMar/>
+          </w:tcPr>
+          <w:p>
+            <w:pPr>
+              <w:spacing w:line="276" w:lineRule="auto"/>
+              <w:rPr>
+                <w:rFonts w:eastAsia="Calibri"/>
+                <w:color w:val="auto"/>
+                <w:sz w:val="20"/>
+                <w:szCs w:val="20"/>
+              </w:rPr>
+            </w:pPr>
+            <w:r>
+              <w:rPr>
+                <w:rFonts w:eastAsia="Calibri"/>
+                <w:color w:val="auto"/>
+                <w:sz w:val="20"/>
+                <w:szCs w:val="20"/>
+              </w:rPr>
+              <w:t>Pregunta 10</w:t>
+            </w:r>
+          </w:p>
+        </w:tc>
+        <w:tc>
+          <w:tcPr>
+            <w:tcW w:w="7620" w:type="dxa"/>
+            <w:gridSpan w:val="2"/>
+            <w:shd w:val="clear" w:color="auto" w:fill="FBE5D5"/>
+            <w:tcMar/>
+          </w:tcPr>
+          <w:p>
+            <w:pPr>
+              <w:spacing w:line="276" w:lineRule="auto"/>
+              <w:cnfStyle w:val="000000000000" w:firstRow="0" w:lastRow="0" w:firstColumn="0" w:lastColumn="0" w:oddVBand="0" w:evenVBand="0" w:oddHBand="0" w:evenHBand="0" w:firstRowFirstColumn="0" w:firstRowLastColumn="0" w:lastRowFirstColumn="0" w:lastRowLastColumn="0"/>
               <w:rPr>
                 <w:rFonts w:eastAsia="Calibri"/>
                 <w:b/>
@@ -4912,19 +5516,30 @@
                 <w:sz w:val="20"/>
                 <w:szCs w:val="20"/>
               </w:rPr>
-              <w:t>?</w:t>
-            </w:r>
-          </w:p>
-        </w:tc>
-      </w:tr>
-      <w:tr>
-        <w:trPr>
-          <w:trHeight w:val="220"/>
-        </w:trPr>
-        <w:tc>
-          <w:tcPr>
-            <w:cnfStyle w:val="001000000000" w:firstRow="0" w:lastRow="0" w:firstColumn="1" w:lastColumn="0" w:oddVBand="0" w:evenVBand="0" w:oddHBand="0" w:evenHBand="0" w:firstRowFirstColumn="0" w:firstRowLastColumn="0" w:lastRowFirstColumn="0" w:lastRowLastColumn="0"/>
+            </w:pPr>
+            <w:r>
+              <w:rPr>
+                <w:rFonts w:eastAsia="Calibri"/>
+                <w:b/>
+                <w:bCs/>
+                <w:color w:val="auto"/>
+                <w:sz w:val="20"/>
+                <w:szCs w:val="20"/>
+              </w:rPr>
+              <w:t>¿Cuál es el objetivo principal del acoso laboral?</w:t>
+            </w:r>
+          </w:p>
+        </w:tc>
+      </w:tr>
+      <w:tr>
+        <w:trPr>
+          <w:cnfStyle w:val="000000100000" w:firstRow="0" w:lastRow="0" w:firstColumn="0" w:lastColumn="0" w:oddVBand="0" w:evenVBand="0" w:oddHBand="1" w:evenHBand="0" w:firstRowFirstColumn="0" w:firstRowLastColumn="0" w:lastRowFirstColumn="0" w:lastRowLastColumn="0"/>
+          <w:trHeight w:val="220"/>
+        </w:trPr>
+        <w:tc>
+          <w:tcPr>
             <w:tcW w:w="1267" w:type="dxa"/>
+            <w:tcMar/>
           </w:tcPr>
           <w:p>
             <w:pPr>
@@ -4951,7 +5566,87 @@
           <w:tcPr>
             <w:tcW w:w="6727" w:type="dxa"/>
             <w:gridSpan w:val="2"/>
-            <w:shd w:val="clear" w:color="auto" w:fill="FFFFFF"/>
+            <w:shd w:val="clear" w:color="auto" w:fill="FFFFFF" w:themeFill="background1"/>
+            <w:tcMar/>
+          </w:tcPr>
+          <w:p>
+            <w:pPr>
+              <w:spacing w:line="276" w:lineRule="auto"/>
+              <w:cnfStyle w:val="000000100000" w:firstRow="0" w:lastRow="0" w:firstColumn="0" w:lastColumn="0" w:oddVBand="0" w:evenVBand="0" w:oddHBand="1" w:evenHBand="0" w:firstRowFirstColumn="0" w:firstRowLastColumn="0" w:lastRowFirstColumn="0" w:lastRowLastColumn="0"/>
+              <w:rPr>
+                <w:rFonts w:eastAsia="Calibri"/>
+                <w:color w:val="auto"/>
+                <w:sz w:val="20"/>
+                <w:szCs w:val="20"/>
+              </w:rPr>
+            </w:pPr>
+            <w:r>
+              <w:rPr>
+                <w:color w:val="auto"/>
+                <w:sz w:val="20"/>
+                <w:szCs w:val="20"/>
+              </w:rPr>
+              <w:t>Corregir el desempeño.</w:t>
+            </w:r>
+          </w:p>
+        </w:tc>
+        <w:tc>
+          <w:tcPr>
+            <w:tcW w:w="2160" w:type="dxa"/>
+            <w:shd w:val="clear" w:color="auto" w:fill="FFFFFF" w:themeFill="background1"/>
+            <w:tcMar/>
+          </w:tcPr>
+          <w:p>
+            <w:pPr>
+              <w:widowControl w:val="0"/>
+              <w:spacing w:line="276" w:lineRule="auto"/>
+              <w:cnfStyle w:val="000000100000" w:firstRow="0" w:lastRow="0" w:firstColumn="0" w:lastColumn="0" w:oddVBand="0" w:evenVBand="0" w:oddHBand="1" w:evenHBand="0" w:firstRowFirstColumn="0" w:firstRowLastColumn="0" w:lastRowFirstColumn="0" w:lastRowLastColumn="0"/>
+              <w:rPr>
+                <w:rFonts w:eastAsia="Calibri"/>
+                <w:color w:val="auto"/>
+                <w:sz w:val="20"/>
+                <w:szCs w:val="20"/>
+              </w:rPr>
+            </w:pPr>
+          </w:p>
+        </w:tc>
+      </w:tr>
+      <w:tr>
+        <w:trPr>
+          <w:trHeight w:val="220"/>
+        </w:trPr>
+        <w:tc>
+          <w:tcPr>
+            <w:tcW w:w="1267" w:type="dxa"/>
+            <w:tcMar/>
+          </w:tcPr>
+          <w:p>
+            <w:pPr>
+              <w:spacing w:line="276" w:lineRule="auto"/>
+              <w:rPr>
+                <w:rFonts w:eastAsia="Calibri"/>
+                <w:color w:val="auto"/>
+                <w:sz w:val="20"/>
+                <w:szCs w:val="20"/>
+              </w:rPr>
+            </w:pPr>
+            <w:r>
+              <w:rPr>
+                <w:rFonts w:eastAsia="Calibri"/>
+                <w:color w:val="auto"/>
+                <w:sz w:val="20"/>
+                <w:szCs w:val="20"/>
+              </w:rPr>
+              <w:t>Opción b)</w:t>
+            </w:r>
+          </w:p>
+        </w:tc>
+        <w:tc>
+          <w:tcPr>
+            <w:tcW w:w="6727" w:type="dxa"/>
+            <w:gridSpan w:val="2"/>
+            <w:shd w:val="clear" w:color="auto" w:fill="FFFFFF" w:themeFill="background1"/>
+            <w:tcMar/>
           </w:tcPr>
           <w:p>
             <w:pPr>
@@ -4970,14 +5665,15 @@
                 <w:sz w:val="20"/>
                 <w:szCs w:val="20"/>
               </w:rPr>
-              <w:t>Conflictos ocasionales.</w:t>
+              <w:t>Fortalecer la jerarquía.</w:t>
             </w:r>
           </w:p>
         </w:tc>
         <w:tc>
           <w:tcPr>
             <w:tcW w:w="2160" w:type="dxa"/>
-            <w:shd w:val="clear" w:color="auto" w:fill="FFFFFF"/>
+            <w:shd w:val="clear" w:color="auto" w:fill="FFFFFF" w:themeFill="background1"/>
+            <w:tcMar/>
           </w:tcPr>
           <w:p>
             <w:pPr>
@@ -5001,27 +5697,27 @@
         </w:trPr>
         <w:tc>
           <w:tcPr>
-            <w:cnfStyle w:val="001000000000" w:firstRow="0" w:lastRow="0" w:firstColumn="1" w:lastColumn="0" w:oddVBand="0" w:evenVBand="0" w:oddHBand="0" w:evenHBand="0" w:firstRowFirstColumn="0" w:firstRowLastColumn="0" w:lastRowFirstColumn="0" w:lastRowLastColumn="0"/>
             <w:tcW w:w="1267" w:type="dxa"/>
-          </w:tcPr>
-          <w:p>
-            <w:pPr>
-              <w:spacing w:line="276" w:lineRule="auto"/>
-              <w:rPr>
-                <w:rFonts w:eastAsia="Calibri"/>
-                <w:color w:val="auto"/>
-                <w:sz w:val="20"/>
-                <w:szCs w:val="20"/>
-              </w:rPr>
-            </w:pPr>
-            <w:r>
-              <w:rPr>
-                <w:rFonts w:eastAsia="Calibri"/>
-                <w:color w:val="auto"/>
-                <w:sz w:val="20"/>
-                <w:szCs w:val="20"/>
-              </w:rPr>
-              <w:t>Opción b)</w:t>
+            <w:tcMar/>
+          </w:tcPr>
+          <w:p>
+            <w:pPr>
+              <w:spacing w:line="276" w:lineRule="auto"/>
+              <w:rPr>
+                <w:rFonts w:eastAsia="Calibri"/>
+                <w:color w:val="auto"/>
+                <w:sz w:val="20"/>
+                <w:szCs w:val="20"/>
+              </w:rPr>
+            </w:pPr>
+            <w:r>
+              <w:rPr>
+                <w:rFonts w:eastAsia="Calibri"/>
+                <w:color w:val="auto"/>
+                <w:sz w:val="20"/>
+                <w:szCs w:val="20"/>
+              </w:rPr>
+              <w:t>Opción c)</w:t>
             </w:r>
           </w:p>
         </w:tc>
@@ -5029,7 +5725,8 @@
           <w:tcPr>
             <w:tcW w:w="6727" w:type="dxa"/>
             <w:gridSpan w:val="2"/>
-            <w:shd w:val="clear" w:color="auto" w:fill="FFFFFF"/>
+            <w:shd w:val="clear" w:color="auto" w:fill="FFFFFF" w:themeFill="background1"/>
+            <w:tcMar/>
           </w:tcPr>
           <w:p>
             <w:pPr>
@@ -5048,14 +5745,15 @@
                 <w:sz w:val="20"/>
                 <w:szCs w:val="20"/>
               </w:rPr>
-              <w:t xml:space="preserve">Agotamiento físico y mental sostenido. </w:t>
+              <w:t>Deteriorar emocionalmente a la persona afectada.</w:t>
             </w:r>
           </w:p>
         </w:tc>
         <w:tc>
           <w:tcPr>
             <w:tcW w:w="2160" w:type="dxa"/>
-            <w:shd w:val="clear" w:color="auto" w:fill="FFFFFF"/>
+            <w:shd w:val="clear" w:color="auto" w:fill="FFFFFF" w:themeFill="background1"/>
+            <w:tcMar/>
           </w:tcPr>
           <w:p>
             <w:pPr>
@@ -5087,27 +5785,27 @@
         </w:trPr>
         <w:tc>
           <w:tcPr>
-            <w:cnfStyle w:val="001000000000" w:firstRow="0" w:lastRow="0" w:firstColumn="1" w:lastColumn="0" w:oddVBand="0" w:evenVBand="0" w:oddHBand="0" w:evenHBand="0" w:firstRowFirstColumn="0" w:firstRowLastColumn="0" w:lastRowFirstColumn="0" w:lastRowLastColumn="0"/>
             <w:tcW w:w="1267" w:type="dxa"/>
-          </w:tcPr>
-          <w:p>
-            <w:pPr>
-              <w:spacing w:line="276" w:lineRule="auto"/>
-              <w:rPr>
-                <w:rFonts w:eastAsia="Calibri"/>
-                <w:color w:val="auto"/>
-                <w:sz w:val="20"/>
-                <w:szCs w:val="20"/>
-              </w:rPr>
-            </w:pPr>
-            <w:r>
-              <w:rPr>
-                <w:rFonts w:eastAsia="Calibri"/>
-                <w:color w:val="auto"/>
-                <w:sz w:val="20"/>
-                <w:szCs w:val="20"/>
-              </w:rPr>
-              <w:t>Opción c)</w:t>
+            <w:tcMar/>
+          </w:tcPr>
+          <w:p>
+            <w:pPr>
+              <w:spacing w:line="276" w:lineRule="auto"/>
+              <w:rPr>
+                <w:rFonts w:eastAsia="Calibri"/>
+                <w:color w:val="auto"/>
+                <w:sz w:val="20"/>
+                <w:szCs w:val="20"/>
+              </w:rPr>
+            </w:pPr>
+            <w:r>
+              <w:rPr>
+                <w:rFonts w:eastAsia="Calibri"/>
+                <w:color w:val="auto"/>
+                <w:sz w:val="20"/>
+                <w:szCs w:val="20"/>
+              </w:rPr>
+              <w:t>Opción d)</w:t>
             </w:r>
           </w:p>
         </w:tc>
@@ -5115,7 +5813,8 @@
           <w:tcPr>
             <w:tcW w:w="6727" w:type="dxa"/>
             <w:gridSpan w:val="2"/>
-            <w:shd w:val="clear" w:color="auto" w:fill="FFFFFF"/>
+            <w:shd w:val="clear" w:color="auto" w:fill="FFFFFF" w:themeFill="background1"/>
+            <w:tcMar/>
           </w:tcPr>
           <w:p>
             <w:pPr>
@@ -5134,14 +5833,15 @@
                 <w:sz w:val="20"/>
                 <w:szCs w:val="20"/>
               </w:rPr>
-              <w:t>Falta de habilidades técnicas.</w:t>
+              <w:t>Mejorar la comunicación interna.</w:t>
             </w:r>
           </w:p>
         </w:tc>
         <w:tc>
           <w:tcPr>
             <w:tcW w:w="2160" w:type="dxa"/>
-            <w:shd w:val="clear" w:color="auto" w:fill="FFFFFF"/>
+            <w:shd w:val="clear" w:color="auto" w:fill="FFFFFF" w:themeFill="background1"/>
+            <w:tcMar/>
           </w:tcPr>
           <w:p>
             <w:pPr>
@@ -5165,35 +5865,37 @@
         </w:trPr>
         <w:tc>
           <w:tcPr>
-            <w:cnfStyle w:val="001000000000" w:firstRow="0" w:lastRow="0" w:firstColumn="1" w:lastColumn="0" w:oddVBand="0" w:evenVBand="0" w:oddHBand="0" w:evenHBand="0" w:firstRowFirstColumn="0" w:firstRowLastColumn="0" w:lastRowFirstColumn="0" w:lastRowLastColumn="0"/>
-            <w:tcW w:w="1267" w:type="dxa"/>
-          </w:tcPr>
-          <w:p>
-            <w:pPr>
-              <w:spacing w:line="276" w:lineRule="auto"/>
-              <w:rPr>
-                <w:rFonts w:eastAsia="Calibri"/>
-                <w:color w:val="auto"/>
-                <w:sz w:val="20"/>
-                <w:szCs w:val="20"/>
-              </w:rPr>
-            </w:pPr>
-            <w:r>
-              <w:rPr>
-                <w:rFonts w:eastAsia="Calibri"/>
-                <w:color w:val="auto"/>
-                <w:sz w:val="20"/>
-                <w:szCs w:val="20"/>
-              </w:rPr>
-              <w:t>Opción d)</w:t>
-            </w:r>
-          </w:p>
-        </w:tc>
-        <w:tc>
-          <w:tcPr>
-            <w:tcW w:w="6727" w:type="dxa"/>
-            <w:gridSpan w:val="2"/>
-            <w:shd w:val="clear" w:color="auto" w:fill="FFFFFF"/>
+            <w:tcW w:w="2534" w:type="dxa"/>
+            <w:gridSpan w:val="2"/>
+            <w:tcMar/>
+          </w:tcPr>
+          <w:p>
+            <w:pPr>
+              <w:spacing w:line="276" w:lineRule="auto"/>
+              <w:rPr>
+                <w:rFonts w:eastAsia="Calibri"/>
+                <w:color w:val="auto"/>
+                <w:sz w:val="20"/>
+                <w:szCs w:val="20"/>
+              </w:rPr>
+            </w:pPr>
+            <w:r>
+              <w:rPr>
+                <w:rFonts w:eastAsia="Calibri"/>
+                <w:color w:val="auto"/>
+                <w:sz w:val="20"/>
+                <w:szCs w:val="20"/>
+              </w:rPr>
+              <w:t>Comentario respuesta correcta</w:t>
+            </w:r>
+          </w:p>
+        </w:tc>
+        <w:tc>
+          <w:tcPr>
+            <w:tcW w:w="7620" w:type="dxa"/>
+            <w:gridSpan w:val="2"/>
+            <w:shd w:val="clear" w:color="auto" w:fill="FFFFFF" w:themeFill="background1"/>
+            <w:tcMar/>
           </w:tcPr>
           <w:p>
             <w:pPr>
@@ -5201,70 +5903,54 @@
               <w:cnfStyle w:val="000000100000" w:firstRow="0" w:lastRow="0" w:firstColumn="0" w:lastColumn="0" w:oddVBand="0" w:evenVBand="0" w:oddHBand="1" w:evenHBand="0" w:firstRowFirstColumn="0" w:firstRowLastColumn="0" w:lastRowFirstColumn="0" w:lastRowLastColumn="0"/>
               <w:rPr>
                 <w:rFonts w:eastAsia="Calibri"/>
-                <w:color w:val="auto"/>
-                <w:sz w:val="20"/>
-                <w:szCs w:val="20"/>
-              </w:rPr>
-            </w:pPr>
-            <w:r>
-              <w:rPr>
-                <w:color w:val="auto"/>
-                <w:sz w:val="20"/>
-                <w:szCs w:val="20"/>
-              </w:rPr>
-              <w:t>Cambios temporales de humor.</w:t>
-            </w:r>
-          </w:p>
-        </w:tc>
-        <w:tc>
-          <w:tcPr>
-            <w:tcW w:w="2160" w:type="dxa"/>
-            <w:shd w:val="clear" w:color="auto" w:fill="FFFFFF"/>
-          </w:tcPr>
-          <w:p>
-            <w:pPr>
-              <w:widowControl w:val="0"/>
-              <w:spacing w:line="276" w:lineRule="auto"/>
-              <w:cnfStyle w:val="000000100000" w:firstRow="0" w:lastRow="0" w:firstColumn="0" w:lastColumn="0" w:oddVBand="0" w:evenVBand="0" w:oddHBand="1" w:evenHBand="0" w:firstRowFirstColumn="0" w:firstRowLastColumn="0" w:lastRowFirstColumn="0" w:lastRowLastColumn="0"/>
-              <w:rPr>
-                <w:rFonts w:eastAsia="Calibri"/>
-                <w:color w:val="auto"/>
-                <w:sz w:val="20"/>
-                <w:szCs w:val="20"/>
-              </w:rPr>
-            </w:pPr>
-          </w:p>
-        </w:tc>
-      </w:tr>
-      <w:tr>
-        <w:trPr>
-          <w:trHeight w:val="220"/>
-        </w:trPr>
-        <w:tc>
-          <w:tcPr>
-            <w:cnfStyle w:val="001000000000" w:firstRow="0" w:lastRow="0" w:firstColumn="1" w:lastColumn="0" w:oddVBand="0" w:evenVBand="0" w:oddHBand="0" w:evenHBand="0" w:firstRowFirstColumn="0" w:firstRowLastColumn="0" w:lastRowFirstColumn="0" w:lastRowLastColumn="0"/>
+                <w:bCs/>
+                <w:color w:val="auto"/>
+                <w:sz w:val="20"/>
+                <w:szCs w:val="20"/>
+              </w:rPr>
+            </w:pPr>
+            <w:r>
+              <w:rPr>
+                <w:rFonts w:eastAsia="Calibri"/>
+                <w:bCs/>
+                <w:color w:val="auto"/>
+                <w:sz w:val="20"/>
+                <w:szCs w:val="20"/>
+              </w:rPr>
+              <w:t>Se evidencia un adecuado dominio de los conceptos relacionados con el conflicto laboral y su comprensión como parte de la dinámica organizacional.</w:t>
+            </w:r>
+          </w:p>
+        </w:tc>
+      </w:tr>
+      <w:tr>
+        <w:trPr>
+          <w:trHeight w:val="220"/>
+        </w:trPr>
+        <w:tc>
+          <w:tcPr>
             <w:tcW w:w="2534" w:type="dxa"/>
             <w:gridSpan w:val="2"/>
             <w:shd w:val="clear" w:color="auto" w:fill="FBE5D5"/>
-          </w:tcPr>
-          <w:p>
-            <w:pPr>
-              <w:spacing w:line="276" w:lineRule="auto"/>
-              <w:rPr>
-                <w:rFonts w:eastAsia="Calibri"/>
-                <w:color w:val="auto"/>
-                <w:sz w:val="20"/>
-                <w:szCs w:val="20"/>
-              </w:rPr>
-            </w:pPr>
-            <w:r>
-              <w:rPr>
-                <w:rFonts w:eastAsia="Calibri"/>
-                <w:color w:val="auto"/>
-                <w:sz w:val="20"/>
-                <w:szCs w:val="20"/>
-              </w:rPr>
-              <w:t>Comentario respuesta correcta</w:t>
+            <w:tcMar/>
+          </w:tcPr>
+          <w:p>
+            <w:pPr>
+              <w:spacing w:line="276" w:lineRule="auto"/>
+              <w:rPr>
+                <w:rFonts w:eastAsia="Calibri"/>
+                <w:color w:val="auto"/>
+                <w:sz w:val="20"/>
+                <w:szCs w:val="20"/>
+              </w:rPr>
+            </w:pPr>
+            <w:r>
+              <w:rPr>
+                <w:rFonts w:eastAsia="Calibri"/>
+                <w:color w:val="auto"/>
+                <w:sz w:val="20"/>
+                <w:szCs w:val="20"/>
+              </w:rPr>
+              <w:t>Comentario respuesta incorrecta</w:t>
             </w:r>
           </w:p>
         </w:tc>
@@ -5272,579 +5958,8 @@
           <w:tcPr>
             <w:tcW w:w="7620" w:type="dxa"/>
             <w:gridSpan w:val="2"/>
-            <w:shd w:val="clear" w:color="auto" w:fill="FFFFFF"/>
-          </w:tcPr>
-          <w:p>
-            <w:pPr>
-              <w:spacing w:line="276" w:lineRule="auto"/>
-              <w:cnfStyle w:val="000000000000" w:firstRow="0" w:lastRow="0" w:firstColumn="0" w:lastColumn="0" w:oddVBand="0" w:evenVBand="0" w:oddHBand="0" w:evenHBand="0" w:firstRowFirstColumn="0" w:firstRowLastColumn="0" w:lastRowFirstColumn="0" w:lastRowLastColumn="0"/>
-              <w:rPr>
-                <w:rFonts w:eastAsia="Calibri"/>
-                <w:bCs/>
-                <w:color w:val="auto"/>
-                <w:sz w:val="20"/>
-                <w:szCs w:val="20"/>
-              </w:rPr>
-            </w:pPr>
-            <w:r>
-              <w:rPr>
-                <w:rFonts w:eastAsia="Calibri"/>
-                <w:bCs/>
-                <w:color w:val="auto"/>
-                <w:sz w:val="20"/>
-                <w:szCs w:val="20"/>
-              </w:rPr>
-              <w:t>Se evidencia un adecuado dominio de los conceptos relacionados con el conflicto laboral y su comprensión como parte de la dinámica organizacional.</w:t>
-            </w:r>
-          </w:p>
-        </w:tc>
-      </w:tr>
-      <w:tr>
-        <w:trPr>
-          <w:cnfStyle w:val="000000100000" w:firstRow="0" w:lastRow="0" w:firstColumn="0" w:lastColumn="0" w:oddVBand="0" w:evenVBand="0" w:oddHBand="1" w:evenHBand="0" w:firstRowFirstColumn="0" w:firstRowLastColumn="0" w:lastRowFirstColumn="0" w:lastRowLastColumn="0"/>
-          <w:trHeight w:val="220"/>
-        </w:trPr>
-        <w:tc>
-          <w:tcPr>
-            <w:cnfStyle w:val="001000000000" w:firstRow="0" w:lastRow="0" w:firstColumn="1" w:lastColumn="0" w:oddVBand="0" w:evenVBand="0" w:oddHBand="0" w:evenHBand="0" w:firstRowFirstColumn="0" w:firstRowLastColumn="0" w:lastRowFirstColumn="0" w:lastRowLastColumn="0"/>
-            <w:tcW w:w="2534" w:type="dxa"/>
-            <w:gridSpan w:val="2"/>
-          </w:tcPr>
-          <w:p>
-            <w:pPr>
-              <w:spacing w:line="276" w:lineRule="auto"/>
-              <w:rPr>
-                <w:rFonts w:eastAsia="Calibri"/>
-                <w:color w:val="auto"/>
-                <w:sz w:val="20"/>
-                <w:szCs w:val="20"/>
-              </w:rPr>
-            </w:pPr>
-            <w:r>
-              <w:rPr>
-                <w:rFonts w:eastAsia="Calibri"/>
-                <w:color w:val="auto"/>
-                <w:sz w:val="20"/>
-                <w:szCs w:val="20"/>
-              </w:rPr>
-              <w:t>Comentario respuesta incorrecta</w:t>
-            </w:r>
-          </w:p>
-        </w:tc>
-        <w:tc>
-          <w:tcPr>
-            <w:tcW w:w="7620" w:type="dxa"/>
-            <w:gridSpan w:val="2"/>
-            <w:shd w:val="clear" w:color="auto" w:fill="FFFFFF"/>
-          </w:tcPr>
-          <w:p>
-            <w:pPr>
-              <w:spacing w:line="276" w:lineRule="auto"/>
-              <w:cnfStyle w:val="000000100000" w:firstRow="0" w:lastRow="0" w:firstColumn="0" w:lastColumn="0" w:oddVBand="0" w:evenVBand="0" w:oddHBand="1" w:evenHBand="0" w:firstRowFirstColumn="0" w:firstRowLastColumn="0" w:lastRowFirstColumn="0" w:lastRowLastColumn="0"/>
-              <w:rPr>
-                <w:rFonts w:eastAsia="Calibri"/>
-                <w:bCs/>
-                <w:color w:val="auto"/>
-                <w:sz w:val="20"/>
-                <w:szCs w:val="20"/>
-              </w:rPr>
-            </w:pPr>
-            <w:r>
-              <w:rPr>
-                <w:rFonts w:eastAsia="Calibri"/>
-                <w:color w:val="auto"/>
-                <w:sz w:val="20"/>
-                <w:szCs w:val="20"/>
-              </w:rPr>
-              <w:t>Se recomienda revisar nuevamente los contenidos del componente formativo relacionados con el conflicto laboral y su papel dentro de la organización.</w:t>
-            </w:r>
-          </w:p>
-        </w:tc>
-      </w:tr>
-      <w:tr>
-        <w:trPr>
-          <w:trHeight w:val="220"/>
-        </w:trPr>
-        <w:tc>
-          <w:tcPr>
-            <w:cnfStyle w:val="001000000000" w:firstRow="0" w:lastRow="0" w:firstColumn="1" w:lastColumn="0" w:oddVBand="0" w:evenVBand="0" w:oddHBand="0" w:evenHBand="0" w:firstRowFirstColumn="0" w:firstRowLastColumn="0" w:lastRowFirstColumn="0" w:lastRowLastColumn="0"/>
-            <w:tcW w:w="2534" w:type="dxa"/>
-            <w:gridSpan w:val="2"/>
-            <w:shd w:val="clear" w:color="auto" w:fill="FBE5D5"/>
-          </w:tcPr>
-          <w:p>
-            <w:pPr>
-              <w:spacing w:line="276" w:lineRule="auto"/>
-              <w:rPr>
-                <w:rFonts w:eastAsia="Calibri"/>
-                <w:color w:val="auto"/>
-                <w:sz w:val="20"/>
-                <w:szCs w:val="20"/>
-              </w:rPr>
-            </w:pPr>
-            <w:r>
-              <w:rPr>
-                <w:rFonts w:eastAsia="Calibri"/>
-                <w:color w:val="auto"/>
-                <w:sz w:val="20"/>
-                <w:szCs w:val="20"/>
-              </w:rPr>
-              <w:t>Pregunta 10</w:t>
-            </w:r>
-          </w:p>
-        </w:tc>
-        <w:tc>
-          <w:tcPr>
-            <w:tcW w:w="7620" w:type="dxa"/>
-            <w:gridSpan w:val="2"/>
-            <w:shd w:val="clear" w:color="auto" w:fill="FBE5D5"/>
-          </w:tcPr>
-          <w:p>
-            <w:pPr>
-              <w:spacing w:line="276" w:lineRule="auto"/>
-              <w:cnfStyle w:val="000000000000" w:firstRow="0" w:lastRow="0" w:firstColumn="0" w:lastColumn="0" w:oddVBand="0" w:evenVBand="0" w:oddHBand="0" w:evenHBand="0" w:firstRowFirstColumn="0" w:firstRowLastColumn="0" w:lastRowFirstColumn="0" w:lastRowLastColumn="0"/>
-              <w:rPr>
-                <w:rFonts w:eastAsia="Calibri"/>
-                <w:b/>
-                <w:bCs/>
-                <w:color w:val="auto"/>
-                <w:sz w:val="20"/>
-                <w:szCs w:val="20"/>
-              </w:rPr>
-            </w:pPr>
-            <w:r>
-              <w:rPr>
-                <w:rFonts w:eastAsia="Calibri"/>
-                <w:b/>
-                <w:bCs/>
-                <w:color w:val="auto"/>
-                <w:sz w:val="20"/>
-                <w:szCs w:val="20"/>
-              </w:rPr>
-              <w:t>¿Cuál es el objetivo principal del acoso laboral?</w:t>
-            </w:r>
-          </w:p>
-        </w:tc>
-      </w:tr>
-      <w:tr>
-        <w:trPr>
-          <w:cnfStyle w:val="000000100000" w:firstRow="0" w:lastRow="0" w:firstColumn="0" w:lastColumn="0" w:oddVBand="0" w:evenVBand="0" w:oddHBand="1" w:evenHBand="0" w:firstRowFirstColumn="0" w:firstRowLastColumn="0" w:lastRowFirstColumn="0" w:lastRowLastColumn="0"/>
-          <w:trHeight w:val="220"/>
-        </w:trPr>
-        <w:tc>
-          <w:tcPr>
-            <w:cnfStyle w:val="001000000000" w:firstRow="0" w:lastRow="0" w:firstColumn="1" w:lastColumn="0" w:oddVBand="0" w:evenVBand="0" w:oddHBand="0" w:evenHBand="0" w:firstRowFirstColumn="0" w:firstRowLastColumn="0" w:lastRowFirstColumn="0" w:lastRowLastColumn="0"/>
-            <w:tcW w:w="1267" w:type="dxa"/>
-          </w:tcPr>
-          <w:p>
-            <w:pPr>
-              <w:spacing w:line="276" w:lineRule="auto"/>
-              <w:rPr>
-                <w:rFonts w:eastAsia="Calibri"/>
-                <w:color w:val="auto"/>
-                <w:sz w:val="20"/>
-                <w:szCs w:val="20"/>
-              </w:rPr>
-            </w:pPr>
-            <w:r>
-              <w:rPr>
-                <w:rFonts w:eastAsia="Calibri"/>
-                <w:color w:val="auto"/>
-                <w:sz w:val="20"/>
-                <w:szCs w:val="20"/>
-              </w:rPr>
-              <w:t>Opción a)</w:t>
-            </w:r>
-          </w:p>
-        </w:tc>
-        <w:tc>
-          <w:tcPr>
-            <w:tcW w:w="6727" w:type="dxa"/>
-            <w:gridSpan w:val="2"/>
-            <w:shd w:val="clear" w:color="auto" w:fill="FFFFFF"/>
-          </w:tcPr>
-          <w:p>
-            <w:pPr>
-              <w:spacing w:line="276" w:lineRule="auto"/>
-              <w:cnfStyle w:val="000000100000" w:firstRow="0" w:lastRow="0" w:firstColumn="0" w:lastColumn="0" w:oddVBand="0" w:evenVBand="0" w:oddHBand="1" w:evenHBand="0" w:firstRowFirstColumn="0" w:firstRowLastColumn="0" w:lastRowFirstColumn="0" w:lastRowLastColumn="0"/>
-              <w:rPr>
-                <w:rFonts w:eastAsia="Calibri"/>
-                <w:color w:val="auto"/>
-                <w:sz w:val="20"/>
-                <w:szCs w:val="20"/>
-              </w:rPr>
-            </w:pPr>
-            <w:r>
-              <w:rPr>
-                <w:color w:val="auto"/>
-                <w:sz w:val="20"/>
-                <w:szCs w:val="20"/>
-              </w:rPr>
-              <w:t>Corregir el desempeño.</w:t>
-            </w:r>
-          </w:p>
-        </w:tc>
-        <w:tc>
-          <w:tcPr>
-            <w:tcW w:w="2160" w:type="dxa"/>
-            <w:shd w:val="clear" w:color="auto" w:fill="FFFFFF"/>
-          </w:tcPr>
-          <w:p>
-            <w:pPr>
-              <w:widowControl w:val="0"/>
-              <w:spacing w:line="276" w:lineRule="auto"/>
-              <w:cnfStyle w:val="000000100000" w:firstRow="0" w:lastRow="0" w:firstColumn="0" w:lastColumn="0" w:oddVBand="0" w:evenVBand="0" w:oddHBand="1" w:evenHBand="0" w:firstRowFirstColumn="0" w:firstRowLastColumn="0" w:lastRowFirstColumn="0" w:lastRowLastColumn="0"/>
-              <w:rPr>
-                <w:rFonts w:eastAsia="Calibri"/>
-                <w:color w:val="auto"/>
-                <w:sz w:val="20"/>
-                <w:szCs w:val="20"/>
-              </w:rPr>
-            </w:pPr>
-          </w:p>
-        </w:tc>
-      </w:tr>
-      <w:tr>
-        <w:trPr>
-          <w:trHeight w:val="220"/>
-        </w:trPr>
-        <w:tc>
-          <w:tcPr>
-            <w:cnfStyle w:val="001000000000" w:firstRow="0" w:lastRow="0" w:firstColumn="1" w:lastColumn="0" w:oddVBand="0" w:evenVBand="0" w:oddHBand="0" w:evenHBand="0" w:firstRowFirstColumn="0" w:firstRowLastColumn="0" w:lastRowFirstColumn="0" w:lastRowLastColumn="0"/>
-            <w:tcW w:w="1267" w:type="dxa"/>
-          </w:tcPr>
-          <w:p>
-            <w:pPr>
-              <w:spacing w:line="276" w:lineRule="auto"/>
-              <w:rPr>
-                <w:rFonts w:eastAsia="Calibri"/>
-                <w:color w:val="auto"/>
-                <w:sz w:val="20"/>
-                <w:szCs w:val="20"/>
-              </w:rPr>
-            </w:pPr>
-            <w:r>
-              <w:rPr>
-                <w:rFonts w:eastAsia="Calibri"/>
-                <w:color w:val="auto"/>
-                <w:sz w:val="20"/>
-                <w:szCs w:val="20"/>
-              </w:rPr>
-              <w:t>Opción b)</w:t>
-            </w:r>
-          </w:p>
-        </w:tc>
-        <w:tc>
-          <w:tcPr>
-            <w:tcW w:w="6727" w:type="dxa"/>
-            <w:gridSpan w:val="2"/>
-            <w:shd w:val="clear" w:color="auto" w:fill="FFFFFF"/>
-          </w:tcPr>
-          <w:p>
-            <w:pPr>
-              <w:spacing w:line="276" w:lineRule="auto"/>
-              <w:cnfStyle w:val="000000000000" w:firstRow="0" w:lastRow="0" w:firstColumn="0" w:lastColumn="0" w:oddVBand="0" w:evenVBand="0" w:oddHBand="0" w:evenHBand="0" w:firstRowFirstColumn="0" w:firstRowLastColumn="0" w:lastRowFirstColumn="0" w:lastRowLastColumn="0"/>
-              <w:rPr>
-                <w:rFonts w:eastAsia="Calibri"/>
-                <w:color w:val="auto"/>
-                <w:sz w:val="20"/>
-                <w:szCs w:val="20"/>
-              </w:rPr>
-            </w:pPr>
-            <w:r>
-              <w:rPr>
-                <w:color w:val="auto"/>
-                <w:sz w:val="20"/>
-                <w:szCs w:val="20"/>
-              </w:rPr>
-              <w:t>Fortalecer la jerarquía.</w:t>
-            </w:r>
-          </w:p>
-        </w:tc>
-        <w:tc>
-          <w:tcPr>
-            <w:tcW w:w="2160" w:type="dxa"/>
-            <w:shd w:val="clear" w:color="auto" w:fill="FFFFFF"/>
-          </w:tcPr>
-          <w:p>
-            <w:pPr>
-              <w:widowControl w:val="0"/>
-              <w:spacing w:line="276" w:lineRule="auto"/>
-              <w:cnfStyle w:val="000000000000" w:firstRow="0" w:lastRow="0" w:firstColumn="0" w:lastColumn="0" w:oddVBand="0" w:evenVBand="0" w:oddHBand="0" w:evenHBand="0" w:firstRowFirstColumn="0" w:firstRowLastColumn="0" w:lastRowFirstColumn="0" w:lastRowLastColumn="0"/>
-              <w:rPr>
-                <w:rFonts w:eastAsia="Calibri"/>
-                <w:color w:val="auto"/>
-                <w:sz w:val="20"/>
-                <w:szCs w:val="20"/>
-              </w:rPr>
-            </w:pPr>
-          </w:p>
-        </w:tc>
-      </w:tr>
-      <w:tr>
-        <w:trPr>
-          <w:cnfStyle w:val="000000100000" w:firstRow="0" w:lastRow="0" w:firstColumn="0" w:lastColumn="0" w:oddVBand="0" w:evenVBand="0" w:oddHBand="1" w:evenHBand="0" w:firstRowFirstColumn="0" w:firstRowLastColumn="0" w:lastRowFirstColumn="0" w:lastRowLastColumn="0"/>
-          <w:trHeight w:val="220"/>
-        </w:trPr>
-        <w:tc>
-          <w:tcPr>
-            <w:cnfStyle w:val="001000000000" w:firstRow="0" w:lastRow="0" w:firstColumn="1" w:lastColumn="0" w:oddVBand="0" w:evenVBand="0" w:oddHBand="0" w:evenHBand="0" w:firstRowFirstColumn="0" w:firstRowLastColumn="0" w:lastRowFirstColumn="0" w:lastRowLastColumn="0"/>
-            <w:tcW w:w="1267" w:type="dxa"/>
-          </w:tcPr>
-          <w:p>
-            <w:pPr>
-              <w:spacing w:line="276" w:lineRule="auto"/>
-              <w:rPr>
-                <w:rFonts w:eastAsia="Calibri"/>
-                <w:color w:val="auto"/>
-                <w:sz w:val="20"/>
-                <w:szCs w:val="20"/>
-              </w:rPr>
-            </w:pPr>
-            <w:r>
-              <w:rPr>
-                <w:rFonts w:eastAsia="Calibri"/>
-                <w:color w:val="auto"/>
-                <w:sz w:val="20"/>
-                <w:szCs w:val="20"/>
-              </w:rPr>
-              <w:t>Opción c)</w:t>
-            </w:r>
-          </w:p>
-        </w:tc>
-        <w:tc>
-          <w:tcPr>
-            <w:tcW w:w="6727" w:type="dxa"/>
-            <w:gridSpan w:val="2"/>
-            <w:shd w:val="clear" w:color="auto" w:fill="FFFFFF"/>
-          </w:tcPr>
-          <w:p>
-            <w:pPr>
-              <w:spacing w:line="276" w:lineRule="auto"/>
-              <w:cnfStyle w:val="000000100000" w:firstRow="0" w:lastRow="0" w:firstColumn="0" w:lastColumn="0" w:oddVBand="0" w:evenVBand="0" w:oddHBand="1" w:evenHBand="0" w:firstRowFirstColumn="0" w:firstRowLastColumn="0" w:lastRowFirstColumn="0" w:lastRowLastColumn="0"/>
-              <w:rPr>
-                <w:rFonts w:eastAsia="Calibri"/>
-                <w:color w:val="auto"/>
-                <w:sz w:val="20"/>
-                <w:szCs w:val="20"/>
-              </w:rPr>
-            </w:pPr>
-            <w:r>
-              <w:rPr>
-                <w:color w:val="auto"/>
-                <w:sz w:val="20"/>
-                <w:szCs w:val="20"/>
-              </w:rPr>
-              <w:t>Deteriorar emocionalmente a la persona afectada.</w:t>
-            </w:r>
-          </w:p>
-        </w:tc>
-        <w:tc>
-          <w:tcPr>
-            <w:tcW w:w="2160" w:type="dxa"/>
-            <w:shd w:val="clear" w:color="auto" w:fill="FFFFFF"/>
-          </w:tcPr>
-          <w:p>
-            <w:pPr>
-              <w:widowControl w:val="0"/>
-              <w:spacing w:line="276" w:lineRule="auto"/>
-              <w:cnfStyle w:val="000000100000" w:firstRow="0" w:lastRow="0" w:firstColumn="0" w:lastColumn="0" w:oddVBand="0" w:evenVBand="0" w:oddHBand="1" w:evenHBand="0" w:firstRowFirstColumn="0" w:firstRowLastColumn="0" w:lastRowFirstColumn="0" w:lastRowLastColumn="0"/>
-              <w:rPr>
-                <w:rFonts w:eastAsia="Calibri"/>
-                <w:color w:val="auto"/>
-                <w:sz w:val="20"/>
-                <w:szCs w:val="20"/>
-              </w:rPr>
-            </w:pPr>
-            <w:r>
-              <w:rPr>
-                <w:rFonts w:eastAsia="Calibri"/>
-                <w:color w:val="auto"/>
-                <w:sz w:val="20"/>
-                <w:szCs w:val="20"/>
-              </w:rPr>
-              <w:t>X</w:t>
-            </w:r>
-          </w:p>
-        </w:tc>
-      </w:tr>
-      <w:tr>
-        <w:trPr>
-          <w:trHeight w:val="220"/>
-        </w:trPr>
-        <w:tc>
-          <w:tcPr>
-            <w:cnfStyle w:val="001000000000" w:firstRow="0" w:lastRow="0" w:firstColumn="1" w:lastColumn="0" w:oddVBand="0" w:evenVBand="0" w:oddHBand="0" w:evenHBand="0" w:firstRowFirstColumn="0" w:firstRowLastColumn="0" w:lastRowFirstColumn="0" w:lastRowLastColumn="0"/>
-            <w:tcW w:w="1267" w:type="dxa"/>
-          </w:tcPr>
-          <w:p>
-            <w:pPr>
-              <w:spacing w:line="276" w:lineRule="auto"/>
-              <w:rPr>
-                <w:rFonts w:eastAsia="Calibri"/>
-                <w:color w:val="auto"/>
-                <w:sz w:val="20"/>
-                <w:szCs w:val="20"/>
-              </w:rPr>
-            </w:pPr>
-            <w:r>
-              <w:rPr>
-                <w:rFonts w:eastAsia="Calibri"/>
-                <w:color w:val="auto"/>
-                <w:sz w:val="20"/>
-                <w:szCs w:val="20"/>
-              </w:rPr>
-              <w:t>Opción d)</w:t>
-            </w:r>
-          </w:p>
-        </w:tc>
-        <w:tc>
-          <w:tcPr>
-            <w:tcW w:w="6727" w:type="dxa"/>
-            <w:gridSpan w:val="2"/>
-            <w:shd w:val="clear" w:color="auto" w:fill="FFFFFF"/>
-          </w:tcPr>
-          <w:p>
-            <w:pPr>
-              <w:spacing w:line="276" w:lineRule="auto"/>
-              <w:cnfStyle w:val="000000000000" w:firstRow="0" w:lastRow="0" w:firstColumn="0" w:lastColumn="0" w:oddVBand="0" w:evenVBand="0" w:oddHBand="0" w:evenHBand="0" w:firstRowFirstColumn="0" w:firstRowLastColumn="0" w:lastRowFirstColumn="0" w:lastRowLastColumn="0"/>
-              <w:rPr>
-                <w:rFonts w:eastAsia="Calibri"/>
-                <w:color w:val="auto"/>
-                <w:sz w:val="20"/>
-                <w:szCs w:val="20"/>
-              </w:rPr>
-            </w:pPr>
-            <w:r>
-              <w:rPr>
-                <w:color w:val="auto"/>
-                <w:sz w:val="20"/>
-                <w:szCs w:val="20"/>
-              </w:rPr>
-              <w:t>Mejorar la comunicación interna.</w:t>
-            </w:r>
-          </w:p>
-        </w:tc>
-        <w:tc>
-          <w:tcPr>
-            <w:tcW w:w="2160" w:type="dxa"/>
-            <w:shd w:val="clear" w:color="auto" w:fill="FFFFFF"/>
-          </w:tcPr>
-          <w:p>
-            <w:pPr>
-              <w:widowControl w:val="0"/>
-              <w:spacing w:line="276" w:lineRule="auto"/>
-              <w:cnfStyle w:val="000000000000" w:firstRow="0" w:lastRow="0" w:firstColumn="0" w:lastColumn="0" w:oddVBand="0" w:evenVBand="0" w:oddHBand="0" w:evenHBand="0" w:firstRowFirstColumn="0" w:firstRowLastColumn="0" w:lastRowFirstColumn="0" w:lastRowLastColumn="0"/>
-              <w:rPr>
-                <w:rFonts w:eastAsia="Calibri"/>
-                <w:color w:val="auto"/>
-                <w:sz w:val="20"/>
-                <w:szCs w:val="20"/>
-              </w:rPr>
-            </w:pPr>
-          </w:p>
-        </w:tc>
-      </w:tr>
-      <w:tr>
-        <w:trPr>
-          <w:cnfStyle w:val="000000100000" w:firstRow="0" w:lastRow="0" w:firstColumn="0" w:lastColumn="0" w:oddVBand="0" w:evenVBand="0" w:oddHBand="1" w:evenHBand="0" w:firstRowFirstColumn="0" w:firstRowLastColumn="0" w:lastRowFirstColumn="0" w:lastRowLastColumn="0"/>
-          <w:trHeight w:val="220"/>
-        </w:trPr>
-        <w:tc>
-          <w:tcPr>
-            <w:cnfStyle w:val="001000000000" w:firstRow="0" w:lastRow="0" w:firstColumn="1" w:lastColumn="0" w:oddVBand="0" w:evenVBand="0" w:oddHBand="0" w:evenHBand="0" w:firstRowFirstColumn="0" w:firstRowLastColumn="0" w:lastRowFirstColumn="0" w:lastRowLastColumn="0"/>
-            <w:tcW w:w="2534" w:type="dxa"/>
-            <w:gridSpan w:val="2"/>
-          </w:tcPr>
-          <w:p>
-            <w:pPr>
-              <w:spacing w:line="276" w:lineRule="auto"/>
-              <w:rPr>
-                <w:rFonts w:eastAsia="Calibri"/>
-                <w:color w:val="auto"/>
-                <w:sz w:val="20"/>
-                <w:szCs w:val="20"/>
-              </w:rPr>
-            </w:pPr>
-            <w:r>
-              <w:rPr>
-                <w:rFonts w:eastAsia="Calibri"/>
-                <w:color w:val="auto"/>
-                <w:sz w:val="20"/>
-                <w:szCs w:val="20"/>
-              </w:rPr>
-              <w:t>Comentario respuesta correcta</w:t>
-            </w:r>
-          </w:p>
-        </w:tc>
-        <w:tc>
-          <w:tcPr>
-            <w:tcW w:w="7620" w:type="dxa"/>
-            <w:gridSpan w:val="2"/>
-            <w:shd w:val="clear" w:color="auto" w:fill="FFFFFF"/>
-          </w:tcPr>
-          <w:p>
-            <w:pPr>
-              <w:spacing w:line="276" w:lineRule="auto"/>
-              <w:cnfStyle w:val="000000100000" w:firstRow="0" w:lastRow="0" w:firstColumn="0" w:lastColumn="0" w:oddVBand="0" w:evenVBand="0" w:oddHBand="1" w:evenHBand="0" w:firstRowFirstColumn="0" w:firstRowLastColumn="0" w:lastRowFirstColumn="0" w:lastRowLastColumn="0"/>
-              <w:rPr>
-                <w:rFonts w:eastAsia="Calibri"/>
-                <w:bCs/>
-                <w:color w:val="auto"/>
-                <w:sz w:val="20"/>
-                <w:szCs w:val="20"/>
-              </w:rPr>
-            </w:pPr>
-            <w:r>
-              <w:rPr>
-                <w:rFonts w:eastAsia="Calibri"/>
-                <w:bCs/>
-                <w:color w:val="auto"/>
-                <w:sz w:val="20"/>
-                <w:szCs w:val="20"/>
-              </w:rPr>
-              <w:t>Se evidencia un adecuado dominio de los conceptos relacionados con el conflicto laboral y su comprensión como parte de la dinámica organizacional.</w:t>
-            </w:r>
-          </w:p>
-        </w:tc>
-      </w:tr>
-      <w:tr>
-        <w:trPr>
-          <w:trHeight w:val="220"/>
-        </w:trPr>
-        <w:tc>
-          <w:tcPr>
-            <w:cnfStyle w:val="001000000000" w:firstRow="0" w:lastRow="0" w:firstColumn="1" w:lastColumn="0" w:oddVBand="0" w:evenVBand="0" w:oddHBand="0" w:evenHBand="0" w:firstRowFirstColumn="0" w:firstRowLastColumn="0" w:lastRowFirstColumn="0" w:lastRowLastColumn="0"/>
-            <w:tcW w:w="2534" w:type="dxa"/>
-            <w:gridSpan w:val="2"/>
-            <w:shd w:val="clear" w:color="auto" w:fill="FBE5D5"/>
-          </w:tcPr>
-          <w:p>
-            <w:pPr>
-              <w:spacing w:line="276" w:lineRule="auto"/>
-              <w:rPr>
-                <w:rFonts w:eastAsia="Calibri"/>
-                <w:color w:val="auto"/>
-                <w:sz w:val="20"/>
-                <w:szCs w:val="20"/>
-              </w:rPr>
-            </w:pPr>
-            <w:r>
-              <w:rPr>
-                <w:rFonts w:eastAsia="Calibri"/>
-                <w:color w:val="auto"/>
-                <w:sz w:val="20"/>
-                <w:szCs w:val="20"/>
-              </w:rPr>
-              <w:t>Comentario respuesta incorrecta</w:t>
-            </w:r>
-          </w:p>
-        </w:tc>
-        <w:tc>
-          <w:tcPr>
-            <w:tcW w:w="7620" w:type="dxa"/>
-            <w:gridSpan w:val="2"/>
-            <w:shd w:val="clear" w:color="auto" w:fill="FFFFFF"/>
+            <w:shd w:val="clear" w:color="auto" w:fill="FFFFFF" w:themeFill="background1"/>
+            <w:tcMar/>
           </w:tcPr>
           <w:p>
             <w:pPr>
@@ -5876,12 +5991,12 @@
         <w:tblW w:w="10154" w:type="dxa"/>
         <w:tblInd w:w="-680" w:type="dxa"/>
         <w:tblBorders>
-          <w:top w:val="single" w:sz="4" w:space="0" w:color="F4B083"/>
-          <w:left w:val="single" w:sz="4" w:space="0" w:color="F4B083"/>
-          <w:bottom w:val="single" w:sz="4" w:space="0" w:color="F4B083"/>
-          <w:right w:val="single" w:sz="4" w:space="0" w:color="F4B083"/>
-          <w:insideH w:val="single" w:sz="4" w:space="0" w:color="F4B083"/>
-          <w:insideV w:val="single" w:sz="4" w:space="0" w:color="F4B083"/>
+          <w:top w:val="single" w:color="F4B083" w:sz="4" w:space="0"/>
+          <w:left w:val="single" w:color="F4B083" w:sz="4" w:space="0"/>
+          <w:bottom w:val="single" w:color="F4B083" w:sz="4" w:space="0"/>
+          <w:right w:val="single" w:color="F4B083" w:sz="4" w:space="0"/>
+          <w:insideH w:val="single" w:color="F4B083" w:sz="4" w:space="0"/>
+          <w:insideV w:val="single" w:color="F4B083" w:sz="4" w:space="0"/>
         </w:tblBorders>
         <w:tblLayout w:type="fixed"/>
         <w:tblLook w:val="04A0" w:firstRow="1" w:lastRow="0" w:firstColumn="1" w:lastColumn="0" w:noHBand="0" w:noVBand="1"/>
@@ -10421,12 +10536,12 @@
         <w:tblW w:w="10154" w:type="dxa"/>
         <w:tblInd w:w="-680" w:type="dxa"/>
         <w:tblBorders>
-          <w:top w:val="single" w:sz="4" w:space="0" w:color="F4B083"/>
-          <w:left w:val="single" w:sz="4" w:space="0" w:color="F4B083"/>
-          <w:bottom w:val="single" w:sz="4" w:space="0" w:color="F4B083"/>
-          <w:right w:val="single" w:sz="4" w:space="0" w:color="F4B083"/>
-          <w:insideH w:val="single" w:sz="4" w:space="0" w:color="F4B083"/>
-          <w:insideV w:val="single" w:sz="4" w:space="0" w:color="F4B083"/>
+          <w:top w:val="single" w:color="F4B083" w:sz="4" w:space="0"/>
+          <w:left w:val="single" w:color="F4B083" w:sz="4" w:space="0"/>
+          <w:bottom w:val="single" w:color="F4B083" w:sz="4" w:space="0"/>
+          <w:right w:val="single" w:color="F4B083" w:sz="4" w:space="0"/>
+          <w:insideH w:val="single" w:color="F4B083" w:sz="4" w:space="0"/>
+          <w:insideV w:val="single" w:color="F4B083" w:sz="4" w:space="0"/>
         </w:tblBorders>
         <w:tblLayout w:type="fixed"/>
         <w:tblLook w:val="04A0" w:firstRow="1" w:lastRow="0" w:firstColumn="1" w:lastColumn="0" w:noHBand="0" w:noVBand="1"/>
@@ -10622,12 +10737,12 @@
         <w:tblW w:w="9975" w:type="dxa"/>
         <w:tblInd w:w="-705" w:type="dxa"/>
         <w:tblBorders>
-          <w:top w:val="single" w:sz="8" w:space="0" w:color="000000"/>
-          <w:left w:val="single" w:sz="8" w:space="0" w:color="000000"/>
-          <w:bottom w:val="single" w:sz="8" w:space="0" w:color="000000"/>
-          <w:right w:val="single" w:sz="8" w:space="0" w:color="000000"/>
-          <w:insideH w:val="single" w:sz="8" w:space="0" w:color="000000"/>
-          <w:insideV w:val="single" w:sz="8" w:space="0" w:color="000000"/>
+          <w:top w:val="single" w:color="000000" w:sz="8" w:space="0"/>
+          <w:left w:val="single" w:color="000000" w:sz="8" w:space="0"/>
+          <w:bottom w:val="single" w:color="000000" w:sz="8" w:space="0"/>
+          <w:right w:val="single" w:color="000000" w:sz="8" w:space="0"/>
+          <w:insideH w:val="single" w:color="000000" w:sz="8" w:space="0"/>
+          <w:insideV w:val="single" w:color="000000" w:sz="8" w:space="0"/>
         </w:tblBorders>
         <w:tblLayout w:type="fixed"/>
         <w:tblLook w:val="0600" w:firstRow="0" w:lastRow="0" w:firstColumn="0" w:lastColumn="0" w:noHBand="1" w:noVBand="1"/>
@@ -10646,10 +10761,10 @@
             <w:tcW w:w="9975" w:type="dxa"/>
             <w:gridSpan w:val="3"/>
             <w:tcBorders>
-              <w:top w:val="single" w:sz="8" w:space="0" w:color="F4B083"/>
-              <w:left w:val="single" w:sz="8" w:space="0" w:color="F4B083"/>
-              <w:bottom w:val="single" w:sz="8" w:space="0" w:color="F4B083"/>
-              <w:right w:val="single" w:sz="8" w:space="0" w:color="F4B083"/>
+              <w:top w:val="single" w:color="F4B083" w:sz="8" w:space="0"/>
+              <w:left w:val="single" w:color="F4B083" w:sz="8" w:space="0"/>
+              <w:bottom w:val="single" w:color="F4B083" w:sz="8" w:space="0"/>
+              <w:right w:val="single" w:color="F4B083" w:sz="8" w:space="0"/>
             </w:tcBorders>
             <w:shd w:val="clear" w:color="auto" w:fill="FFE599"/>
             <w:tcMar>
@@ -10689,10 +10804,10 @@
           <w:tcPr>
             <w:tcW w:w="3465" w:type="dxa"/>
             <w:tcBorders>
-              <w:top w:val="single" w:sz="8" w:space="0" w:color="F4B083"/>
-              <w:left w:val="single" w:sz="8" w:space="0" w:color="F4B083"/>
-              <w:bottom w:val="single" w:sz="8" w:space="0" w:color="F4B083"/>
-              <w:right w:val="single" w:sz="8" w:space="0" w:color="F4B083"/>
+              <w:top w:val="single" w:color="F4B083" w:sz="8" w:space="0"/>
+              <w:left w:val="single" w:color="F4B083" w:sz="8" w:space="0"/>
+              <w:bottom w:val="single" w:color="F4B083" w:sz="8" w:space="0"/>
+              <w:right w:val="single" w:color="F4B083" w:sz="8" w:space="0"/>
             </w:tcBorders>
             <w:tcMar>
               <w:top w:w="100" w:type="dxa"/>
@@ -10717,10 +10832,10 @@
           <w:tcPr>
             <w:tcW w:w="3090" w:type="dxa"/>
             <w:tcBorders>
-              <w:top w:val="single" w:sz="8" w:space="0" w:color="F4B083"/>
-              <w:left w:val="single" w:sz="8" w:space="0" w:color="F4B083"/>
-              <w:bottom w:val="single" w:sz="8" w:space="0" w:color="F4B083"/>
-              <w:right w:val="single" w:sz="8" w:space="0" w:color="F4B083"/>
+              <w:top w:val="single" w:color="F4B083" w:sz="8" w:space="0"/>
+              <w:left w:val="single" w:color="F4B083" w:sz="8" w:space="0"/>
+              <w:bottom w:val="single" w:color="F4B083" w:sz="8" w:space="0"/>
+              <w:right w:val="single" w:color="F4B083" w:sz="8" w:space="0"/>
             </w:tcBorders>
             <w:tcMar>
               <w:top w:w="100" w:type="dxa"/>
@@ -10754,10 +10869,10 @@
           <w:tcPr>
             <w:tcW w:w="3420" w:type="dxa"/>
             <w:tcBorders>
-              <w:top w:val="single" w:sz="8" w:space="0" w:color="F4B083"/>
-              <w:left w:val="single" w:sz="8" w:space="0" w:color="F4B083"/>
-              <w:bottom w:val="single" w:sz="8" w:space="0" w:color="F4B083"/>
-              <w:right w:val="single" w:sz="8" w:space="0" w:color="F4B083"/>
+              <w:top w:val="single" w:color="F4B083" w:sz="8" w:space="0"/>
+              <w:left w:val="single" w:color="F4B083" w:sz="8" w:space="0"/>
+              <w:bottom w:val="single" w:color="F4B083" w:sz="8" w:space="0"/>
+              <w:right w:val="single" w:color="F4B083" w:sz="8" w:space="0"/>
             </w:tcBorders>
             <w:tcMar>
               <w:top w:w="100" w:type="dxa"/>
@@ -10796,10 +10911,10 @@
           <w:tcPr>
             <w:tcW w:w="3465" w:type="dxa"/>
             <w:tcBorders>
-              <w:top w:val="single" w:sz="8" w:space="0" w:color="F4B083"/>
-              <w:left w:val="single" w:sz="8" w:space="0" w:color="F4B083"/>
-              <w:bottom w:val="single" w:sz="8" w:space="0" w:color="F4B083"/>
-              <w:right w:val="single" w:sz="8" w:space="0" w:color="F4B083"/>
+              <w:top w:val="single" w:color="F4B083" w:sz="8" w:space="0"/>
+              <w:left w:val="single" w:color="F4B083" w:sz="8" w:space="0"/>
+              <w:bottom w:val="single" w:color="F4B083" w:sz="8" w:space="0"/>
+              <w:right w:val="single" w:color="F4B083" w:sz="8" w:space="0"/>
             </w:tcBorders>
             <w:tcMar>
               <w:top w:w="100" w:type="dxa"/>
@@ -10842,10 +10957,10 @@
           <w:tcPr>
             <w:tcW w:w="3090" w:type="dxa"/>
             <w:tcBorders>
-              <w:top w:val="single" w:sz="8" w:space="0" w:color="F4B083"/>
-              <w:left w:val="single" w:sz="8" w:space="0" w:color="F4B083"/>
-              <w:bottom w:val="single" w:sz="8" w:space="0" w:color="F4B083"/>
-              <w:right w:val="single" w:sz="8" w:space="0" w:color="F4B083"/>
+              <w:top w:val="single" w:color="F4B083" w:sz="8" w:space="0"/>
+              <w:left w:val="single" w:color="F4B083" w:sz="8" w:space="0"/>
+              <w:bottom w:val="single" w:color="F4B083" w:sz="8" w:space="0"/>
+              <w:right w:val="single" w:color="F4B083" w:sz="8" w:space="0"/>
             </w:tcBorders>
             <w:tcMar>
               <w:top w:w="100" w:type="dxa"/>
@@ -10900,10 +11015,10 @@
           <w:tcPr>
             <w:tcW w:w="3420" w:type="dxa"/>
             <w:tcBorders>
-              <w:top w:val="single" w:sz="8" w:space="0" w:color="F4B083"/>
-              <w:left w:val="single" w:sz="8" w:space="0" w:color="F4B083"/>
-              <w:bottom w:val="single" w:sz="8" w:space="0" w:color="F4B083"/>
-              <w:right w:val="single" w:sz="8" w:space="0" w:color="F4B083"/>
+              <w:top w:val="single" w:color="F4B083" w:sz="8" w:space="0"/>
+              <w:left w:val="single" w:color="F4B083" w:sz="8" w:space="0"/>
+              <w:bottom w:val="single" w:color="F4B083" w:sz="8" w:space="0"/>
+              <w:right w:val="single" w:color="F4B083" w:sz="8" w:space="0"/>
             </w:tcBorders>
             <w:tcMar>
               <w:top w:w="100" w:type="dxa"/>
@@ -10963,10 +11078,10 @@
           <w:tcPr>
             <w:tcW w:w="3465" w:type="dxa"/>
             <w:tcBorders>
-              <w:top w:val="single" w:sz="8" w:space="0" w:color="F4B083"/>
-              <w:left w:val="single" w:sz="8" w:space="0" w:color="F4B083"/>
-              <w:bottom w:val="single" w:sz="8" w:space="0" w:color="F4B083"/>
-              <w:right w:val="single" w:sz="8" w:space="0" w:color="F4B083"/>
+              <w:top w:val="single" w:color="F4B083" w:sz="8" w:space="0"/>
+              <w:left w:val="single" w:color="F4B083" w:sz="8" w:space="0"/>
+              <w:bottom w:val="single" w:color="F4B083" w:sz="8" w:space="0"/>
+              <w:right w:val="single" w:color="F4B083" w:sz="8" w:space="0"/>
             </w:tcBorders>
             <w:tcMar>
               <w:top w:w="100" w:type="dxa"/>
@@ -11036,10 +11151,10 @@
           <w:tcPr>
             <w:tcW w:w="3090" w:type="dxa"/>
             <w:tcBorders>
-              <w:top w:val="single" w:sz="8" w:space="0" w:color="F4B083"/>
-              <w:left w:val="single" w:sz="8" w:space="0" w:color="F4B083"/>
-              <w:bottom w:val="single" w:sz="8" w:space="0" w:color="F4B083"/>
-              <w:right w:val="single" w:sz="8" w:space="0" w:color="F4B083"/>
+              <w:top w:val="single" w:color="F4B083" w:sz="8" w:space="0"/>
+              <w:left w:val="single" w:color="F4B083" w:sz="8" w:space="0"/>
+              <w:bottom w:val="single" w:color="F4B083" w:sz="8" w:space="0"/>
+              <w:right w:val="single" w:color="F4B083" w:sz="8" w:space="0"/>
             </w:tcBorders>
             <w:tcMar>
               <w:top w:w="100" w:type="dxa"/>
@@ -11073,10 +11188,10 @@
           <w:tcPr>
             <w:tcW w:w="3420" w:type="dxa"/>
             <w:tcBorders>
-              <w:top w:val="single" w:sz="8" w:space="0" w:color="F4B083"/>
-              <w:left w:val="single" w:sz="8" w:space="0" w:color="F4B083"/>
-              <w:bottom w:val="single" w:sz="8" w:space="0" w:color="F4B083"/>
-              <w:right w:val="single" w:sz="8" w:space="0" w:color="F4B083"/>
+              <w:top w:val="single" w:color="F4B083" w:sz="8" w:space="0"/>
+              <w:left w:val="single" w:color="F4B083" w:sz="8" w:space="0"/>
+              <w:bottom w:val="single" w:color="F4B083" w:sz="8" w:space="0"/>
+              <w:right w:val="single" w:color="F4B083" w:sz="8" w:space="0"/>
             </w:tcBorders>
             <w:tcMar>
               <w:top w:w="100" w:type="dxa"/>
@@ -11118,7 +11233,7 @@
     </w:p>
     <w:sectPr>
       <w:headerReference w:type="default" r:id="rId11"/>
-      <w:pgSz w:w="11909" w:h="16834"/>
+      <w:pgSz w:w="11909" w:h="16834" w:orient="portrait"/>
       <w:pgMar w:top="1440" w:right="1440" w:bottom="1440" w:left="1440" w:header="720" w:footer="720" w:gutter="0"/>
       <w:pgNumType w:start="1"/>
       <w:cols w:space="720"/>
@@ -11178,7 +11293,7 @@
 </file>
 
 <file path=word/header1.xml><?xml version="1.0" encoding="utf-8"?>
-<w:hdr xmlns:wpc="http://schemas.microsoft.com/office/word/2010/wordprocessingCanvas" xmlns:cx="http://schemas.microsoft.com/office/drawing/2014/chartex" xmlns:cx1="http://schemas.microsoft.com/office/drawing/2015/9/8/chartex" xmlns:cx2="http://schemas.microsoft.com/office/drawing/2015/10/21/chartex" xmlns:cx3="http://schemas.microsoft.com/office/drawing/2016/5/9/chartex" xmlns:cx4="http://schemas.microsoft.com/office/drawing/2016/5/10/chartex" xmlns:cx5="http://schemas.microsoft.com/office/drawing/2016/5/11/chartex" xmlns:cx6="http://schemas.microsoft.com/office/drawing/2016/5/12/chartex" xmlns:cx7="http://schemas.microsoft.com/office/drawing/2016/5/13/chartex" xmlns:cx8="http://schemas.microsoft.com/office/drawing/2016/5/14/chartex" xmlns:mc="http://schemas.openxmlformats.org/markup-compatibility/2006" xmlns:aink="http://schemas.microsoft.com/office/drawing/2016/ink" xmlns:am3d="http://schemas.microsoft.com/office/drawing/2017/model3d" xmlns:o="urn:schemas-microsoft-com:office:office" xmlns:oel="http://schemas.microsoft.com/office/2019/extlst" xmlns:r="http://schemas.openxmlformats.org/officeDocument/2006/relationships" xmlns:m="http://schemas.openxmlformats.org/officeDocument/2006/math" xmlns:v="urn:schemas-microsoft-com:vml" xmlns:wp14="http://schemas.microsoft.com/office/word/2010/wordprocessingDrawing" xmlns:wp="http://schemas.openxmlformats.org/drawingml/2006/wordprocessingDrawing" xmlns:w10="urn:schemas-microsoft-com:office:word" xmlns:w="http://schemas.openxmlformats.org/wordprocessingml/2006/main" xmlns:w14="http://schemas.microsoft.com/office/word/2010/wordml" xmlns:w15="http://schemas.microsoft.com/office/word/2012/wordml" xmlns:w16cex="http://schemas.microsoft.com/office/word/2018/wordml/cex" xmlns:w16cid="http://schemas.microsoft.com/office/word/2016/wordml/cid" xmlns:w16="http://schemas.microsoft.com/office/word/2018/wordml" xmlns:w16du="http://schemas.microsoft.com/office/word/2023/wordml/word16du" xmlns:w16sdtdh="http://schemas.microsoft.com/office/word/2020/wordml/sdtdatahash" xmlns:w16se="http://schemas.microsoft.com/office/word/2015/wordml/symex" xmlns:wpg="http://schemas.microsoft.com/office/word/2010/wordprocessingGroup" xmlns:wpi="http://schemas.microsoft.com/office/word/2010/wordprocessingInk" xmlns:wne="http://schemas.microsoft.com/office/word/2006/wordml" xmlns:wps="http://schemas.microsoft.com/office/word/2010/wordprocessingShape" mc:Ignorable="w14 w15 w16se w16cid w16 w16cex w16sdtdh w16du wp14">
+<w:hdr xmlns:wpc="http://schemas.microsoft.com/office/word/2010/wordprocessingCanvas" xmlns:cx="http://schemas.microsoft.com/office/drawing/2014/chartex" xmlns:cx1="http://schemas.microsoft.com/office/drawing/2015/9/8/chartex" xmlns:cx2="http://schemas.microsoft.com/office/drawing/2015/10/21/chartex" xmlns:cx3="http://schemas.microsoft.com/office/drawing/2016/5/9/chartex" xmlns:cx4="http://schemas.microsoft.com/office/drawing/2016/5/10/chartex" xmlns:cx5="http://schemas.microsoft.com/office/drawing/2016/5/11/chartex" xmlns:cx6="http://schemas.microsoft.com/office/drawing/2016/5/12/chartex" xmlns:cx7="http://schemas.microsoft.com/office/drawing/2016/5/13/chartex" xmlns:cx8="http://schemas.microsoft.com/office/drawing/2016/5/14/chartex" xmlns:mc="http://schemas.openxmlformats.org/markup-compatibility/2006" xmlns:aink="http://schemas.microsoft.com/office/drawing/2016/ink" xmlns:am3d="http://schemas.microsoft.com/office/drawing/2017/model3d" xmlns:o="urn:schemas-microsoft-com:office:office" xmlns:oel="http://schemas.microsoft.com/office/2019/extlst" xmlns:r="http://schemas.openxmlformats.org/officeDocument/2006/relationships" xmlns:m="http://schemas.openxmlformats.org/officeDocument/2006/math" xmlns:v="urn:schemas-microsoft-com:vml" xmlns:wp14="http://schemas.microsoft.com/office/word/2010/wordprocessingDrawing" xmlns:wp="http://schemas.openxmlformats.org/drawingml/2006/wordprocessingDrawing" xmlns:w10="urn:schemas-microsoft-com:office:word" xmlns:w="http://schemas.openxmlformats.org/wordprocessingml/2006/main" xmlns:w14="http://schemas.microsoft.com/office/word/2010/wordml" xmlns:w15="http://schemas.microsoft.com/office/word/2012/wordml" xmlns:w16cex="http://schemas.microsoft.com/office/word/2018/wordml/cex" xmlns:w16cid="http://schemas.microsoft.com/office/word/2016/wordml/cid" xmlns:w16="http://schemas.microsoft.com/office/word/2018/wordml" xmlns:w16du="http://schemas.microsoft.com/office/word/2023/wordml/word16du" xmlns:w16sdtdh="http://schemas.microsoft.com/office/word/2020/wordml/sdtdatahash" xmlns:w16se="http://schemas.microsoft.com/office/word/2015/wordml/symex" xmlns:wpg="http://schemas.microsoft.com/office/word/2010/wordprocessingGroup" xmlns:wpi="http://schemas.microsoft.com/office/word/2010/wordprocessingInk" xmlns:wne="http://schemas.microsoft.com/office/word/2006/wordml" xmlns:wps="http://schemas.microsoft.com/office/word/2010/wordprocessingShape" xmlns:a="http://schemas.openxmlformats.org/drawingml/2006/main" xmlns:pic="http://schemas.openxmlformats.org/drawingml/2006/picture" mc:Ignorable="w14 w15 w16se w16cid w16 w16cex w16sdtdh w16du wp14">
   <w:p>
     <w:pPr>
       <w:pBdr>
@@ -11331,7 +11446,7 @@
         </mc:Choice>
         <mc:Fallback xmlns:w16sdtfl="http://schemas.microsoft.com/office/word/2024/wordml/sdtformatlock">
           <w:pict>
-            <v:rect w14:anchorId="4CD7B852" id="Rectángulo 1" o:spid="_x0000_s1026" style="position:absolute;margin-left:-54pt;margin-top:-14.4pt;width:460.5pt;height:112.3pt;z-index:251659264;visibility:visible;mso-wrap-style:square;mso-wrap-distance-left:9pt;mso-wrap-distance-top:3.6pt;mso-wrap-distance-right:9pt;mso-wrap-distance-bottom:3.6pt;mso-position-horizontal:absolute;mso-position-horizontal-relative:text;mso-position-vertical:absolute;mso-position-vertical-relative:text;v-text-anchor:top" o:gfxdata="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" filled="f" stroked="f">
+            <v:rect id="Rectángulo 1" style="position:absolute;margin-left:-54pt;margin-top:-14.4pt;width:460.5pt;height:112.3pt;z-index:251659264;visibility:visible;mso-wrap-style:square;mso-wrap-distance-left:9pt;mso-wrap-distance-top:3.6pt;mso-wrap-distance-right:9pt;mso-wrap-distance-bottom:3.6pt;mso-position-horizontal:absolute;mso-position-horizontal-relative:text;mso-position-vertical:absolute;mso-position-vertical-relative:text;v-text-anchor:top" o:spid="_x0000_s1026" filled="f" stroked="f" w14:anchorId="4CD7B852" o:gfxdata="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">
               <v:textbox inset="2.53958mm,1.2694mm,2.53958mm,1.2694mm">
                 <w:txbxContent>
                   <w:p>
@@ -11393,7 +11508,7 @@
         <w:ind w:left="720" w:hanging="360"/>
       </w:pPr>
       <w:rPr>
-        <w:rFonts w:ascii="Symbol" w:hAnsi="Symbol" w:hint="default"/>
+        <w:rFonts w:hint="default" w:ascii="Symbol" w:hAnsi="Symbol"/>
       </w:rPr>
     </w:lvl>
     <w:lvl w:ilvl="1" w:tplc="04090003" w:tentative="1">
@@ -11405,7 +11520,7 @@
         <w:ind w:left="1440" w:hanging="360"/>
       </w:pPr>
       <w:rPr>
-        <w:rFonts w:ascii="Courier New" w:hAnsi="Courier New" w:cs="Courier New" w:hint="default"/>
+        <w:rFonts w:hint="default" w:ascii="Courier New" w:hAnsi="Courier New" w:cs="Courier New"/>
       </w:rPr>
     </w:lvl>
     <w:lvl w:ilvl="2" w:tplc="04090005" w:tentative="1">
@@ -11417,7 +11532,7 @@
         <w:ind w:left="2160" w:hanging="360"/>
       </w:pPr>
       <w:rPr>
-        <w:rFonts w:ascii="Wingdings" w:hAnsi="Wingdings" w:hint="default"/>
+        <w:rFonts w:hint="default" w:ascii="Wingdings" w:hAnsi="Wingdings"/>
       </w:rPr>
     </w:lvl>
     <w:lvl w:ilvl="3" w:tplc="04090001" w:tentative="1">
@@ -11429,7 +11544,7 @@
         <w:ind w:left="2880" w:hanging="360"/>
       </w:pPr>
       <w:rPr>
-        <w:rFonts w:ascii="Symbol" w:hAnsi="Symbol" w:hint="default"/>
+        <w:rFonts w:hint="default" w:ascii="Symbol" w:hAnsi="Symbol"/>
       </w:rPr>
     </w:lvl>
     <w:lvl w:ilvl="4" w:tplc="04090003" w:tentative="1">
@@ -11441,7 +11556,7 @@
         <w:ind w:left="3600" w:hanging="360"/>
       </w:pPr>
       <w:rPr>
-        <w:rFonts w:ascii="Courier New" w:hAnsi="Courier New" w:cs="Courier New" w:hint="default"/>
+        <w:rFonts w:hint="default" w:ascii="Courier New" w:hAnsi="Courier New" w:cs="Courier New"/>
       </w:rPr>
     </w:lvl>
     <w:lvl w:ilvl="5" w:tplc="04090005" w:tentative="1">
@@ -11453,7 +11568,7 @@
         <w:ind w:left="4320" w:hanging="360"/>
       </w:pPr>
       <w:rPr>
-        <w:rFonts w:ascii="Wingdings" w:hAnsi="Wingdings" w:hint="default"/>
+        <w:rFonts w:hint="default" w:ascii="Wingdings" w:hAnsi="Wingdings"/>
       </w:rPr>
     </w:lvl>
     <w:lvl w:ilvl="6" w:tplc="04090001" w:tentative="1">
@@ -11465,7 +11580,7 @@
         <w:ind w:left="5040" w:hanging="360"/>
       </w:pPr>
       <w:rPr>
-        <w:rFonts w:ascii="Symbol" w:hAnsi="Symbol" w:hint="default"/>
+        <w:rFonts w:hint="default" w:ascii="Symbol" w:hAnsi="Symbol"/>
       </w:rPr>
     </w:lvl>
     <w:lvl w:ilvl="7" w:tplc="04090003" w:tentative="1">
@@ -11477,7 +11592,7 @@
         <w:ind w:left="5760" w:hanging="360"/>
       </w:pPr>
       <w:rPr>
-        <w:rFonts w:ascii="Courier New" w:hAnsi="Courier New" w:cs="Courier New" w:hint="default"/>
+        <w:rFonts w:hint="default" w:ascii="Courier New" w:hAnsi="Courier New" w:cs="Courier New"/>
       </w:rPr>
     </w:lvl>
     <w:lvl w:ilvl="8" w:tplc="04090005" w:tentative="1">
@@ -11489,7 +11604,7 @@
         <w:ind w:left="6480" w:hanging="360"/>
       </w:pPr>
       <w:rPr>
-        <w:rFonts w:ascii="Wingdings" w:hAnsi="Wingdings" w:hint="default"/>
+        <w:rFonts w:hint="default" w:ascii="Wingdings" w:hAnsi="Wingdings"/>
       </w:rPr>
     </w:lvl>
   </w:abstractNum>
@@ -11506,7 +11621,7 @@
         <w:ind w:left="1080" w:hanging="360"/>
       </w:pPr>
       <w:rPr>
-        <w:rFonts w:ascii="Noto Sans Symbols" w:eastAsia="Noto Sans Symbols" w:hAnsi="Noto Sans Symbols" w:cs="Noto Sans Symbols"/>
+        <w:rFonts w:ascii="Noto Sans Symbols" w:hAnsi="Noto Sans Symbols" w:eastAsia="Noto Sans Symbols" w:cs="Noto Sans Symbols"/>
       </w:rPr>
     </w:lvl>
     <w:lvl w:ilvl="1">
@@ -11518,7 +11633,7 @@
         <w:ind w:left="1800" w:hanging="360"/>
       </w:pPr>
       <w:rPr>
-        <w:rFonts w:ascii="Courier New" w:eastAsia="Courier New" w:hAnsi="Courier New" w:cs="Courier New"/>
+        <w:rFonts w:ascii="Courier New" w:hAnsi="Courier New" w:eastAsia="Courier New" w:cs="Courier New"/>
       </w:rPr>
     </w:lvl>
     <w:lvl w:ilvl="2">
@@ -11530,7 +11645,7 @@
         <w:ind w:left="2520" w:hanging="360"/>
       </w:pPr>
       <w:rPr>
-        <w:rFonts w:ascii="Noto Sans Symbols" w:eastAsia="Noto Sans Symbols" w:hAnsi="Noto Sans Symbols" w:cs="Noto Sans Symbols"/>
+        <w:rFonts w:ascii="Noto Sans Symbols" w:hAnsi="Noto Sans Symbols" w:eastAsia="Noto Sans Symbols" w:cs="Noto Sans Symbols"/>
       </w:rPr>
     </w:lvl>
     <w:lvl w:ilvl="3">
@@ -11542,7 +11657,7 @@
         <w:ind w:left="3240" w:hanging="360"/>
       </w:pPr>
       <w:rPr>
-        <w:rFonts w:ascii="Noto Sans Symbols" w:eastAsia="Noto Sans Symbols" w:hAnsi="Noto Sans Symbols" w:cs="Noto Sans Symbols"/>
+        <w:rFonts w:ascii="Noto Sans Symbols" w:hAnsi="Noto Sans Symbols" w:eastAsia="Noto Sans Symbols" w:cs="Noto Sans Symbols"/>
       </w:rPr>
     </w:lvl>
     <w:lvl w:ilvl="4">
@@ -11554,7 +11669,7 @@
         <w:ind w:left="3960" w:hanging="360"/>
       </w:pPr>
       <w:rPr>
-        <w:rFonts w:ascii="Courier New" w:eastAsia="Courier New" w:hAnsi="Courier New" w:cs="Courier New"/>
+        <w:rFonts w:ascii="Courier New" w:hAnsi="Courier New" w:eastAsia="Courier New" w:cs="Courier New"/>
       </w:rPr>
     </w:lvl>
     <w:lvl w:ilvl="5">
@@ -11566,7 +11681,7 @@
         <w:ind w:left="4680" w:hanging="360"/>
       </w:pPr>
       <w:rPr>
-        <w:rFonts w:ascii="Noto Sans Symbols" w:eastAsia="Noto Sans Symbols" w:hAnsi="Noto Sans Symbols" w:cs="Noto Sans Symbols"/>
+        <w:rFonts w:ascii="Noto Sans Symbols" w:hAnsi="Noto Sans Symbols" w:eastAsia="Noto Sans Symbols" w:cs="Noto Sans Symbols"/>
       </w:rPr>
     </w:lvl>
     <w:lvl w:ilvl="6">
@@ -11578,7 +11693,7 @@
         <w:ind w:left="5400" w:hanging="360"/>
       </w:pPr>
       <w:rPr>
-        <w:rFonts w:ascii="Noto Sans Symbols" w:eastAsia="Noto Sans Symbols" w:hAnsi="Noto Sans Symbols" w:cs="Noto Sans Symbols"/>
+        <w:rFonts w:ascii="Noto Sans Symbols" w:hAnsi="Noto Sans Symbols" w:eastAsia="Noto Sans Symbols" w:cs="Noto Sans Symbols"/>
       </w:rPr>
     </w:lvl>
     <w:lvl w:ilvl="7">
@@ -11590,7 +11705,7 @@
         <w:ind w:left="6120" w:hanging="360"/>
       </w:pPr>
       <w:rPr>
-        <w:rFonts w:ascii="Courier New" w:eastAsia="Courier New" w:hAnsi="Courier New" w:cs="Courier New"/>
+        <w:rFonts w:ascii="Courier New" w:hAnsi="Courier New" w:eastAsia="Courier New" w:cs="Courier New"/>
       </w:rPr>
     </w:lvl>
     <w:lvl w:ilvl="8">
@@ -11602,7 +11717,7 @@
         <w:ind w:left="6840" w:hanging="360"/>
       </w:pPr>
       <w:rPr>
-        <w:rFonts w:ascii="Noto Sans Symbols" w:eastAsia="Noto Sans Symbols" w:hAnsi="Noto Sans Symbols" w:cs="Noto Sans Symbols"/>
+        <w:rFonts w:ascii="Noto Sans Symbols" w:hAnsi="Noto Sans Symbols" w:eastAsia="Noto Sans Symbols" w:cs="Noto Sans Symbols"/>
       </w:rPr>
     </w:lvl>
   </w:abstractNum>
@@ -11620,7 +11735,7 @@
   <w:docDefaults>
     <w:rPrDefault>
       <w:rPr>
-        <w:rFonts w:ascii="Arial" w:eastAsia="Arial" w:hAnsi="Arial" w:cs="Arial"/>
+        <w:rFonts w:ascii="Arial" w:hAnsi="Arial" w:eastAsia="Arial" w:cs="Arial"/>
         <w:sz w:val="22"/>
         <w:szCs w:val="22"/>
         <w:lang w:val="es-419" w:eastAsia="es-CO" w:bidi="ar-SA"/>
@@ -11635,14 +11750,14 @@
   <w:latentStyles w:defLockedState="0" w:defUIPriority="99" w:defSemiHidden="0" w:defUnhideWhenUsed="0" w:defQFormat="0" w:count="376">
     <w:lsdException w:name="Normal" w:uiPriority="0" w:qFormat="1"/>
     <w:lsdException w:name="heading 1" w:uiPriority="9" w:qFormat="1"/>
-    <w:lsdException w:name="heading 2" w:semiHidden="1" w:uiPriority="9" w:unhideWhenUsed="1" w:qFormat="1"/>
-    <w:lsdException w:name="heading 3" w:semiHidden="1" w:uiPriority="9" w:unhideWhenUsed="1" w:qFormat="1"/>
-    <w:lsdException w:name="heading 4" w:semiHidden="1" w:uiPriority="9" w:unhideWhenUsed="1" w:qFormat="1"/>
-    <w:lsdException w:name="heading 5" w:semiHidden="1" w:uiPriority="9" w:unhideWhenUsed="1" w:qFormat="1"/>
-    <w:lsdException w:name="heading 6" w:semiHidden="1" w:uiPriority="9" w:unhideWhenUsed="1" w:qFormat="1"/>
-    <w:lsdException w:name="heading 7" w:semiHidden="1" w:uiPriority="9" w:unhideWhenUsed="1" w:qFormat="1"/>
-    <w:lsdException w:name="heading 8" w:semiHidden="1" w:uiPriority="9" w:unhideWhenUsed="1" w:qFormat="1"/>
-    <w:lsdException w:name="heading 9" w:semiHidden="1" w:uiPriority="9" w:unhideWhenUsed="1" w:qFormat="1"/>
+    <w:lsdException w:name="heading 2" w:uiPriority="9" w:semiHidden="1" w:unhideWhenUsed="1" w:qFormat="1"/>
+    <w:lsdException w:name="heading 3" w:uiPriority="9" w:semiHidden="1" w:unhideWhenUsed="1" w:qFormat="1"/>
+    <w:lsdException w:name="heading 4" w:uiPriority="9" w:semiHidden="1" w:unhideWhenUsed="1" w:qFormat="1"/>
+    <w:lsdException w:name="heading 5" w:uiPriority="9" w:semiHidden="1" w:unhideWhenUsed="1" w:qFormat="1"/>
+    <w:lsdException w:name="heading 6" w:uiPriority="9" w:semiHidden="1" w:unhideWhenUsed="1" w:qFormat="1"/>
+    <w:lsdException w:name="heading 7" w:uiPriority="9" w:semiHidden="1" w:unhideWhenUsed="1" w:qFormat="1"/>
+    <w:lsdException w:name="heading 8" w:uiPriority="9" w:semiHidden="1" w:unhideWhenUsed="1" w:qFormat="1"/>
+    <w:lsdException w:name="heading 9" w:uiPriority="9" w:semiHidden="1" w:unhideWhenUsed="1" w:qFormat="1"/>
     <w:lsdException w:name="index 1" w:semiHidden="1" w:unhideWhenUsed="1"/>
     <w:lsdException w:name="index 2" w:semiHidden="1" w:unhideWhenUsed="1"/>
     <w:lsdException w:name="index 3" w:semiHidden="1" w:unhideWhenUsed="1"/>
@@ -11652,22 +11767,22 @@
     <w:lsdException w:name="index 7" w:semiHidden="1" w:unhideWhenUsed="1"/>
     <w:lsdException w:name="index 8" w:semiHidden="1" w:unhideWhenUsed="1"/>
     <w:lsdException w:name="index 9" w:semiHidden="1" w:unhideWhenUsed="1"/>
-    <w:lsdException w:name="toc 1" w:semiHidden="1" w:uiPriority="39" w:unhideWhenUsed="1"/>
-    <w:lsdException w:name="toc 2" w:semiHidden="1" w:uiPriority="39" w:unhideWhenUsed="1"/>
-    <w:lsdException w:name="toc 3" w:semiHidden="1" w:uiPriority="39" w:unhideWhenUsed="1"/>
-    <w:lsdException w:name="toc 4" w:semiHidden="1" w:uiPriority="39" w:unhideWhenUsed="1"/>
-    <w:lsdException w:name="toc 5" w:semiHidden="1" w:uiPriority="39" w:unhideWhenUsed="1"/>
-    <w:lsdException w:name="toc 6" w:semiHidden="1" w:uiPriority="39" w:unhideWhenUsed="1"/>
-    <w:lsdException w:name="toc 7" w:semiHidden="1" w:uiPriority="39" w:unhideWhenUsed="1"/>
-    <w:lsdException w:name="toc 8" w:semiHidden="1" w:uiPriority="39" w:unhideWhenUsed="1"/>
-    <w:lsdException w:name="toc 9" w:semiHidden="1" w:uiPriority="39" w:unhideWhenUsed="1"/>
+    <w:lsdException w:name="toc 1" w:uiPriority="39" w:semiHidden="1" w:unhideWhenUsed="1"/>
+    <w:lsdException w:name="toc 2" w:uiPriority="39" w:semiHidden="1" w:unhideWhenUsed="1"/>
+    <w:lsdException w:name="toc 3" w:uiPriority="39" w:semiHidden="1" w:unhideWhenUsed="1"/>
+    <w:lsdException w:name="toc 4" w:uiPriority="39" w:semiHidden="1" w:unhideWhenUsed="1"/>
+    <w:lsdException w:name="toc 5" w:uiPriority="39" w:semiHidden="1" w:unhideWhenUsed="1"/>
+    <w:lsdException w:name="toc 6" w:uiPriority="39" w:semiHidden="1" w:unhideWhenUsed="1"/>
+    <w:lsdException w:name="toc 7" w:uiPriority="39" w:semiHidden="1" w:unhideWhenUsed="1"/>
+    <w:lsdException w:name="toc 8" w:uiPriority="39" w:semiHidden="1" w:unhideWhenUsed="1"/>
+    <w:lsdException w:name="toc 9" w:uiPriority="39" w:semiHidden="1" w:unhideWhenUsed="1"/>
     <w:lsdException w:name="Normal Indent" w:semiHidden="1" w:unhideWhenUsed="1"/>
     <w:lsdException w:name="footnote text" w:semiHidden="1" w:unhideWhenUsed="1"/>
     <w:lsdException w:name="annotation text" w:semiHidden="1" w:unhideWhenUsed="1"/>
     <w:lsdException w:name="header" w:semiHidden="1" w:unhideWhenUsed="1"/>
     <w:lsdException w:name="footer" w:semiHidden="1" w:unhideWhenUsed="1"/>
     <w:lsdException w:name="index heading" w:semiHidden="1" w:unhideWhenUsed="1"/>
-    <w:lsdException w:name="caption" w:semiHidden="1" w:uiPriority="35" w:unhideWhenUsed="1" w:qFormat="1"/>
+    <w:lsdException w:name="caption" w:uiPriority="35" w:semiHidden="1" w:unhideWhenUsed="1" w:qFormat="1"/>
     <w:lsdException w:name="table of figures" w:semiHidden="1" w:unhideWhenUsed="1"/>
     <w:lsdException w:name="envelope address" w:semiHidden="1" w:unhideWhenUsed="1"/>
     <w:lsdException w:name="envelope return" w:semiHidden="1" w:unhideWhenUsed="1"/>
@@ -11698,7 +11813,7 @@
     <w:lsdException w:name="Title" w:uiPriority="10" w:qFormat="1"/>
     <w:lsdException w:name="Closing" w:semiHidden="1" w:unhideWhenUsed="1"/>
     <w:lsdException w:name="Signature" w:semiHidden="1" w:unhideWhenUsed="1"/>
-    <w:lsdException w:name="Default Paragraph Font" w:semiHidden="1" w:uiPriority="1" w:unhideWhenUsed="1"/>
+    <w:lsdException w:name="Default Paragraph Font" w:uiPriority="1" w:semiHidden="1" w:unhideWhenUsed="1"/>
     <w:lsdException w:name="Body Text" w:semiHidden="1" w:unhideWhenUsed="1"/>
     <w:lsdException w:name="Body Text Indent" w:semiHidden="1" w:unhideWhenUsed="1"/>
     <w:lsdException w:name="List Continue" w:semiHidden="1" w:unhideWhenUsed="1"/>
@@ -11898,8 +12013,8 @@
     <w:lsdException w:name="Subtle Reference" w:uiPriority="31" w:qFormat="1"/>
     <w:lsdException w:name="Intense Reference" w:uiPriority="32" w:qFormat="1"/>
     <w:lsdException w:name="Book Title" w:uiPriority="33" w:qFormat="1"/>
-    <w:lsdException w:name="Bibliography" w:semiHidden="1" w:uiPriority="37" w:unhideWhenUsed="1"/>
-    <w:lsdException w:name="TOC Heading" w:semiHidden="1" w:uiPriority="39" w:unhideWhenUsed="1" w:qFormat="1"/>
+    <w:lsdException w:name="Bibliography" w:uiPriority="37" w:semiHidden="1" w:unhideWhenUsed="1"/>
+    <w:lsdException w:name="TOC Heading" w:uiPriority="39" w:semiHidden="1" w:unhideWhenUsed="1" w:qFormat="1"/>
     <w:lsdException w:name="Plain Table 1" w:uiPriority="41"/>
     <w:lsdException w:name="Plain Table 2" w:uiPriority="42"/>
     <w:lsdException w:name="Plain Table 3" w:uiPriority="43"/>
@@ -12010,7 +12125,7 @@
     <w:lsdException w:name="Unresolved Mention" w:semiHidden="1" w:unhideWhenUsed="1"/>
     <w:lsdException w:name="Smart Link" w:semiHidden="1" w:unhideWhenUsed="1"/>
   </w:latentStyles>
-  <w:style w:type="paragraph" w:default="1" w:styleId="Normal">
+  <w:style w:type="paragraph" w:styleId="Normal" w:default="1">
     <w:name w:val="Normal"/>
     <w:qFormat/>
   </w:style>
@@ -12127,13 +12242,13 @@
       <w:color w:val="666666"/>
     </w:rPr>
   </w:style>
-  <w:style w:type="character" w:default="1" w:styleId="Fuentedeprrafopredeter">
+  <w:style w:type="character" w:styleId="Fuentedeprrafopredeter" w:default="1">
     <w:name w:val="Default Paragraph Font"/>
     <w:uiPriority w:val="1"/>
     <w:semiHidden/>
     <w:unhideWhenUsed/>
   </w:style>
-  <w:style w:type="table" w:default="1" w:styleId="Tablanormal">
+  <w:style w:type="table" w:styleId="Tablanormal" w:default="1">
     <w:name w:val="Normal Table"/>
     <w:uiPriority w:val="99"/>
     <w:semiHidden/>
@@ -12148,13 +12263,13 @@
       </w:tblCellMar>
     </w:tblPr>
   </w:style>
-  <w:style w:type="numbering" w:default="1" w:styleId="Sinlista">
+  <w:style w:type="numbering" w:styleId="Sinlista" w:default="1">
     <w:name w:val="No List"/>
     <w:uiPriority w:val="99"/>
     <w:semiHidden/>
     <w:unhideWhenUsed/>
   </w:style>
-  <w:style w:type="table" w:customStyle="1" w:styleId="TableNormal">
+  <w:style w:type="table" w:styleId="TableNormal" w:customStyle="1">
     <w:name w:val="Table Normal"/>
     <w:tblPr>
       <w:tblCellMar>
@@ -12198,7 +12313,7 @@
       <w:szCs w:val="30"/>
     </w:rPr>
   </w:style>
-  <w:style w:type="table" w:customStyle="1" w:styleId="a">
+  <w:style w:type="table" w:styleId="a" w:customStyle="1">
     <w:basedOn w:val="TableNormal"/>
     <w:pPr>
       <w:spacing w:line="240" w:lineRule="auto"/>
@@ -12221,7 +12336,7 @@
       <w:tblPr/>
       <w:tcPr>
         <w:tcBorders>
-          <w:bottom w:val="single" w:sz="12" w:space="0" w:color="F4B083"/>
+          <w:bottom w:val="single" w:color="F4B083" w:sz="12" w:space="0"/>
         </w:tcBorders>
       </w:tcPr>
     </w:tblStylePr>
@@ -12232,7 +12347,7 @@
       <w:tblPr/>
       <w:tcPr>
         <w:tcBorders>
-          <w:top w:val="single" w:sz="4" w:space="0" w:color="F4B083"/>
+          <w:top w:val="single" w:color="F4B083" w:sz="4" w:space="0"/>
         </w:tcBorders>
       </w:tcPr>
     </w:tblStylePr>
@@ -12259,7 +12374,7 @@
       </w:tcPr>
     </w:tblStylePr>
   </w:style>
-  <w:style w:type="table" w:customStyle="1" w:styleId="a0">
+  <w:style w:type="table" w:styleId="a0" w:customStyle="1">
     <w:basedOn w:val="TableNormal"/>
     <w:tblPr>
       <w:tblStyleRowBandSize w:val="1"/>
@@ -12289,7 +12404,7 @@
       <w:szCs w:val="18"/>
     </w:rPr>
   </w:style>
-  <w:style w:type="character" w:customStyle="1" w:styleId="TextodegloboCar">
+  <w:style w:type="character" w:styleId="TextodegloboCar" w:customStyle="1">
     <w:name w:val="Texto de globo Car"/>
     <w:basedOn w:val="Fuentedeprrafopredeter"/>
     <w:link w:val="Textodeglobo"/>
@@ -12317,7 +12432,7 @@
       <w:spacing w:line="240" w:lineRule="auto"/>
     </w:pPr>
   </w:style>
-  <w:style w:type="character" w:customStyle="1" w:styleId="EncabezadoCar">
+  <w:style w:type="character" w:styleId="EncabezadoCar" w:customStyle="1">
     <w:name w:val="Encabezado Car"/>
     <w:basedOn w:val="Fuentedeprrafopredeter"/>
     <w:link w:val="Encabezado"/>
@@ -12339,7 +12454,7 @@
       <w:spacing w:line="240" w:lineRule="auto"/>
     </w:pPr>
   </w:style>
-  <w:style w:type="character" w:customStyle="1" w:styleId="PiedepginaCar">
+  <w:style w:type="character" w:styleId="PiedepginaCar" w:customStyle="1">
     <w:name w:val="Pie de página Car"/>
     <w:basedOn w:val="Fuentedeprrafopredeter"/>
     <w:link w:val="Piedepgina"/>
